--- a/docu/documentation_mma25b_bachmann_ottiger.docx
+++ b/docu/documentation_mma25b_bachmann_ottiger.docx
@@ -82,7 +82,13 @@
     <w:sdt>
       <w:sdtPr>
         <w:rPr>
-          <w:lang w:val="de-DE"/>
+          <w:rFonts w:asciiTheme="minorHAnsi" w:eastAsiaTheme="minorHAnsi" w:hAnsiTheme="minorHAnsi" w:cstheme="minorBidi"/>
+          <w:color w:val="auto"/>
+          <w:kern w:val="2"/>
+          <w:sz w:val="24"/>
+          <w:szCs w:val="24"/>
+          <w:lang w:val="de-DE" w:eastAsia="en-US"/>
+          <w14:ligatures w14:val="standardContextual"/>
         </w:rPr>
         <w:id w:val="536552584"/>
         <w:docPartObj>
@@ -92,15 +98,8 @@
       </w:sdtPr>
       <w:sdtEndPr>
         <w:rPr>
-          <w:rFonts w:asciiTheme="minorHAnsi" w:eastAsiaTheme="minorHAnsi" w:hAnsiTheme="minorHAnsi" w:cstheme="minorBidi"/>
           <w:b/>
           <w:bCs/>
-          <w:color w:val="auto"/>
-          <w:kern w:val="2"/>
-          <w:sz w:val="24"/>
-          <w:szCs w:val="24"/>
-          <w:lang w:eastAsia="en-US"/>
-          <w14:ligatures w14:val="standardContextual"/>
         </w:rPr>
       </w:sdtEndPr>
       <w:sdtContent>
@@ -900,7 +899,35 @@
         <w:rPr>
           <w:lang w:val="de-DE" w:eastAsia="de-DE"/>
         </w:rPr>
-        <w:t>Wir erstellten eine Home seite, zusätzlich eine Flavor seite und unsere Kontaktdaten.</w:t>
+        <w:t xml:space="preserve">Wir erstellten eine Home </w:t>
+      </w:r>
+      <w:proofErr w:type="spellStart"/>
+      <w:r>
+        <w:rPr>
+          <w:lang w:val="de-DE" w:eastAsia="de-DE"/>
+        </w:rPr>
+        <w:t>seite</w:t>
+      </w:r>
+      <w:proofErr w:type="spellEnd"/>
+      <w:r>
+        <w:rPr>
+          <w:lang w:val="de-DE" w:eastAsia="de-DE"/>
+        </w:rPr>
+        <w:t xml:space="preserve">, zusätzlich eine Flavor </w:t>
+      </w:r>
+      <w:proofErr w:type="spellStart"/>
+      <w:r>
+        <w:rPr>
+          <w:lang w:val="de-DE" w:eastAsia="de-DE"/>
+        </w:rPr>
+        <w:t>seite</w:t>
+      </w:r>
+      <w:proofErr w:type="spellEnd"/>
+      <w:r>
+        <w:rPr>
+          <w:lang w:val="de-DE" w:eastAsia="de-DE"/>
+        </w:rPr>
+        <w:t xml:space="preserve"> und unsere Kontaktdaten.</w:t>
       </w:r>
     </w:p>
     <w:p>
@@ -930,7 +957,20 @@
         <w:rPr>
           <w:lang w:val="de-DE" w:eastAsia="de-DE"/>
         </w:rPr>
-        <w:t xml:space="preserve">Unser eigenes CSS banden wir in Zeile 10 ein. </w:t>
+        <w:t xml:space="preserve">Unser eigenes CSS banden wir in </w:t>
+      </w:r>
+      <w:r>
+        <w:rPr>
+          <w:highlight w:val="yellow"/>
+          <w:lang w:val="de-DE" w:eastAsia="de-DE"/>
+        </w:rPr>
+        <w:t>Zeile</w:t>
+      </w:r>
+      <w:r>
+        <w:rPr>
+          <w:lang w:val="de-DE" w:eastAsia="de-DE"/>
+        </w:rPr>
+        <w:t xml:space="preserve"> 10 ein. </w:t>
       </w:r>
     </w:p>
     <w:p>
@@ -969,7 +1009,16 @@
         </w:r>
       </w:hyperlink>
       <w:r>
-        <w:t xml:space="preserve"> verknüpften wir auf Zeile 8.</w:t>
+        <w:t xml:space="preserve"> verknüpften wir auf </w:t>
+      </w:r>
+      <w:r>
+        <w:rPr>
+          <w:highlight w:val="yellow"/>
+        </w:rPr>
+        <w:t>Zeile</w:t>
+      </w:r>
+      <w:r>
+        <w:t xml:space="preserve"> 8.</w:t>
       </w:r>
     </w:p>
     <w:p/>
@@ -1023,6 +1072,7 @@
       </w:r>
       <w:r>
         <w:rPr>
+          <w:highlight w:val="yellow"/>
           <w:lang w:val="de-DE" w:eastAsia="de-DE"/>
         </w:rPr>
         <w:t xml:space="preserve">Zeile </w:t>
@@ -1047,25 +1097,48 @@
         <w:rPr>
           <w:lang w:val="de-DE" w:eastAsia="de-DE"/>
         </w:rPr>
-        <w:t>Desktop mit drei Spalten (zwei unterschiedliche Spaltenbreiten</w:t>
-      </w:r>
-      <w:r>
-        <w:rPr>
-          <w:lang w:val="de-DE" w:eastAsia="de-DE"/>
-        </w:rPr>
-        <w:t>):</w:t>
+        <w:t xml:space="preserve">Desktop mit drei Spalten </w:t>
+      </w:r>
+      <w:r>
+        <w:rPr>
+          <w:sz w:val="20"/>
+          <w:szCs w:val="20"/>
+          <w:lang w:val="de-DE" w:eastAsia="de-DE"/>
+        </w:rPr>
+        <w:t>(zwei unterschiedliche Spaltenbreiten</w:t>
+      </w:r>
+      <w:r>
+        <w:rPr>
+          <w:sz w:val="20"/>
+          <w:szCs w:val="20"/>
+          <w:lang w:val="de-DE" w:eastAsia="de-DE"/>
+        </w:rPr>
+        <w:t>)</w:t>
+      </w:r>
+      <w:r>
+        <w:rPr>
+          <w:lang w:val="de-DE" w:eastAsia="de-DE"/>
+        </w:rPr>
+        <w:t>:</w:t>
       </w:r>
       <w:r>
         <w:rPr>
           <w:lang w:val="de-DE" w:eastAsia="de-DE"/>
         </w:rPr>
         <w:tab/>
-      </w:r>
-      <w:r>
-        <w:rPr>
-          <w:lang w:val="de-DE" w:eastAsia="de-DE"/>
-        </w:rPr>
-        <w:t>Sheet _ Zeile _</w:t>
+        <w:t>Sheet</w:t>
+      </w:r>
+      <w:r>
+        <w:rPr>
+          <w:lang w:val="de-DE" w:eastAsia="de-DE"/>
+        </w:rPr>
+        <w:t xml:space="preserve"> contact.html</w:t>
+      </w:r>
+      <w:r>
+        <w:rPr>
+          <w:lang w:val="de-DE" w:eastAsia="de-DE"/>
+        </w:rPr>
+        <w:t xml:space="preserve"> </w:t>
       </w:r>
     </w:p>
     <w:p>
@@ -1081,19 +1154,71 @@
         <w:rPr>
           <w:lang w:val="de-DE" w:eastAsia="de-DE"/>
         </w:rPr>
-        <w:t>Desktiop mit vier Spalten, Tablet mit zwei Spalten:</w:t>
-      </w:r>
-      <w:r>
-        <w:rPr>
-          <w:lang w:val="de-DE" w:eastAsia="de-DE"/>
-        </w:rPr>
         <w:tab/>
       </w:r>
       <w:r>
         <w:rPr>
-          <w:lang w:val="de-DE" w:eastAsia="de-DE"/>
-        </w:rPr>
-        <w:t>Sheet _ Zeile _</w:t>
+          <w:highlight w:val="yellow"/>
+          <w:lang w:val="de-DE" w:eastAsia="de-DE"/>
+        </w:rPr>
+        <w:t>Zeile</w:t>
+      </w:r>
+      <w:r>
+        <w:rPr>
+          <w:highlight w:val="yellow"/>
+          <w:lang w:val="de-DE" w:eastAsia="de-DE"/>
+        </w:rPr>
+        <w:t>n</w:t>
+      </w:r>
+      <w:r>
+        <w:rPr>
+          <w:lang w:val="de-DE" w:eastAsia="de-DE"/>
+        </w:rPr>
+        <w:t xml:space="preserve"> 37, 48 &amp; 64</w:t>
+      </w:r>
+    </w:p>
+    <w:p>
+      <w:pPr>
+        <w:tabs>
+          <w:tab w:val="right" w:pos="8931"/>
+        </w:tabs>
+        <w:rPr>
+          <w:lang w:val="de-DE" w:eastAsia="de-DE"/>
+        </w:rPr>
+      </w:pPr>
+      <w:proofErr w:type="spellStart"/>
+      <w:r>
+        <w:rPr>
+          <w:lang w:val="de-DE" w:eastAsia="de-DE"/>
+        </w:rPr>
+        <w:t>Desktiop</w:t>
+      </w:r>
+      <w:proofErr w:type="spellEnd"/>
+      <w:r>
+        <w:rPr>
+          <w:lang w:val="de-DE" w:eastAsia="de-DE"/>
+        </w:rPr>
+        <w:t xml:space="preserve"> mit vier Spalten, Tablet mit zwei Spalten:</w:t>
+      </w:r>
+      <w:r>
+        <w:rPr>
+          <w:lang w:val="de-DE" w:eastAsia="de-DE"/>
+        </w:rPr>
+        <w:tab/>
+        <w:t xml:space="preserve">Sheet _ </w:t>
+      </w:r>
+      <w:r>
+        <w:rPr>
+          <w:highlight w:val="yellow"/>
+          <w:lang w:val="de-DE" w:eastAsia="de-DE"/>
+        </w:rPr>
+        <w:t xml:space="preserve">Zeile </w:t>
+      </w:r>
+      <w:r>
+        <w:rPr>
+          <w:lang w:val="de-DE" w:eastAsia="de-DE"/>
+        </w:rPr>
+        <w:t>_</w:t>
       </w:r>
     </w:p>
     <w:p>
@@ -1107,17 +1232,19 @@
       <w:pPr>
         <w:pStyle w:val="berschrift3"/>
         <w:rPr>
-          <w:lang w:val="de-DE" w:eastAsia="de-DE"/>
+          <w:lang w:val="en-US" w:eastAsia="de-DE"/>
         </w:rPr>
       </w:pPr>
       <w:bookmarkStart w:id="5" w:name="_Toc229952182"/>
-      <w:r>
-        <w:rPr>
-          <w:lang w:val="de-DE" w:eastAsia="de-DE"/>
+      <w:proofErr w:type="spellStart"/>
+      <w:r>
+        <w:rPr>
+          <w:lang w:val="en-US" w:eastAsia="de-DE"/>
         </w:rPr>
         <w:t>Elemente</w:t>
       </w:r>
       <w:bookmarkEnd w:id="5"/>
+      <w:proofErr w:type="spellEnd"/>
     </w:p>
     <w:p>
       <w:pPr>
@@ -1133,19 +1260,20 @@
         <w:rPr>
           <w:lang w:val="en-US" w:eastAsia="de-DE"/>
         </w:rPr>
-        <w:t>C</w:t>
+        <w:t>Card:</w:t>
       </w:r>
       <w:r>
         <w:rPr>
           <w:lang w:val="en-US" w:eastAsia="de-DE"/>
         </w:rPr>
-        <w:t>ard</w:t>
+        <w:tab/>
+        <w:t xml:space="preserve">Sheet </w:t>
       </w:r>
       <w:r>
         <w:rPr>
           <w:lang w:val="en-US" w:eastAsia="de-DE"/>
         </w:rPr>
-        <w:t>:</w:t>
+        <w:t>contact.html</w:t>
       </w:r>
       <w:r>
         <w:rPr>
@@ -1155,33 +1283,16 @@
       </w:r>
       <w:r>
         <w:rPr>
+          <w:highlight w:val="yellow"/>
           <w:lang w:val="en-US" w:eastAsia="de-DE"/>
         </w:rPr>
-        <w:t xml:space="preserve">Sheet </w:t>
+        <w:t xml:space="preserve">Zeilen </w:t>
       </w:r>
       <w:r>
         <w:rPr>
           <w:lang w:val="en-US" w:eastAsia="de-DE"/>
         </w:rPr>
-        <w:t>contact.html</w:t>
-      </w:r>
-      <w:r>
-        <w:rPr>
-          <w:lang w:val="en-US" w:eastAsia="de-DE"/>
-        </w:rPr>
-        <w:tab/>
-      </w:r>
-      <w:r>
-        <w:rPr>
-          <w:lang w:val="en-US" w:eastAsia="de-DE"/>
-        </w:rPr>
-        <w:t>Zeile</w:t>
-      </w:r>
-      <w:r>
-        <w:rPr>
-          <w:lang w:val="en-US" w:eastAsia="de-DE"/>
-        </w:rPr>
-        <w:t>n 39 und 69</w:t>
+        <w:t>39 und 69</w:t>
       </w:r>
     </w:p>
     <w:p>
@@ -1198,40 +1309,30 @@
         <w:rPr>
           <w:lang w:val="en-US" w:eastAsia="de-DE"/>
         </w:rPr>
-        <w:t>M</w:t>
+        <w:t>Modal window:</w:t>
       </w:r>
       <w:r>
         <w:rPr>
           <w:lang w:val="en-US" w:eastAsia="de-DE"/>
         </w:rPr>
-        <w:t>odal window:</w:t>
+        <w:tab/>
+        <w:t>Sheet</w:t>
       </w:r>
       <w:r>
         <w:rPr>
           <w:lang w:val="en-US" w:eastAsia="de-DE"/>
         </w:rPr>
+        <w:t xml:space="preserve"> </w:t>
+      </w:r>
+      <w:r>
+        <w:rPr>
+          <w:lang w:val="en-US" w:eastAsia="de-DE"/>
+        </w:rPr>
         <w:tab/>
       </w:r>
       <w:r>
         <w:rPr>
-          <w:lang w:val="en-US" w:eastAsia="de-DE"/>
-        </w:rPr>
-        <w:t>Sheet</w:t>
-      </w:r>
-      <w:r>
-        <w:rPr>
-          <w:lang w:val="en-US" w:eastAsia="de-DE"/>
-        </w:rPr>
-        <w:t xml:space="preserve"> </w:t>
-      </w:r>
-      <w:r>
-        <w:rPr>
-          <w:lang w:val="en-US" w:eastAsia="de-DE"/>
-        </w:rPr>
-        <w:tab/>
-      </w:r>
-      <w:r>
-        <w:rPr>
+          <w:highlight w:val="yellow"/>
           <w:lang w:val="en-US" w:eastAsia="de-DE"/>
         </w:rPr>
         <w:t>Zeile</w:t>
@@ -1251,13 +1352,7 @@
         <w:rPr>
           <w:lang w:val="en-US" w:eastAsia="de-DE"/>
         </w:rPr>
-        <w:t>A</w:t>
-      </w:r>
-      <w:r>
-        <w:rPr>
-          <w:lang w:val="en-US" w:eastAsia="de-DE"/>
-        </w:rPr>
-        <w:t>ccordion:</w:t>
+        <w:t>Accordion:</w:t>
       </w:r>
       <w:r>
         <w:rPr>
@@ -1274,9 +1369,16 @@
       </w:r>
       <w:r>
         <w:rPr>
+          <w:highlight w:val="yellow"/>
           <w:lang w:val="en-US" w:eastAsia="de-DE"/>
         </w:rPr>
-        <w:t>Zeile 105</w:t>
+        <w:t xml:space="preserve">Zeile </w:t>
+      </w:r>
+      <w:r>
+        <w:rPr>
+          <w:lang w:val="en-US" w:eastAsia="de-DE"/>
+        </w:rPr>
+        <w:t>105</w:t>
       </w:r>
     </w:p>
     <w:p>
@@ -1286,44 +1388,81 @@
           <w:tab w:val="left" w:pos="6237"/>
         </w:tabs>
         <w:rPr>
+          <w:sz w:val="20"/>
+          <w:szCs w:val="20"/>
           <w:lang w:eastAsia="de-DE"/>
         </w:rPr>
       </w:pPr>
       <w:r>
         <w:rPr>
-          <w:lang w:val="de-DE" w:eastAsia="de-DE"/>
-        </w:rPr>
-        <w:t>Bild auf dem Text steht</w:t>
-      </w:r>
-      <w:r>
-        <w:rPr>
-          <w:lang w:val="de-DE" w:eastAsia="de-DE"/>
-        </w:rPr>
-        <w:t>:</w:t>
-      </w:r>
-      <w:r>
-        <w:rPr>
-          <w:lang w:val="de-DE" w:eastAsia="de-DE"/>
-        </w:rPr>
-        <w:tab/>
-      </w:r>
-      <w:r>
-        <w:rPr>
+          <w:sz w:val="20"/>
+          <w:szCs w:val="20"/>
           <w:lang w:eastAsia="de-DE"/>
         </w:rPr>
-        <w:t xml:space="preserve">Sheet </w:t>
-      </w:r>
-      <w:r>
-        <w:rPr>
+        <w:t xml:space="preserve">Beim </w:t>
+      </w:r>
+      <w:proofErr w:type="spellStart"/>
+      <w:r>
+        <w:rPr>
+          <w:sz w:val="20"/>
+          <w:szCs w:val="20"/>
           <w:lang w:eastAsia="de-DE"/>
         </w:rPr>
-        <w:tab/>
-      </w:r>
-      <w:r>
-        <w:rPr>
+        <w:t>Accordion</w:t>
+      </w:r>
+      <w:proofErr w:type="spellEnd"/>
+      <w:r>
+        <w:rPr>
+          <w:sz w:val="20"/>
+          <w:szCs w:val="20"/>
           <w:lang w:eastAsia="de-DE"/>
         </w:rPr>
-        <w:t>Zeile</w:t>
+        <w:t xml:space="preserve"> erstellten wird das Java</w:t>
+      </w:r>
+      <w:r>
+        <w:rPr>
+          <w:sz w:val="20"/>
+          <w:szCs w:val="20"/>
+          <w:lang w:eastAsia="de-DE"/>
+        </w:rPr>
+        <w:t xml:space="preserve"> </w:t>
+      </w:r>
+      <w:proofErr w:type="spellStart"/>
+      <w:r>
+        <w:rPr>
+          <w:sz w:val="20"/>
+          <w:szCs w:val="20"/>
+          <w:lang w:eastAsia="de-DE"/>
+        </w:rPr>
+        <w:t>Script</w:t>
+      </w:r>
+      <w:proofErr w:type="spellEnd"/>
+      <w:r>
+        <w:rPr>
+          <w:sz w:val="20"/>
+          <w:szCs w:val="20"/>
+          <w:lang w:eastAsia="de-DE"/>
+        </w:rPr>
+        <w:t xml:space="preserve"> mit </w:t>
+      </w:r>
+      <w:hyperlink r:id="rId10" w:history="1">
+        <w:r>
+          <w:rPr>
+            <w:rStyle w:val="Hyperlink"/>
+            <w:sz w:val="20"/>
+            <w:szCs w:val="20"/>
+            <w:lang w:eastAsia="de-DE"/>
+          </w:rPr>
+          <w:t>Gemini</w:t>
+        </w:r>
+      </w:hyperlink>
+      <w:r>
+        <w:rPr>
+          <w:sz w:val="20"/>
+          <w:szCs w:val="20"/>
+          <w:lang w:eastAsia="de-DE"/>
+        </w:rPr>
+        <w:t>.</w:t>
       </w:r>
     </w:p>
     <w:p>
@@ -1333,7 +1472,55 @@
           <w:tab w:val="left" w:pos="6237"/>
         </w:tabs>
         <w:rPr>
-          <w:lang w:val="de-DE" w:eastAsia="de-DE"/>
+          <w:lang w:eastAsia="de-DE"/>
+        </w:rPr>
+      </w:pPr>
+      <w:r>
+        <w:rPr>
+          <w:lang w:val="de-DE" w:eastAsia="de-DE"/>
+        </w:rPr>
+        <w:t>Bild auf dem Text steht</w:t>
+      </w:r>
+      <w:r>
+        <w:rPr>
+          <w:lang w:val="de-DE" w:eastAsia="de-DE"/>
+        </w:rPr>
+        <w:t>:</w:t>
+      </w:r>
+      <w:r>
+        <w:rPr>
+          <w:lang w:val="de-DE" w:eastAsia="de-DE"/>
+        </w:rPr>
+        <w:tab/>
+      </w:r>
+      <w:r>
+        <w:rPr>
+          <w:lang w:eastAsia="de-DE"/>
+        </w:rPr>
+        <w:t xml:space="preserve">Sheet </w:t>
+      </w:r>
+      <w:r>
+        <w:rPr>
+          <w:lang w:eastAsia="de-DE"/>
+        </w:rPr>
+        <w:tab/>
+      </w:r>
+      <w:r>
+        <w:rPr>
+          <w:highlight w:val="yellow"/>
+          <w:lang w:eastAsia="de-DE"/>
+        </w:rPr>
+        <w:t>Zeile</w:t>
+      </w:r>
+    </w:p>
+    <w:p>
+      <w:pPr>
+        <w:tabs>
+          <w:tab w:val="left" w:pos="3686"/>
+          <w:tab w:val="left" w:pos="6237"/>
+        </w:tabs>
+        <w:rPr>
+          <w:lang w:eastAsia="de-DE"/>
         </w:rPr>
       </w:pPr>
       <w:r>
@@ -1362,117 +1549,181 @@
       </w:r>
       <w:r>
         <w:rPr>
-          <w:lang w:val="en-US" w:eastAsia="de-DE"/>
+          <w:lang w:eastAsia="de-DE"/>
         </w:rPr>
         <w:t xml:space="preserve">Sheet </w:t>
       </w:r>
       <w:r>
         <w:rPr>
-          <w:lang w:val="en-US" w:eastAsia="de-DE"/>
+          <w:lang w:eastAsia="de-DE"/>
         </w:rPr>
         <w:t>contact.html</w:t>
       </w:r>
       <w:r>
         <w:rPr>
-          <w:lang w:val="en-US" w:eastAsia="de-DE"/>
+          <w:lang w:eastAsia="de-DE"/>
         </w:rPr>
         <w:tab/>
       </w:r>
       <w:r>
         <w:rPr>
-          <w:lang w:val="en-US" w:eastAsia="de-DE"/>
+          <w:highlight w:val="yellow"/>
+          <w:lang w:eastAsia="de-DE"/>
+        </w:rPr>
+        <w:t xml:space="preserve">Zeile </w:t>
+      </w:r>
+      <w:r>
+        <w:rPr>
+          <w:lang w:eastAsia="de-DE"/>
+        </w:rPr>
+        <w:t>60</w:t>
+      </w:r>
+      <w:bookmarkStart w:id="6" w:name="_Toc229952183"/>
+    </w:p>
+    <w:p>
+      <w:pPr>
+        <w:tabs>
+          <w:tab w:val="left" w:pos="3686"/>
+          <w:tab w:val="left" w:pos="6237"/>
+        </w:tabs>
+        <w:rPr>
+          <w:lang w:eastAsia="de-DE"/>
+        </w:rPr>
+      </w:pPr>
+    </w:p>
+    <w:p>
+      <w:pPr>
+        <w:pStyle w:val="berschrift3"/>
+      </w:pPr>
+      <w:r>
+        <w:t>Multimedia Inhalte</w:t>
+      </w:r>
+      <w:bookmarkStart w:id="7" w:name="_Toc229952184"/>
+      <w:bookmarkEnd w:id="6"/>
+    </w:p>
+    <w:p>
+      <w:r>
+        <w:t xml:space="preserve">Das Video integrierten wir auf dem Sheet index.html auf der </w:t>
+      </w:r>
+      <w:r>
+        <w:rPr>
+          <w:highlight w:val="yellow"/>
         </w:rPr>
         <w:t>Zeile</w:t>
       </w:r>
       <w:r>
-        <w:rPr>
-          <w:lang w:val="en-US" w:eastAsia="de-DE"/>
-        </w:rPr>
-        <w:t xml:space="preserve"> </w:t>
-      </w:r>
-      <w:r>
-        <w:rPr>
-          <w:lang w:val="en-US" w:eastAsia="de-DE"/>
-        </w:rPr>
-        <w:t>60</w:t>
-      </w:r>
-      <w:r>
-        <w:rPr>
-          <w:lang w:val="en-US" w:eastAsia="de-DE"/>
-        </w:rPr>
-        <w:tab/>
-      </w:r>
-    </w:p>
-    <w:p>
-      <w:pPr>
-        <w:pStyle w:val="berschrift1"/>
-      </w:pPr>
-      <w:bookmarkStart w:id="6" w:name="_Toc229952183"/>
+        <w:t xml:space="preserve"> 38</w:t>
+      </w:r>
+    </w:p>
+    <w:p/>
+    <w:p>
+      <w:pPr>
+        <w:pStyle w:val="berschrift3"/>
+      </w:pPr>
+      <w:r>
+        <w:t>Struktur</w:t>
+      </w:r>
+      <w:bookmarkStart w:id="8" w:name="_Toc229952185"/>
+      <w:bookmarkEnd w:id="7"/>
+    </w:p>
+    <w:p>
+      <w:r>
+        <w:t>(Kommentare)</w:t>
+      </w:r>
+    </w:p>
+    <w:p>
+      <w:r>
+        <w:t xml:space="preserve">Den Titel und das Favicon befinden sich jeweils auf </w:t>
+      </w:r>
+      <w:r>
+        <w:rPr>
+          <w:highlight w:val="yellow"/>
+        </w:rPr>
+        <w:t>Zeile</w:t>
+      </w:r>
+      <w:r>
+        <w:t xml:space="preserve"> 11 und 13</w:t>
+      </w:r>
+    </w:p>
+    <w:p>
+      <w:r>
+        <w:t>Zusätzlich erstellten wir verschiedene Ordner für:</w:t>
+      </w:r>
+    </w:p>
+    <w:p>
+      <w:pPr>
+        <w:pStyle w:val="Listenabsatz"/>
+        <w:numPr>
+          <w:ilvl w:val="0"/>
+          <w:numId w:val="2"/>
+        </w:numPr>
+      </w:pPr>
+      <w:r>
+        <w:t>HTML</w:t>
+      </w:r>
+    </w:p>
+    <w:p>
+      <w:pPr>
+        <w:pStyle w:val="Listenabsatz"/>
+        <w:numPr>
+          <w:ilvl w:val="0"/>
+          <w:numId w:val="2"/>
+        </w:numPr>
+      </w:pPr>
+      <w:r>
+        <w:t>CSS</w:t>
+      </w:r>
+    </w:p>
+    <w:p>
+      <w:pPr>
+        <w:pStyle w:val="Listenabsatz"/>
+        <w:numPr>
+          <w:ilvl w:val="0"/>
+          <w:numId w:val="2"/>
+        </w:numPr>
+      </w:pPr>
+      <w:r>
+        <w:t>Images</w:t>
+      </w:r>
+    </w:p>
+    <w:p>
+      <w:pPr>
+        <w:pStyle w:val="Listenabsatz"/>
+        <w:numPr>
+          <w:ilvl w:val="0"/>
+          <w:numId w:val="2"/>
+        </w:numPr>
+      </w:pPr>
       <w:r>
         <w:lastRenderedPageBreak/>
-        <w:t>Multimedia Inhalte</w:t>
-      </w:r>
-      <w:bookmarkEnd w:id="6"/>
-    </w:p>
-    <w:p>
-      <w:pPr>
-        <w:rPr>
-          <w:lang w:val="de-DE" w:eastAsia="de-DE"/>
-        </w:rPr>
-      </w:pPr>
-    </w:p>
-    <w:p>
-      <w:pPr>
-        <w:pStyle w:val="berschrift1"/>
-      </w:pPr>
-      <w:bookmarkStart w:id="7" w:name="_Toc229952184"/>
-      <w:r>
-        <w:lastRenderedPageBreak/>
-        <w:t>Struktur</w:t>
-      </w:r>
-      <w:bookmarkEnd w:id="7"/>
-    </w:p>
-    <w:p>
-      <w:pPr>
-        <w:rPr>
-          <w:lang w:val="de-DE" w:eastAsia="de-DE"/>
-        </w:rPr>
-      </w:pPr>
-    </w:p>
-    <w:p>
-      <w:pPr>
-        <w:pStyle w:val="berschrift1"/>
-      </w:pPr>
-      <w:bookmarkStart w:id="8" w:name="_Toc229952185"/>
-      <w:r>
-        <w:lastRenderedPageBreak/>
+        <w:t>Videos</w:t>
+      </w:r>
+    </w:p>
+    <w:p/>
+    <w:p/>
+    <w:p>
+      <w:pPr>
+        <w:pStyle w:val="berschrift3"/>
+      </w:pPr>
+      <w:r>
         <w:t>Übergabehinweise</w:t>
       </w:r>
+      <w:bookmarkStart w:id="9" w:name="_Toc229952186"/>
       <w:bookmarkEnd w:id="8"/>
     </w:p>
-    <w:p>
-      <w:pPr>
-        <w:rPr>
-          <w:lang w:val="de-DE" w:eastAsia="de-DE"/>
-        </w:rPr>
-      </w:pPr>
-    </w:p>
-    <w:p>
-      <w:pPr>
-        <w:pStyle w:val="berschrift1"/>
-      </w:pPr>
-      <w:bookmarkStart w:id="9" w:name="_Toc229952186"/>
-      <w:r>
-        <w:rPr>
-          <w:lang w:val="de-CH"/>
-        </w:rPr>
-        <w:lastRenderedPageBreak/>
+    <w:p/>
+    <w:p>
+      <w:pPr>
+        <w:pStyle w:val="berschrift3"/>
+      </w:pPr>
+      <w:r>
         <w:t>Zukünftige Ausbaumöglichkeiten</w:t>
       </w:r>
       <w:bookmarkEnd w:id="9"/>
     </w:p>
+    <w:p/>
     <w:sectPr>
-      <w:footerReference w:type="default" r:id="rId10"/>
+      <w:footerReference w:type="default" r:id="rId11"/>
       <w:pgSz w:w="11906" w:h="16838"/>
       <w:pgMar w:top="1417" w:right="1417" w:bottom="1134" w:left="1417" w:header="708" w:footer="708" w:gutter="0"/>
       <w:pgNumType w:start="0"/>
@@ -1582,6 +1833,120 @@
 <file path=word/numbering.xml><?xml version="1.0" encoding="utf-8"?>
 <w:numbering xmlns:wpc="http://schemas.microsoft.com/office/word/2010/wordprocessingCanvas" xmlns:cx="http://schemas.microsoft.com/office/drawing/2014/chartex" xmlns:cx1="http://schemas.microsoft.com/office/drawing/2015/9/8/chartex" xmlns:cx2="http://schemas.microsoft.com/office/drawing/2015/10/21/chartex" xmlns:cx3="http://schemas.microsoft.com/office/drawing/2016/5/9/chartex" xmlns:cx4="http://schemas.microsoft.com/office/drawing/2016/5/10/chartex" xmlns:cx5="http://schemas.microsoft.com/office/drawing/2016/5/11/chartex" xmlns:cx6="http://schemas.microsoft.com/office/drawing/2016/5/12/chartex" xmlns:cx7="http://schemas.microsoft.com/office/drawing/2016/5/13/chartex" xmlns:cx8="http://schemas.microsoft.com/office/drawing/2016/5/14/chartex" xmlns:mc="http://schemas.openxmlformats.org/markup-compatibility/2006" xmlns:aink="http://schemas.microsoft.com/office/drawing/2016/ink" xmlns:am3d="http://schemas.microsoft.com/office/drawing/2017/model3d" xmlns:o="urn:schemas-microsoft-com:office:office" xmlns:oel="http://schemas.microsoft.com/office/2019/extlst" xmlns:r="http://schemas.openxmlformats.org/officeDocument/2006/relationships" xmlns:m="http://schemas.openxmlformats.org/officeDocument/2006/math" xmlns:v="urn:schemas-microsoft-com:vml" xmlns:wp14="http://schemas.microsoft.com/office/word/2010/wordprocessingDrawing" xmlns:wp="http://schemas.openxmlformats.org/drawingml/2006/wordprocessingDrawing" xmlns:w10="urn:schemas-microsoft-com:office:word" xmlns:w="http://schemas.openxmlformats.org/wordprocessingml/2006/main" xmlns:w14="http://schemas.microsoft.com/office/word/2010/wordml" xmlns:w15="http://schemas.microsoft.com/office/word/2012/wordml" xmlns:w16cex="http://schemas.microsoft.com/office/word/2018/wordml/cex" xmlns:w16cid="http://schemas.microsoft.com/office/word/2016/wordml/cid" xmlns:w16="http://schemas.microsoft.com/office/word/2018/wordml" xmlns:w16du="http://schemas.microsoft.com/office/word/2023/wordml/word16du" xmlns:w16sdtdh="http://schemas.microsoft.com/office/word/2020/wordml/sdtdatahash" xmlns:w16sdtfl="http://schemas.microsoft.com/office/word/2024/wordml/sdtformatlock" xmlns:w16se="http://schemas.microsoft.com/office/word/2015/wordml/symex" xmlns:wpg="http://schemas.microsoft.com/office/word/2010/wordprocessingGroup" xmlns:wpi="http://schemas.microsoft.com/office/word/2010/wordprocessingInk" xmlns:wne="http://schemas.microsoft.com/office/word/2006/wordml" xmlns:wps="http://schemas.microsoft.com/office/word/2010/wordprocessingShape" mc:Ignorable="w14 w15 w16se w16cid w16 w16cex w16sdtdh w16sdtfl w16du wp14">
   <w:abstractNum w:abstractNumId="0" w15:restartNumberingAfterBreak="0">
+    <w:nsid w:val="004F0774"/>
+    <w:multiLevelType w:val="hybridMultilevel"/>
+    <w:tmpl w:val="456CBC80"/>
+    <w:lvl w:ilvl="0" w:tplc="80C820FA">
+      <w:start w:val="1"/>
+      <w:numFmt w:val="bullet"/>
+      <w:lvlText w:val=""/>
+      <w:lvlJc w:val="left"/>
+      <w:pPr>
+        <w:ind w:left="720" w:hanging="360"/>
+      </w:pPr>
+      <w:rPr>
+        <w:rFonts w:ascii="Symbol" w:hAnsi="Symbol" w:hint="default"/>
+        <w:color w:val="auto"/>
+      </w:rPr>
+    </w:lvl>
+    <w:lvl w:ilvl="1" w:tplc="08070003" w:tentative="1">
+      <w:start w:val="1"/>
+      <w:numFmt w:val="bullet"/>
+      <w:lvlText w:val="o"/>
+      <w:lvlJc w:val="left"/>
+      <w:pPr>
+        <w:ind w:left="1440" w:hanging="360"/>
+      </w:pPr>
+      <w:rPr>
+        <w:rFonts w:ascii="Courier New" w:hAnsi="Courier New" w:cs="Courier New" w:hint="default"/>
+      </w:rPr>
+    </w:lvl>
+    <w:lvl w:ilvl="2" w:tplc="08070005" w:tentative="1">
+      <w:start w:val="1"/>
+      <w:numFmt w:val="bullet"/>
+      <w:lvlText w:val=""/>
+      <w:lvlJc w:val="left"/>
+      <w:pPr>
+        <w:ind w:left="2160" w:hanging="360"/>
+      </w:pPr>
+      <w:rPr>
+        <w:rFonts w:ascii="Wingdings" w:hAnsi="Wingdings" w:hint="default"/>
+      </w:rPr>
+    </w:lvl>
+    <w:lvl w:ilvl="3" w:tplc="08070001" w:tentative="1">
+      <w:start w:val="1"/>
+      <w:numFmt w:val="bullet"/>
+      <w:lvlText w:val=""/>
+      <w:lvlJc w:val="left"/>
+      <w:pPr>
+        <w:ind w:left="2880" w:hanging="360"/>
+      </w:pPr>
+      <w:rPr>
+        <w:rFonts w:ascii="Symbol" w:hAnsi="Symbol" w:hint="default"/>
+      </w:rPr>
+    </w:lvl>
+    <w:lvl w:ilvl="4" w:tplc="08070003" w:tentative="1">
+      <w:start w:val="1"/>
+      <w:numFmt w:val="bullet"/>
+      <w:lvlText w:val="o"/>
+      <w:lvlJc w:val="left"/>
+      <w:pPr>
+        <w:ind w:left="3600" w:hanging="360"/>
+      </w:pPr>
+      <w:rPr>
+        <w:rFonts w:ascii="Courier New" w:hAnsi="Courier New" w:cs="Courier New" w:hint="default"/>
+      </w:rPr>
+    </w:lvl>
+    <w:lvl w:ilvl="5" w:tplc="08070005" w:tentative="1">
+      <w:start w:val="1"/>
+      <w:numFmt w:val="bullet"/>
+      <w:lvlText w:val=""/>
+      <w:lvlJc w:val="left"/>
+      <w:pPr>
+        <w:ind w:left="4320" w:hanging="360"/>
+      </w:pPr>
+      <w:rPr>
+        <w:rFonts w:ascii="Wingdings" w:hAnsi="Wingdings" w:hint="default"/>
+      </w:rPr>
+    </w:lvl>
+    <w:lvl w:ilvl="6" w:tplc="08070001" w:tentative="1">
+      <w:start w:val="1"/>
+      <w:numFmt w:val="bullet"/>
+      <w:lvlText w:val=""/>
+      <w:lvlJc w:val="left"/>
+      <w:pPr>
+        <w:ind w:left="5040" w:hanging="360"/>
+      </w:pPr>
+      <w:rPr>
+        <w:rFonts w:ascii="Symbol" w:hAnsi="Symbol" w:hint="default"/>
+      </w:rPr>
+    </w:lvl>
+    <w:lvl w:ilvl="7" w:tplc="08070003" w:tentative="1">
+      <w:start w:val="1"/>
+      <w:numFmt w:val="bullet"/>
+      <w:lvlText w:val="o"/>
+      <w:lvlJc w:val="left"/>
+      <w:pPr>
+        <w:ind w:left="5760" w:hanging="360"/>
+      </w:pPr>
+      <w:rPr>
+        <w:rFonts w:ascii="Courier New" w:hAnsi="Courier New" w:cs="Courier New" w:hint="default"/>
+      </w:rPr>
+    </w:lvl>
+    <w:lvl w:ilvl="8" w:tplc="08070005" w:tentative="1">
+      <w:start w:val="1"/>
+      <w:numFmt w:val="bullet"/>
+      <w:lvlText w:val=""/>
+      <w:lvlJc w:val="left"/>
+      <w:pPr>
+        <w:ind w:left="6480" w:hanging="360"/>
+      </w:pPr>
+      <w:rPr>
+        <w:rFonts w:ascii="Wingdings" w:hAnsi="Wingdings" w:hint="default"/>
+      </w:rPr>
+    </w:lvl>
+  </w:abstractNum>
+  <w:abstractNum w:abstractNumId="1" w15:restartNumberingAfterBreak="0">
     <w:nsid w:val="2215430E"/>
     <w:multiLevelType w:val="multilevel"/>
     <w:tmpl w:val="81DC43B4"/>
@@ -1731,6 +2096,9 @@
     </w:lvl>
   </w:abstractNum>
   <w:num w:numId="1" w16cid:durableId="1463305545">
+    <w:abstractNumId w:val="1"/>
+  </w:num>
+  <w:num w:numId="2" w16cid:durableId="711735943">
     <w:abstractNumId w:val="0"/>
   </w:num>
 </w:numbering>
@@ -2336,6 +2704,7 @@
   <w:style w:type="character" w:default="1" w:styleId="Absatz-Standardschriftart">
     <w:name w:val="Default Paragraph Font"/>
     <w:uiPriority w:val="1"/>
+    <w:semiHidden/>
     <w:unhideWhenUsed/>
   </w:style>
   <w:style w:type="table" w:default="1" w:styleId="NormaleTabelle">

--- a/docu/documentation_mma25b_bachmann_ottiger.docx
+++ b/docu/documentation_mma25b_bachmann_ottiger.docx
@@ -138,7 +138,7 @@
           <w:r>
             <w:fldChar w:fldCharType="separate"/>
           </w:r>
-          <w:hyperlink w:anchor="_Toc229952177" w:history="1">
+          <w:hyperlink w:anchor="_Toc230255956" w:history="1">
             <w:r>
               <w:rPr>
                 <w:rStyle w:val="Hyperlink"/>
@@ -165,7 +165,7 @@
                 <w:noProof/>
                 <w:webHidden/>
               </w:rPr>
-              <w:instrText xml:space="preserve"> PAGEREF _Toc229952177 \h </w:instrText>
+              <w:instrText xml:space="preserve"> PAGEREF _Toc230255956 \h </w:instrText>
             </w:r>
             <w:r>
               <w:rPr>
@@ -211,7 +211,7 @@
               <w14:ligatures w14:val="standardContextual"/>
             </w:rPr>
           </w:pPr>
-          <w:hyperlink w:anchor="_Toc229952178" w:history="1">
+          <w:hyperlink w:anchor="_Toc230255957" w:history="1">
             <w:r>
               <w:rPr>
                 <w:rStyle w:val="Hyperlink"/>
@@ -238,7 +238,7 @@
                 <w:noProof/>
                 <w:webHidden/>
               </w:rPr>
-              <w:instrText xml:space="preserve"> PAGEREF _Toc229952178 \h </w:instrText>
+              <w:instrText xml:space="preserve"> PAGEREF _Toc230255957 \h </w:instrText>
             </w:r>
             <w:r>
               <w:rPr>
@@ -284,7 +284,7 @@
               <w14:ligatures w14:val="standardContextual"/>
             </w:rPr>
           </w:pPr>
-          <w:hyperlink w:anchor="_Toc229952179" w:history="1">
+          <w:hyperlink w:anchor="_Toc230255958" w:history="1">
             <w:r>
               <w:rPr>
                 <w:rStyle w:val="Hyperlink"/>
@@ -311,7 +311,7 @@
                 <w:noProof/>
                 <w:webHidden/>
               </w:rPr>
-              <w:instrText xml:space="preserve"> PAGEREF _Toc229952179 \h </w:instrText>
+              <w:instrText xml:space="preserve"> PAGEREF _Toc230255958 \h </w:instrText>
             </w:r>
             <w:r>
               <w:rPr>
@@ -357,7 +357,7 @@
               <w14:ligatures w14:val="standardContextual"/>
             </w:rPr>
           </w:pPr>
-          <w:hyperlink w:anchor="_Toc229952180" w:history="1">
+          <w:hyperlink w:anchor="_Toc230255959" w:history="1">
             <w:r>
               <w:rPr>
                 <w:rStyle w:val="Hyperlink"/>
@@ -384,7 +384,7 @@
                 <w:noProof/>
                 <w:webHidden/>
               </w:rPr>
-              <w:instrText xml:space="preserve"> PAGEREF _Toc229952180 \h </w:instrText>
+              <w:instrText xml:space="preserve"> PAGEREF _Toc230255959 \h </w:instrText>
             </w:r>
             <w:r>
               <w:rPr>
@@ -430,7 +430,7 @@
               <w14:ligatures w14:val="standardContextual"/>
             </w:rPr>
           </w:pPr>
-          <w:hyperlink w:anchor="_Toc229952181" w:history="1">
+          <w:hyperlink w:anchor="_Toc230255960" w:history="1">
             <w:r>
               <w:rPr>
                 <w:rStyle w:val="Hyperlink"/>
@@ -458,7 +458,7 @@
                 <w:noProof/>
                 <w:webHidden/>
               </w:rPr>
-              <w:instrText xml:space="preserve"> PAGEREF _Toc229952181 \h </w:instrText>
+              <w:instrText xml:space="preserve"> PAGEREF _Toc230255960 \h </w:instrText>
             </w:r>
             <w:r>
               <w:rPr>
@@ -504,12 +504,12 @@
               <w14:ligatures w14:val="standardContextual"/>
             </w:rPr>
           </w:pPr>
-          <w:hyperlink w:anchor="_Toc229952182" w:history="1">
+          <w:hyperlink w:anchor="_Toc230255961" w:history="1">
             <w:r>
               <w:rPr>
                 <w:rStyle w:val="Hyperlink"/>
                 <w:noProof/>
-                <w:lang w:val="de-DE" w:eastAsia="de-DE"/>
+                <w:lang w:val="en-US" w:eastAsia="de-DE"/>
               </w:rPr>
               <w:t>Elemente</w:t>
             </w:r>
@@ -532,7 +532,7 @@
                 <w:noProof/>
                 <w:webHidden/>
               </w:rPr>
-              <w:instrText xml:space="preserve"> PAGEREF _Toc229952182 \h </w:instrText>
+              <w:instrText xml:space="preserve"> PAGEREF _Toc230255961 \h </w:instrText>
             </w:r>
             <w:r>
               <w:rPr>
@@ -565,7 +565,7 @@
         </w:p>
         <w:p>
           <w:pPr>
-            <w:pStyle w:val="Verzeichnis1"/>
+            <w:pStyle w:val="Verzeichnis3"/>
             <w:tabs>
               <w:tab w:val="right" w:leader="dot" w:pos="9062"/>
             </w:tabs>
@@ -578,7 +578,7 @@
               <w14:ligatures w14:val="standardContextual"/>
             </w:rPr>
           </w:pPr>
-          <w:hyperlink w:anchor="_Toc229952183" w:history="1">
+          <w:hyperlink w:anchor="_Toc230255962" w:history="1">
             <w:r>
               <w:rPr>
                 <w:rStyle w:val="Hyperlink"/>
@@ -605,7 +605,7 @@
                 <w:noProof/>
                 <w:webHidden/>
               </w:rPr>
-              <w:instrText xml:space="preserve"> PAGEREF _Toc229952183 \h </w:instrText>
+              <w:instrText xml:space="preserve"> PAGEREF _Toc230255962 \h </w:instrText>
             </w:r>
             <w:r>
               <w:rPr>
@@ -625,7 +625,7 @@
                 <w:noProof/>
                 <w:webHidden/>
               </w:rPr>
-              <w:t>3</w:t>
+              <w:t>2</w:t>
             </w:r>
             <w:r>
               <w:rPr>
@@ -638,7 +638,7 @@
         </w:p>
         <w:p>
           <w:pPr>
-            <w:pStyle w:val="Verzeichnis1"/>
+            <w:pStyle w:val="Verzeichnis3"/>
             <w:tabs>
               <w:tab w:val="right" w:leader="dot" w:pos="9062"/>
             </w:tabs>
@@ -651,7 +651,7 @@
               <w14:ligatures w14:val="standardContextual"/>
             </w:rPr>
           </w:pPr>
-          <w:hyperlink w:anchor="_Toc229952184" w:history="1">
+          <w:hyperlink w:anchor="_Toc230255963" w:history="1">
             <w:r>
               <w:rPr>
                 <w:rStyle w:val="Hyperlink"/>
@@ -678,7 +678,7 @@
                 <w:noProof/>
                 <w:webHidden/>
               </w:rPr>
-              <w:instrText xml:space="preserve"> PAGEREF _Toc229952184 \h </w:instrText>
+              <w:instrText xml:space="preserve"> PAGEREF _Toc230255963 \h </w:instrText>
             </w:r>
             <w:r>
               <w:rPr>
@@ -698,7 +698,7 @@
                 <w:noProof/>
                 <w:webHidden/>
               </w:rPr>
-              <w:t>4</w:t>
+              <w:t>3</w:t>
             </w:r>
             <w:r>
               <w:rPr>
@@ -711,7 +711,7 @@
         </w:p>
         <w:p>
           <w:pPr>
-            <w:pStyle w:val="Verzeichnis1"/>
+            <w:pStyle w:val="Verzeichnis3"/>
             <w:tabs>
               <w:tab w:val="right" w:leader="dot" w:pos="9062"/>
             </w:tabs>
@@ -724,7 +724,7 @@
               <w14:ligatures w14:val="standardContextual"/>
             </w:rPr>
           </w:pPr>
-          <w:hyperlink w:anchor="_Toc229952185" w:history="1">
+          <w:hyperlink w:anchor="_Toc230255964" w:history="1">
             <w:r>
               <w:rPr>
                 <w:rStyle w:val="Hyperlink"/>
@@ -751,7 +751,7 @@
                 <w:noProof/>
                 <w:webHidden/>
               </w:rPr>
-              <w:instrText xml:space="preserve"> PAGEREF _Toc229952185 \h </w:instrText>
+              <w:instrText xml:space="preserve"> PAGEREF _Toc230255964 \h </w:instrText>
             </w:r>
             <w:r>
               <w:rPr>
@@ -771,7 +771,7 @@
                 <w:noProof/>
                 <w:webHidden/>
               </w:rPr>
-              <w:t>5</w:t>
+              <w:t>3</w:t>
             </w:r>
             <w:r>
               <w:rPr>
@@ -784,7 +784,7 @@
         </w:p>
         <w:p>
           <w:pPr>
-            <w:pStyle w:val="Verzeichnis1"/>
+            <w:pStyle w:val="Verzeichnis3"/>
             <w:tabs>
               <w:tab w:val="right" w:leader="dot" w:pos="9062"/>
             </w:tabs>
@@ -797,7 +797,7 @@
               <w14:ligatures w14:val="standardContextual"/>
             </w:rPr>
           </w:pPr>
-          <w:hyperlink w:anchor="_Toc229952186" w:history="1">
+          <w:hyperlink w:anchor="_Toc230255965" w:history="1">
             <w:r>
               <w:rPr>
                 <w:rStyle w:val="Hyperlink"/>
@@ -824,7 +824,7 @@
                 <w:noProof/>
                 <w:webHidden/>
               </w:rPr>
-              <w:instrText xml:space="preserve"> PAGEREF _Toc229952186 \h </w:instrText>
+              <w:instrText xml:space="preserve"> PAGEREF _Toc230255965 \h </w:instrText>
             </w:r>
             <w:r>
               <w:rPr>
@@ -844,7 +844,7 @@
                 <w:noProof/>
                 <w:webHidden/>
               </w:rPr>
-              <w:t>6</w:t>
+              <w:t>3</w:t>
             </w:r>
             <w:r>
               <w:rPr>
@@ -882,7 +882,7 @@
       <w:pPr>
         <w:pStyle w:val="berschrift2"/>
       </w:pPr>
-      <w:bookmarkStart w:id="0" w:name="_Toc229952177"/>
+      <w:bookmarkStart w:id="0" w:name="_Toc230255956"/>
       <w:r>
         <w:lastRenderedPageBreak/>
         <w:t>Seiten</w:t>
@@ -899,35 +899,7 @@
         <w:rPr>
           <w:lang w:val="de-DE" w:eastAsia="de-DE"/>
         </w:rPr>
-        <w:t xml:space="preserve">Wir erstellten eine Home </w:t>
-      </w:r>
-      <w:proofErr w:type="spellStart"/>
-      <w:r>
-        <w:rPr>
-          <w:lang w:val="de-DE" w:eastAsia="de-DE"/>
-        </w:rPr>
-        <w:t>seite</w:t>
-      </w:r>
-      <w:proofErr w:type="spellEnd"/>
-      <w:r>
-        <w:rPr>
-          <w:lang w:val="de-DE" w:eastAsia="de-DE"/>
-        </w:rPr>
-        <w:t xml:space="preserve">, zusätzlich eine Flavor </w:t>
-      </w:r>
-      <w:proofErr w:type="spellStart"/>
-      <w:r>
-        <w:rPr>
-          <w:lang w:val="de-DE" w:eastAsia="de-DE"/>
-        </w:rPr>
-        <w:t>seite</w:t>
-      </w:r>
-      <w:proofErr w:type="spellEnd"/>
-      <w:r>
-        <w:rPr>
-          <w:lang w:val="de-DE" w:eastAsia="de-DE"/>
-        </w:rPr>
-        <w:t xml:space="preserve"> und unsere Kontaktdaten.</w:t>
+        <w:t>Wir erstellten eine Home seite, zusätzlich eine Flavor seite und unsere Kontaktdaten.</w:t>
       </w:r>
     </w:p>
     <w:p>
@@ -941,7 +913,7 @@
       <w:pPr>
         <w:pStyle w:val="berschrift2"/>
       </w:pPr>
-      <w:bookmarkStart w:id="1" w:name="_Toc229952178"/>
+      <w:bookmarkStart w:id="1" w:name="_Toc230255957"/>
       <w:r>
         <w:t>Eigenes CSS</w:t>
       </w:r>
@@ -984,7 +956,7 @@
       <w:pPr>
         <w:pStyle w:val="berschrift2"/>
       </w:pPr>
-      <w:bookmarkStart w:id="2" w:name="_Toc229952179"/>
+      <w:bookmarkStart w:id="2" w:name="_Toc230255958"/>
       <w:r>
         <w:t>Framework einbinden</w:t>
       </w:r>
@@ -1026,7 +998,7 @@
       <w:pPr>
         <w:pStyle w:val="berschrift2"/>
       </w:pPr>
-      <w:bookmarkStart w:id="3" w:name="_Toc229952180"/>
+      <w:bookmarkStart w:id="3" w:name="_Toc230255959"/>
       <w:r>
         <w:t>Framework anwenden</w:t>
       </w:r>
@@ -1039,7 +1011,7 @@
           <w:lang w:val="de-DE" w:eastAsia="de-DE"/>
         </w:rPr>
       </w:pPr>
-      <w:bookmarkStart w:id="4" w:name="_Toc229952181"/>
+      <w:bookmarkStart w:id="4" w:name="_Toc230255960"/>
       <w:r>
         <w:rPr>
           <w:lang w:val="de-DE" w:eastAsia="de-DE"/>
@@ -1051,6 +1023,7 @@
     <w:p>
       <w:pPr>
         <w:tabs>
+          <w:tab w:val="left" w:pos="6237"/>
           <w:tab w:val="right" w:pos="8931"/>
         </w:tabs>
         <w:rPr>
@@ -1068,27 +1041,72 @@
           <w:lang w:val="de-DE" w:eastAsia="de-DE"/>
         </w:rPr>
         <w:tab/>
-        <w:t xml:space="preserve">Sheet _ </w:t>
-      </w:r>
-      <w:r>
-        <w:rPr>
-          <w:highlight w:val="yellow"/>
-          <w:lang w:val="de-DE" w:eastAsia="de-DE"/>
-        </w:rPr>
-        <w:t xml:space="preserve">Zeile </w:t>
-      </w:r>
-      <w:r>
-        <w:rPr>
-          <w:lang w:val="de-DE" w:eastAsia="de-DE"/>
-        </w:rPr>
-        <w:t>_</w:t>
+        <w:t xml:space="preserve">Sheet </w:t>
+      </w:r>
+      <w:r>
+        <w:rPr>
+          <w:lang w:val="de-DE" w:eastAsia="de-DE"/>
+        </w:rPr>
+        <w:t xml:space="preserve">flavors.html </w:t>
+      </w:r>
+      <w:r>
+        <w:rPr>
+          <w:lang w:val="de-DE" w:eastAsia="de-DE"/>
+        </w:rPr>
+        <w:t xml:space="preserve"> </w:t>
       </w:r>
     </w:p>
     <w:p>
       <w:pPr>
         <w:tabs>
+          <w:tab w:val="left" w:pos="6237"/>
           <w:tab w:val="right" w:pos="8931"/>
         </w:tabs>
+        <w:spacing w:after="120"/>
+        <w:rPr>
+          <w:lang w:val="de-DE" w:eastAsia="de-DE"/>
+        </w:rPr>
+      </w:pPr>
+      <w:r>
+        <w:rPr>
+          <w:lang w:val="de-DE" w:eastAsia="de-DE"/>
+        </w:rPr>
+        <w:tab/>
+      </w:r>
+      <w:r>
+        <w:rPr>
+          <w:highlight w:val="yellow"/>
+          <w:lang w:val="de-DE" w:eastAsia="de-DE"/>
+        </w:rPr>
+        <w:t>Zeile</w:t>
+      </w:r>
+      <w:r>
+        <w:rPr>
+          <w:highlight w:val="yellow"/>
+          <w:lang w:val="de-DE" w:eastAsia="de-DE"/>
+        </w:rPr>
+        <w:t>n</w:t>
+      </w:r>
+      <w:r>
+        <w:rPr>
+          <w:highlight w:val="yellow"/>
+          <w:lang w:val="de-DE" w:eastAsia="de-DE"/>
+        </w:rPr>
+        <w:t xml:space="preserve"> </w:t>
+      </w:r>
+      <w:r>
+        <w:rPr>
+          <w:lang w:val="de-DE" w:eastAsia="de-DE"/>
+        </w:rPr>
+        <w:t>42, 53, 66, 77</w:t>
+      </w:r>
+    </w:p>
+    <w:p>
+      <w:pPr>
+        <w:tabs>
+          <w:tab w:val="left" w:pos="6237"/>
+          <w:tab w:val="right" w:pos="8931"/>
+        </w:tabs>
         <w:rPr>
           <w:lang w:val="de-DE" w:eastAsia="de-DE"/>
         </w:rPr>
@@ -1144,8 +1162,10 @@
     <w:p>
       <w:pPr>
         <w:tabs>
+          <w:tab w:val="left" w:pos="6237"/>
           <w:tab w:val="right" w:pos="8931"/>
         </w:tabs>
+        <w:spacing w:after="120"/>
         <w:rPr>
           <w:lang w:val="de-DE" w:eastAsia="de-DE"/>
         </w:rPr>
@@ -1180,45 +1200,67 @@
     <w:p>
       <w:pPr>
         <w:tabs>
+          <w:tab w:val="left" w:pos="6237"/>
           <w:tab w:val="right" w:pos="8931"/>
         </w:tabs>
         <w:rPr>
           <w:lang w:val="de-DE" w:eastAsia="de-DE"/>
         </w:rPr>
       </w:pPr>
-      <w:proofErr w:type="spellStart"/>
-      <w:r>
-        <w:rPr>
-          <w:lang w:val="de-DE" w:eastAsia="de-DE"/>
-        </w:rPr>
-        <w:t>Desktiop</w:t>
-      </w:r>
-      <w:proofErr w:type="spellEnd"/>
-      <w:r>
-        <w:rPr>
-          <w:lang w:val="de-DE" w:eastAsia="de-DE"/>
-        </w:rPr>
-        <w:t xml:space="preserve"> mit vier Spalten, Tablet mit zwei Spalten:</w:t>
+      <w:r>
+        <w:rPr>
+          <w:lang w:val="de-DE" w:eastAsia="de-DE"/>
+        </w:rPr>
+        <w:t>Desktiop mit vier Spalten, Tablet mit zwei Spalten:</w:t>
       </w:r>
       <w:r>
         <w:rPr>
           <w:lang w:val="de-DE" w:eastAsia="de-DE"/>
         </w:rPr>
         <w:tab/>
-        <w:t xml:space="preserve">Sheet _ </w:t>
+        <w:t xml:space="preserve">Sheet </w:t>
+      </w:r>
+      <w:r>
+        <w:rPr>
+          <w:lang w:val="de-DE" w:eastAsia="de-DE"/>
+        </w:rPr>
+        <w:t>index.html</w:t>
+      </w:r>
+      <w:r>
+        <w:rPr>
+          <w:lang w:val="de-DE" w:eastAsia="de-DE"/>
+        </w:rPr>
+        <w:t xml:space="preserve"> </w:t>
+      </w:r>
+    </w:p>
+    <w:p>
+      <w:pPr>
+        <w:tabs>
+          <w:tab w:val="left" w:pos="6237"/>
+          <w:tab w:val="right" w:pos="8931"/>
+        </w:tabs>
+        <w:rPr>
+          <w:lang w:val="de-DE" w:eastAsia="de-DE"/>
+        </w:rPr>
+      </w:pPr>
+      <w:r>
+        <w:rPr>
+          <w:lang w:val="de-DE" w:eastAsia="de-DE"/>
+        </w:rPr>
+        <w:tab/>
       </w:r>
       <w:r>
         <w:rPr>
           <w:highlight w:val="yellow"/>
           <w:lang w:val="de-DE" w:eastAsia="de-DE"/>
         </w:rPr>
-        <w:t xml:space="preserve">Zeile </w:t>
-      </w:r>
-      <w:r>
-        <w:rPr>
-          <w:lang w:val="de-DE" w:eastAsia="de-DE"/>
-        </w:rPr>
-        <w:t>_</w:t>
+        <w:t>Zeile</w:t>
+      </w:r>
+      <w:r>
+        <w:rPr>
+          <w:lang w:val="de-DE" w:eastAsia="de-DE"/>
+        </w:rPr>
+        <w:t>n 104, 114, 124, 134</w:t>
       </w:r>
     </w:p>
     <w:p>
@@ -1235,8 +1277,7 @@
           <w:lang w:val="en-US" w:eastAsia="de-DE"/>
         </w:rPr>
       </w:pPr>
-      <w:bookmarkStart w:id="5" w:name="_Toc229952182"/>
-      <w:proofErr w:type="spellStart"/>
+      <w:bookmarkStart w:id="5" w:name="_Toc230255961"/>
       <w:r>
         <w:rPr>
           <w:lang w:val="en-US" w:eastAsia="de-DE"/>
@@ -1244,14 +1285,15 @@
         <w:t>Elemente</w:t>
       </w:r>
       <w:bookmarkEnd w:id="5"/>
-      <w:proofErr w:type="spellEnd"/>
     </w:p>
     <w:p>
       <w:pPr>
         <w:tabs>
           <w:tab w:val="left" w:pos="3686"/>
           <w:tab w:val="left" w:pos="6237"/>
+          <w:tab w:val="left" w:pos="6946"/>
         </w:tabs>
+        <w:spacing w:after="120"/>
         <w:rPr>
           <w:lang w:val="en-US" w:eastAsia="de-DE"/>
         </w:rPr>
@@ -1287,6 +1329,12 @@
           <w:lang w:val="en-US" w:eastAsia="de-DE"/>
         </w:rPr>
         <w:t xml:space="preserve">Zeilen </w:t>
+      </w:r>
+      <w:r>
+        <w:rPr>
+          <w:lang w:val="en-US" w:eastAsia="de-DE"/>
+        </w:rPr>
+        <w:tab/>
       </w:r>
       <w:r>
         <w:rPr>
@@ -1300,6 +1348,7 @@
         <w:tabs>
           <w:tab w:val="left" w:pos="3686"/>
           <w:tab w:val="left" w:pos="6237"/>
+          <w:tab w:val="left" w:pos="6946"/>
         </w:tabs>
         <w:rPr>
           <w:lang w:val="en-US" w:eastAsia="de-DE"/>
@@ -1328,6 +1377,12 @@
         <w:rPr>
           <w:lang w:val="en-US" w:eastAsia="de-DE"/>
         </w:rPr>
+        <w:t>flavors.html</w:t>
+      </w:r>
+      <w:r>
+        <w:rPr>
+          <w:lang w:val="en-US" w:eastAsia="de-DE"/>
+        </w:rPr>
         <w:tab/>
       </w:r>
       <w:r>
@@ -1336,6 +1391,19 @@
           <w:lang w:val="en-US" w:eastAsia="de-DE"/>
         </w:rPr>
         <w:t>Zeile</w:t>
+      </w:r>
+      <w:r>
+        <w:rPr>
+          <w:lang w:val="en-US" w:eastAsia="de-DE"/>
+        </w:rPr>
+        <w:t xml:space="preserve">n </w:t>
+      </w:r>
+      <w:r>
+        <w:rPr>
+          <w:lang w:val="en-US" w:eastAsia="de-DE"/>
+        </w:rPr>
+        <w:tab/>
+        <w:t xml:space="preserve">47 &amp; 103, 58 &amp; 115, </w:t>
       </w:r>
     </w:p>
     <w:p>
@@ -1343,7 +1411,9 @@
         <w:tabs>
           <w:tab w:val="left" w:pos="3686"/>
           <w:tab w:val="left" w:pos="6237"/>
+          <w:tab w:val="left" w:pos="6946"/>
         </w:tabs>
+        <w:spacing w:after="120"/>
         <w:rPr>
           <w:lang w:val="en-US" w:eastAsia="de-DE"/>
         </w:rPr>
@@ -1352,33 +1422,20 @@
         <w:rPr>
           <w:lang w:val="en-US" w:eastAsia="de-DE"/>
         </w:rPr>
-        <w:t>Accordion:</w:t>
+        <w:tab/>
       </w:r>
       <w:r>
         <w:rPr>
           <w:lang w:val="en-US" w:eastAsia="de-DE"/>
         </w:rPr>
         <w:tab/>
-        <w:t>Sheet index.html</w:t>
       </w:r>
       <w:r>
         <w:rPr>
           <w:lang w:val="en-US" w:eastAsia="de-DE"/>
         </w:rPr>
         <w:tab/>
-      </w:r>
-      <w:r>
-        <w:rPr>
-          <w:highlight w:val="yellow"/>
-          <w:lang w:val="en-US" w:eastAsia="de-DE"/>
-        </w:rPr>
-        <w:t xml:space="preserve">Zeile </w:t>
-      </w:r>
-      <w:r>
-        <w:rPr>
-          <w:lang w:val="en-US" w:eastAsia="de-DE"/>
-        </w:rPr>
-        <w:t>105</w:t>
+        <w:t>71 &amp; 127</w:t>
       </w:r>
     </w:p>
     <w:p>
@@ -1386,6 +1443,57 @@
         <w:tabs>
           <w:tab w:val="left" w:pos="3686"/>
           <w:tab w:val="left" w:pos="6237"/>
+          <w:tab w:val="left" w:pos="6946"/>
+        </w:tabs>
+        <w:rPr>
+          <w:lang w:val="en-US" w:eastAsia="de-DE"/>
+        </w:rPr>
+      </w:pPr>
+      <w:r>
+        <w:rPr>
+          <w:lang w:val="en-US" w:eastAsia="de-DE"/>
+        </w:rPr>
+        <w:t>Accordion:</w:t>
+      </w:r>
+      <w:r>
+        <w:rPr>
+          <w:lang w:val="en-US" w:eastAsia="de-DE"/>
+        </w:rPr>
+        <w:tab/>
+        <w:t>Sheet index.html</w:t>
+      </w:r>
+      <w:r>
+        <w:rPr>
+          <w:lang w:val="en-US" w:eastAsia="de-DE"/>
+        </w:rPr>
+        <w:tab/>
+      </w:r>
+      <w:r>
+        <w:rPr>
+          <w:highlight w:val="yellow"/>
+          <w:lang w:val="en-US" w:eastAsia="de-DE"/>
+        </w:rPr>
+        <w:t xml:space="preserve">Zeile </w:t>
+      </w:r>
+      <w:r>
+        <w:rPr>
+          <w:lang w:val="en-US" w:eastAsia="de-DE"/>
+        </w:rPr>
+        <w:tab/>
+      </w:r>
+      <w:r>
+        <w:rPr>
+          <w:lang w:val="en-US" w:eastAsia="de-DE"/>
+        </w:rPr>
+        <w:t>105</w:t>
+      </w:r>
+    </w:p>
+    <w:p>
+      <w:pPr>
+        <w:tabs>
+          <w:tab w:val="left" w:pos="3686"/>
+          <w:tab w:val="left" w:pos="6237"/>
+          <w:tab w:val="left" w:pos="6946"/>
         </w:tabs>
         <w:rPr>
           <w:sz w:val="20"/>
@@ -1399,51 +1507,15 @@
           <w:szCs w:val="20"/>
           <w:lang w:eastAsia="de-DE"/>
         </w:rPr>
-        <w:t xml:space="preserve">Beim </w:t>
-      </w:r>
-      <w:proofErr w:type="spellStart"/>
+        <w:t>Beim Accordion erstellten wird das Java</w:t>
+      </w:r>
       <w:r>
         <w:rPr>
           <w:sz w:val="20"/>
           <w:szCs w:val="20"/>
           <w:lang w:eastAsia="de-DE"/>
         </w:rPr>
-        <w:t>Accordion</w:t>
-      </w:r>
-      <w:proofErr w:type="spellEnd"/>
-      <w:r>
-        <w:rPr>
-          <w:sz w:val="20"/>
-          <w:szCs w:val="20"/>
-          <w:lang w:eastAsia="de-DE"/>
-        </w:rPr>
-        <w:t xml:space="preserve"> erstellten wird das Java</w:t>
-      </w:r>
-      <w:r>
-        <w:rPr>
-          <w:sz w:val="20"/>
-          <w:szCs w:val="20"/>
-          <w:lang w:eastAsia="de-DE"/>
-        </w:rPr>
-        <w:t xml:space="preserve"> </w:t>
-      </w:r>
-      <w:proofErr w:type="spellStart"/>
-      <w:r>
-        <w:rPr>
-          <w:sz w:val="20"/>
-          <w:szCs w:val="20"/>
-          <w:lang w:eastAsia="de-DE"/>
-        </w:rPr>
-        <w:t>Script</w:t>
-      </w:r>
-      <w:proofErr w:type="spellEnd"/>
-      <w:r>
-        <w:rPr>
-          <w:sz w:val="20"/>
-          <w:szCs w:val="20"/>
-          <w:lang w:eastAsia="de-DE"/>
-        </w:rPr>
-        <w:t xml:space="preserve"> mit </w:t>
+        <w:t xml:space="preserve"> Script mit </w:t>
       </w:r>
       <w:hyperlink r:id="rId10" w:history="1">
         <w:r>
@@ -1470,6 +1542,7 @@
         <w:tabs>
           <w:tab w:val="left" w:pos="3686"/>
           <w:tab w:val="left" w:pos="6237"/>
+          <w:tab w:val="left" w:pos="6946"/>
         </w:tabs>
         <w:rPr>
           <w:lang w:eastAsia="de-DE"/>
@@ -1498,6 +1571,12 @@
           <w:lang w:eastAsia="de-DE"/>
         </w:rPr>
         <w:t xml:space="preserve">Sheet </w:t>
+      </w:r>
+      <w:r>
+        <w:rPr>
+          <w:lang w:eastAsia="de-DE"/>
+        </w:rPr>
+        <w:t>index.html</w:t>
       </w:r>
       <w:r>
         <w:rPr>
@@ -1511,6 +1590,97 @@
           <w:lang w:eastAsia="de-DE"/>
         </w:rPr>
         <w:t>Zeile</w:t>
+      </w:r>
+      <w:r>
+        <w:rPr>
+          <w:lang w:eastAsia="de-DE"/>
+        </w:rPr>
+        <w:t xml:space="preserve">n </w:t>
+      </w:r>
+      <w:r>
+        <w:rPr>
+          <w:lang w:eastAsia="de-DE"/>
+        </w:rPr>
+        <w:tab/>
+      </w:r>
+      <w:r>
+        <w:rPr>
+          <w:lang w:eastAsia="de-DE"/>
+        </w:rPr>
+        <w:t>107, 117, 127 &amp; 137</w:t>
+      </w:r>
+    </w:p>
+    <w:p>
+      <w:pPr>
+        <w:tabs>
+          <w:tab w:val="left" w:pos="3686"/>
+          <w:tab w:val="left" w:pos="6237"/>
+          <w:tab w:val="left" w:pos="6946"/>
+        </w:tabs>
+        <w:rPr>
+          <w:lang w:eastAsia="de-DE"/>
+        </w:rPr>
+      </w:pPr>
+      <w:r>
+        <w:rPr>
+          <w:lang w:val="de-DE" w:eastAsia="de-DE"/>
+        </w:rPr>
+        <w:t>A</w:t>
+      </w:r>
+      <w:r>
+        <w:rPr>
+          <w:lang w:val="de-DE" w:eastAsia="de-DE"/>
+        </w:rPr>
+        <w:t>nimiertes Element</w:t>
+      </w:r>
+      <w:r>
+        <w:rPr>
+          <w:lang w:val="de-DE" w:eastAsia="de-DE"/>
+        </w:rPr>
+        <w:t>:</w:t>
+      </w:r>
+      <w:r>
+        <w:rPr>
+          <w:lang w:val="de-DE" w:eastAsia="de-DE"/>
+        </w:rPr>
+        <w:tab/>
+      </w:r>
+      <w:r>
+        <w:rPr>
+          <w:lang w:eastAsia="de-DE"/>
+        </w:rPr>
+        <w:t xml:space="preserve">Sheet </w:t>
+      </w:r>
+      <w:r>
+        <w:rPr>
+          <w:lang w:eastAsia="de-DE"/>
+        </w:rPr>
+        <w:t>contact.html</w:t>
+      </w:r>
+      <w:r>
+        <w:rPr>
+          <w:lang w:eastAsia="de-DE"/>
+        </w:rPr>
+        <w:tab/>
+      </w:r>
+      <w:r>
+        <w:rPr>
+          <w:highlight w:val="yellow"/>
+          <w:lang w:eastAsia="de-DE"/>
+        </w:rPr>
+        <w:t xml:space="preserve">Zeile </w:t>
+      </w:r>
+      <w:r>
+        <w:rPr>
+          <w:lang w:eastAsia="de-DE"/>
+        </w:rPr>
+        <w:tab/>
+      </w:r>
+      <w:r>
+        <w:rPr>
+          <w:lang w:eastAsia="de-DE"/>
+        </w:rPr>
+        <w:t>60</w:t>
       </w:r>
     </w:p>
     <w:p>
@@ -1523,107 +1693,45 @@
           <w:lang w:eastAsia="de-DE"/>
         </w:rPr>
       </w:pPr>
-      <w:r>
-        <w:rPr>
-          <w:lang w:val="de-DE" w:eastAsia="de-DE"/>
-        </w:rPr>
-        <w:t>A</w:t>
-      </w:r>
-      <w:r>
-        <w:rPr>
-          <w:lang w:val="de-DE" w:eastAsia="de-DE"/>
-        </w:rPr>
-        <w:t>nimiertes Element</w:t>
-      </w:r>
-      <w:r>
-        <w:rPr>
-          <w:lang w:val="de-DE" w:eastAsia="de-DE"/>
-        </w:rPr>
-        <w:t>:</w:t>
-      </w:r>
-      <w:r>
-        <w:rPr>
-          <w:lang w:val="de-DE" w:eastAsia="de-DE"/>
-        </w:rPr>
-        <w:tab/>
-      </w:r>
-      <w:r>
-        <w:rPr>
-          <w:lang w:eastAsia="de-DE"/>
-        </w:rPr>
-        <w:t xml:space="preserve">Sheet </w:t>
-      </w:r>
-      <w:r>
-        <w:rPr>
-          <w:lang w:eastAsia="de-DE"/>
-        </w:rPr>
-        <w:t>contact.html</w:t>
-      </w:r>
-      <w:r>
-        <w:rPr>
-          <w:lang w:eastAsia="de-DE"/>
-        </w:rPr>
-        <w:tab/>
+    </w:p>
+    <w:p>
+      <w:pPr>
+        <w:pStyle w:val="berschrift3"/>
+      </w:pPr>
+      <w:bookmarkStart w:id="6" w:name="_Toc230255962"/>
+      <w:r>
+        <w:t>Multimedia Inhalte</w:t>
+      </w:r>
+      <w:bookmarkEnd w:id="6"/>
+    </w:p>
+    <w:p>
+      <w:r>
+        <w:t xml:space="preserve">Das Video integrierten wir auf dem Sheet index.html auf der </w:t>
       </w:r>
       <w:r>
         <w:rPr>
           <w:highlight w:val="yellow"/>
-          <w:lang w:eastAsia="de-DE"/>
-        </w:rPr>
-        <w:t xml:space="preserve">Zeile </w:t>
-      </w:r>
-      <w:r>
-        <w:rPr>
-          <w:lang w:eastAsia="de-DE"/>
-        </w:rPr>
-        <w:t>60</w:t>
-      </w:r>
-      <w:bookmarkStart w:id="6" w:name="_Toc229952183"/>
-    </w:p>
-    <w:p>
-      <w:pPr>
-        <w:tabs>
-          <w:tab w:val="left" w:pos="3686"/>
-          <w:tab w:val="left" w:pos="6237"/>
-        </w:tabs>
-        <w:rPr>
-          <w:lang w:eastAsia="de-DE"/>
-        </w:rPr>
-      </w:pPr>
+        </w:rPr>
+        <w:t>Zeile</w:t>
+      </w:r>
+      <w:r>
+        <w:t xml:space="preserve"> 38</w:t>
+      </w:r>
+    </w:p>
+    <w:p>
+      <w:r>
+        <w:br w:type="page"/>
+      </w:r>
     </w:p>
     <w:p>
       <w:pPr>
         <w:pStyle w:val="berschrift3"/>
       </w:pPr>
-      <w:r>
-        <w:t>Multimedia Inhalte</w:t>
-      </w:r>
-      <w:bookmarkStart w:id="7" w:name="_Toc229952184"/>
-      <w:bookmarkEnd w:id="6"/>
-    </w:p>
-    <w:p>
-      <w:r>
-        <w:t xml:space="preserve">Das Video integrierten wir auf dem Sheet index.html auf der </w:t>
-      </w:r>
-      <w:r>
-        <w:rPr>
-          <w:highlight w:val="yellow"/>
-        </w:rPr>
-        <w:t>Zeile</w:t>
-      </w:r>
-      <w:r>
-        <w:t xml:space="preserve"> 38</w:t>
-      </w:r>
-    </w:p>
-    <w:p/>
-    <w:p>
-      <w:pPr>
-        <w:pStyle w:val="berschrift3"/>
-      </w:pPr>
-      <w:r>
+      <w:bookmarkStart w:id="7" w:name="_Toc230255963"/>
+      <w:r>
+        <w:lastRenderedPageBreak/>
         <w:t>Struktur</w:t>
       </w:r>
-      <w:bookmarkStart w:id="8" w:name="_Toc229952185"/>
       <w:bookmarkEnd w:id="7"/>
     </w:p>
     <w:p>
@@ -1695,7 +1803,6 @@
         </w:numPr>
       </w:pPr>
       <w:r>
-        <w:lastRenderedPageBreak/>
         <w:t>Videos</w:t>
       </w:r>
     </w:p>
@@ -1705,10 +1812,10 @@
       <w:pPr>
         <w:pStyle w:val="berschrift3"/>
       </w:pPr>
+      <w:bookmarkStart w:id="8" w:name="_Toc230255964"/>
       <w:r>
         <w:t>Übergabehinweise</w:t>
       </w:r>
-      <w:bookmarkStart w:id="9" w:name="_Toc229952186"/>
       <w:bookmarkEnd w:id="8"/>
     </w:p>
     <w:p/>
@@ -1716,6 +1823,7 @@
       <w:pPr>
         <w:pStyle w:val="berschrift3"/>
       </w:pPr>
+      <w:bookmarkStart w:id="9" w:name="_Toc230255965"/>
       <w:r>
         <w:t>Zukünftige Ausbaumöglichkeiten</w:t>
       </w:r>
@@ -2704,7 +2812,6 @@
   <w:style w:type="character" w:default="1" w:styleId="Absatz-Standardschriftart">
     <w:name w:val="Default Paragraph Font"/>
     <w:uiPriority w:val="1"/>
-    <w:semiHidden/>
     <w:unhideWhenUsed/>
   </w:style>
   <w:style w:type="table" w:default="1" w:styleId="NormaleTabelle">

--- a/docu/documentation_mma25b_bachmann_ottiger.docx
+++ b/docu/documentation_mma25b_bachmann_ottiger.docx
@@ -1715,7 +1715,24 @@
         <w:t>Zeile</w:t>
       </w:r>
       <w:r>
-        <w:t xml:space="preserve"> 38</w:t>
+        <w:t xml:space="preserve"> 3</w:t>
+      </w:r>
+      <w:r>
+        <w:t>4</w:t>
+      </w:r>
+    </w:p>
+    <w:p>
+      <w:r>
+        <w:t xml:space="preserve">Unser erstelltes Audio befindet sich auf dem Sheet contact.html auf der </w:t>
+      </w:r>
+      <w:r>
+        <w:rPr>
+          <w:highlight w:val="yellow"/>
+        </w:rPr>
+        <w:t>Zeile</w:t>
+      </w:r>
+      <w:r>
+        <w:t xml:space="preserve"> 59</w:t>
       </w:r>
     </w:p>
     <w:p>
@@ -1806,7 +1823,6 @@
         <w:t>Videos</w:t>
       </w:r>
     </w:p>
-    <w:p/>
     <w:p/>
     <w:p>
       <w:pPr>

--- a/docu/documentation_mma25b_bachmann_ottiger.docx
+++ b/docu/documentation_mma25b_bachmann_ottiger.docx
@@ -138,7 +138,7 @@
           <w:r>
             <w:fldChar w:fldCharType="separate"/>
           </w:r>
-          <w:hyperlink w:anchor="_Toc230255956" w:history="1">
+          <w:hyperlink w:anchor="_Toc230859407" w:history="1">
             <w:r>
               <w:rPr>
                 <w:rStyle w:val="Hyperlink"/>
@@ -165,7 +165,7 @@
                 <w:noProof/>
                 <w:webHidden/>
               </w:rPr>
-              <w:instrText xml:space="preserve"> PAGEREF _Toc230255956 \h </w:instrText>
+              <w:instrText xml:space="preserve"> PAGEREF _Toc230859407 \h </w:instrText>
             </w:r>
             <w:r>
               <w:rPr>
@@ -211,7 +211,7 @@
               <w14:ligatures w14:val="standardContextual"/>
             </w:rPr>
           </w:pPr>
-          <w:hyperlink w:anchor="_Toc230255957" w:history="1">
+          <w:hyperlink w:anchor="_Toc230859408" w:history="1">
             <w:r>
               <w:rPr>
                 <w:rStyle w:val="Hyperlink"/>
@@ -238,7 +238,7 @@
                 <w:noProof/>
                 <w:webHidden/>
               </w:rPr>
-              <w:instrText xml:space="preserve"> PAGEREF _Toc230255957 \h </w:instrText>
+              <w:instrText xml:space="preserve"> PAGEREF _Toc230859408 \h </w:instrText>
             </w:r>
             <w:r>
               <w:rPr>
@@ -284,7 +284,7 @@
               <w14:ligatures w14:val="standardContextual"/>
             </w:rPr>
           </w:pPr>
-          <w:hyperlink w:anchor="_Toc230255958" w:history="1">
+          <w:hyperlink w:anchor="_Toc230859409" w:history="1">
             <w:r>
               <w:rPr>
                 <w:rStyle w:val="Hyperlink"/>
@@ -311,7 +311,7 @@
                 <w:noProof/>
                 <w:webHidden/>
               </w:rPr>
-              <w:instrText xml:space="preserve"> PAGEREF _Toc230255958 \h </w:instrText>
+              <w:instrText xml:space="preserve"> PAGEREF _Toc230859409 \h </w:instrText>
             </w:r>
             <w:r>
               <w:rPr>
@@ -357,7 +357,7 @@
               <w14:ligatures w14:val="standardContextual"/>
             </w:rPr>
           </w:pPr>
-          <w:hyperlink w:anchor="_Toc230255959" w:history="1">
+          <w:hyperlink w:anchor="_Toc230859410" w:history="1">
             <w:r>
               <w:rPr>
                 <w:rStyle w:val="Hyperlink"/>
@@ -384,7 +384,7 @@
                 <w:noProof/>
                 <w:webHidden/>
               </w:rPr>
-              <w:instrText xml:space="preserve"> PAGEREF _Toc230255959 \h </w:instrText>
+              <w:instrText xml:space="preserve"> PAGEREF _Toc230859410 \h </w:instrText>
             </w:r>
             <w:r>
               <w:rPr>
@@ -430,7 +430,7 @@
               <w14:ligatures w14:val="standardContextual"/>
             </w:rPr>
           </w:pPr>
-          <w:hyperlink w:anchor="_Toc230255960" w:history="1">
+          <w:hyperlink w:anchor="_Toc230859411" w:history="1">
             <w:r>
               <w:rPr>
                 <w:rStyle w:val="Hyperlink"/>
@@ -458,7 +458,7 @@
                 <w:noProof/>
                 <w:webHidden/>
               </w:rPr>
-              <w:instrText xml:space="preserve"> PAGEREF _Toc230255960 \h </w:instrText>
+              <w:instrText xml:space="preserve"> PAGEREF _Toc230859411 \h </w:instrText>
             </w:r>
             <w:r>
               <w:rPr>
@@ -504,12 +504,12 @@
               <w14:ligatures w14:val="standardContextual"/>
             </w:rPr>
           </w:pPr>
-          <w:hyperlink w:anchor="_Toc230255961" w:history="1">
+          <w:hyperlink w:anchor="_Toc230859412" w:history="1">
             <w:r>
               <w:rPr>
                 <w:rStyle w:val="Hyperlink"/>
                 <w:noProof/>
-                <w:lang w:val="en-US" w:eastAsia="de-DE"/>
+                <w:lang w:eastAsia="de-DE"/>
               </w:rPr>
               <w:t>Elemente</w:t>
             </w:r>
@@ -532,7 +532,7 @@
                 <w:noProof/>
                 <w:webHidden/>
               </w:rPr>
-              <w:instrText xml:space="preserve"> PAGEREF _Toc230255961 \h </w:instrText>
+              <w:instrText xml:space="preserve"> PAGEREF _Toc230859412 \h </w:instrText>
             </w:r>
             <w:r>
               <w:rPr>
@@ -578,7 +578,7 @@
               <w14:ligatures w14:val="standardContextual"/>
             </w:rPr>
           </w:pPr>
-          <w:hyperlink w:anchor="_Toc230255962" w:history="1">
+          <w:hyperlink w:anchor="_Toc230859413" w:history="1">
             <w:r>
               <w:rPr>
                 <w:rStyle w:val="Hyperlink"/>
@@ -605,7 +605,7 @@
                 <w:noProof/>
                 <w:webHidden/>
               </w:rPr>
-              <w:instrText xml:space="preserve"> PAGEREF _Toc230255962 \h </w:instrText>
+              <w:instrText xml:space="preserve"> PAGEREF _Toc230859413 \h </w:instrText>
             </w:r>
             <w:r>
               <w:rPr>
@@ -651,7 +651,7 @@
               <w14:ligatures w14:val="standardContextual"/>
             </w:rPr>
           </w:pPr>
-          <w:hyperlink w:anchor="_Toc230255963" w:history="1">
+          <w:hyperlink w:anchor="_Toc230859414" w:history="1">
             <w:r>
               <w:rPr>
                 <w:rStyle w:val="Hyperlink"/>
@@ -678,7 +678,7 @@
                 <w:noProof/>
                 <w:webHidden/>
               </w:rPr>
-              <w:instrText xml:space="preserve"> PAGEREF _Toc230255963 \h </w:instrText>
+              <w:instrText xml:space="preserve"> PAGEREF _Toc230859414 \h </w:instrText>
             </w:r>
             <w:r>
               <w:rPr>
@@ -724,13 +724,13 @@
               <w14:ligatures w14:val="standardContextual"/>
             </w:rPr>
           </w:pPr>
-          <w:hyperlink w:anchor="_Toc230255964" w:history="1">
+          <w:hyperlink w:anchor="_Toc230859415" w:history="1">
             <w:r>
               <w:rPr>
                 <w:rStyle w:val="Hyperlink"/>
                 <w:noProof/>
               </w:rPr>
-              <w:t>Übergabehinweise</w:t>
+              <w:t>Zusatz CSS Feature</w:t>
             </w:r>
             <w:r>
               <w:rPr>
@@ -751,7 +751,7 @@
                 <w:noProof/>
                 <w:webHidden/>
               </w:rPr>
-              <w:instrText xml:space="preserve"> PAGEREF _Toc230255964 \h </w:instrText>
+              <w:instrText xml:space="preserve"> PAGEREF _Toc230859415 \h </w:instrText>
             </w:r>
             <w:r>
               <w:rPr>
@@ -797,12 +797,85 @@
               <w14:ligatures w14:val="standardContextual"/>
             </w:rPr>
           </w:pPr>
-          <w:hyperlink w:anchor="_Toc230255965" w:history="1">
+          <w:hyperlink w:anchor="_Toc230859416" w:history="1">
             <w:r>
               <w:rPr>
                 <w:rStyle w:val="Hyperlink"/>
                 <w:noProof/>
               </w:rPr>
+              <w:t>Übergabehinweise</w:t>
+            </w:r>
+            <w:r>
+              <w:rPr>
+                <w:noProof/>
+                <w:webHidden/>
+              </w:rPr>
+              <w:tab/>
+            </w:r>
+            <w:r>
+              <w:rPr>
+                <w:noProof/>
+                <w:webHidden/>
+              </w:rPr>
+              <w:fldChar w:fldCharType="begin"/>
+            </w:r>
+            <w:r>
+              <w:rPr>
+                <w:noProof/>
+                <w:webHidden/>
+              </w:rPr>
+              <w:instrText xml:space="preserve"> PAGEREF _Toc230859416 \h </w:instrText>
+            </w:r>
+            <w:r>
+              <w:rPr>
+                <w:noProof/>
+                <w:webHidden/>
+              </w:rPr>
+            </w:r>
+            <w:r>
+              <w:rPr>
+                <w:noProof/>
+                <w:webHidden/>
+              </w:rPr>
+              <w:fldChar w:fldCharType="separate"/>
+            </w:r>
+            <w:r>
+              <w:rPr>
+                <w:noProof/>
+                <w:webHidden/>
+              </w:rPr>
+              <w:t>4</w:t>
+            </w:r>
+            <w:r>
+              <w:rPr>
+                <w:noProof/>
+                <w:webHidden/>
+              </w:rPr>
+              <w:fldChar w:fldCharType="end"/>
+            </w:r>
+          </w:hyperlink>
+        </w:p>
+        <w:p>
+          <w:pPr>
+            <w:pStyle w:val="Verzeichnis3"/>
+            <w:tabs>
+              <w:tab w:val="right" w:leader="dot" w:pos="9062"/>
+            </w:tabs>
+            <w:rPr>
+              <w:rFonts w:cstheme="minorBidi"/>
+              <w:noProof/>
+              <w:kern w:val="2"/>
+              <w:sz w:val="24"/>
+              <w:szCs w:val="24"/>
+              <w14:ligatures w14:val="standardContextual"/>
+            </w:rPr>
+          </w:pPr>
+          <w:hyperlink w:anchor="_Toc230859417" w:history="1">
+            <w:r>
+              <w:rPr>
+                <w:rStyle w:val="Hyperlink"/>
+                <w:noProof/>
+              </w:rPr>
               <w:t>Zukünftige Ausbaumöglichkeiten</w:t>
             </w:r>
             <w:r>
@@ -824,7 +897,7 @@
                 <w:noProof/>
                 <w:webHidden/>
               </w:rPr>
-              <w:instrText xml:space="preserve"> PAGEREF _Toc230255965 \h </w:instrText>
+              <w:instrText xml:space="preserve"> PAGEREF _Toc230859417 \h </w:instrText>
             </w:r>
             <w:r>
               <w:rPr>
@@ -844,7 +917,7 @@
                 <w:noProof/>
                 <w:webHidden/>
               </w:rPr>
-              <w:t>3</w:t>
+              <w:t>4</w:t>
             </w:r>
             <w:r>
               <w:rPr>
@@ -882,7 +955,7 @@
       <w:pPr>
         <w:pStyle w:val="berschrift2"/>
       </w:pPr>
-      <w:bookmarkStart w:id="0" w:name="_Toc230255956"/>
+      <w:bookmarkStart w:id="0" w:name="_Toc230859407"/>
       <w:r>
         <w:lastRenderedPageBreak/>
         <w:t>Seiten</w:t>
@@ -899,21 +972,49 @@
         <w:rPr>
           <w:lang w:val="de-DE" w:eastAsia="de-DE"/>
         </w:rPr>
-        <w:t>Wir erstellten eine Home seite, zusätzlich eine Flavor seite und unsere Kontaktdaten.</w:t>
-      </w:r>
-    </w:p>
-    <w:p>
-      <w:pPr>
+        <w:t xml:space="preserve">Wir erstellten eine Home </w:t>
+      </w:r>
+      <w:proofErr w:type="spellStart"/>
+      <w:r>
         <w:rPr>
           <w:lang w:val="de-DE" w:eastAsia="de-DE"/>
         </w:rPr>
-      </w:pPr>
+        <w:t>seite</w:t>
+      </w:r>
+      <w:proofErr w:type="spellEnd"/>
+      <w:r>
+        <w:rPr>
+          <w:lang w:val="de-DE" w:eastAsia="de-DE"/>
+        </w:rPr>
+        <w:t xml:space="preserve">, zusätzlich eine Flavor </w:t>
+      </w:r>
+      <w:proofErr w:type="spellStart"/>
+      <w:r>
+        <w:rPr>
+          <w:lang w:val="de-DE" w:eastAsia="de-DE"/>
+        </w:rPr>
+        <w:t>seite</w:t>
+      </w:r>
+      <w:proofErr w:type="spellEnd"/>
+      <w:r>
+        <w:rPr>
+          <w:lang w:val="de-DE" w:eastAsia="de-DE"/>
+        </w:rPr>
+        <w:t xml:space="preserve"> und unsere Kontaktdaten.</w:t>
+      </w:r>
     </w:p>
     <w:p>
       <w:pPr>
+        <w:rPr>
+          <w:lang w:val="de-DE" w:eastAsia="de-DE"/>
+        </w:rPr>
+      </w:pPr>
+    </w:p>
+    <w:p>
+      <w:pPr>
         <w:pStyle w:val="berschrift2"/>
       </w:pPr>
-      <w:bookmarkStart w:id="1" w:name="_Toc230255957"/>
+      <w:bookmarkStart w:id="1" w:name="_Toc230859408"/>
       <w:r>
         <w:t>Eigenes CSS</w:t>
       </w:r>
@@ -942,21 +1043,35 @@
         <w:rPr>
           <w:lang w:val="de-DE" w:eastAsia="de-DE"/>
         </w:rPr>
-        <w:t xml:space="preserve"> 10 ein. </w:t>
-      </w:r>
-    </w:p>
-    <w:p>
-      <w:pPr>
+        <w:t xml:space="preserve"> </w:t>
+      </w:r>
+      <w:r>
+        <w:rPr>
+          <w:b/>
+          <w:bCs/>
+          <w:lang w:val="de-DE" w:eastAsia="de-DE"/>
+        </w:rPr>
+        <w:t>10</w:t>
+      </w:r>
+      <w:r>
         <w:rPr>
           <w:lang w:val="de-DE" w:eastAsia="de-DE"/>
         </w:rPr>
-      </w:pPr>
+        <w:t xml:space="preserve"> ein. </w:t>
+      </w:r>
     </w:p>
     <w:p>
       <w:pPr>
+        <w:rPr>
+          <w:lang w:val="de-DE" w:eastAsia="de-DE"/>
+        </w:rPr>
+      </w:pPr>
+    </w:p>
+    <w:p>
+      <w:pPr>
         <w:pStyle w:val="berschrift2"/>
       </w:pPr>
-      <w:bookmarkStart w:id="2" w:name="_Toc230255958"/>
+      <w:bookmarkStart w:id="2" w:name="_Toc230859409"/>
       <w:r>
         <w:t>Framework einbinden</w:t>
       </w:r>
@@ -990,7 +1105,17 @@
         <w:t>Zeile</w:t>
       </w:r>
       <w:r>
-        <w:t xml:space="preserve"> 8.</w:t>
+        <w:t xml:space="preserve"> </w:t>
+      </w:r>
+      <w:r>
+        <w:rPr>
+          <w:b/>
+          <w:bCs/>
+        </w:rPr>
+        <w:t>8</w:t>
+      </w:r>
+      <w:r>
+        <w:t>.</w:t>
       </w:r>
     </w:p>
     <w:p/>
@@ -998,7 +1123,7 @@
       <w:pPr>
         <w:pStyle w:val="berschrift2"/>
       </w:pPr>
-      <w:bookmarkStart w:id="3" w:name="_Toc230255959"/>
+      <w:bookmarkStart w:id="3" w:name="_Toc230859410"/>
       <w:r>
         <w:t>Framework anwenden</w:t>
       </w:r>
@@ -1011,7 +1136,7 @@
           <w:lang w:val="de-DE" w:eastAsia="de-DE"/>
         </w:rPr>
       </w:pPr>
-      <w:bookmarkStart w:id="4" w:name="_Toc230255960"/>
+      <w:bookmarkStart w:id="4" w:name="_Toc230859411"/>
       <w:r>
         <w:rPr>
           <w:lang w:val="de-DE" w:eastAsia="de-DE"/>
@@ -1020,669 +1145,843 @@
       </w:r>
       <w:bookmarkEnd w:id="4"/>
     </w:p>
+    <w:tbl>
+      <w:tblPr>
+        <w:tblStyle w:val="Gitternetztabelle1hell"/>
+        <w:tblW w:w="0" w:type="auto"/>
+        <w:tblLook w:val="04A0" w:firstRow="1" w:lastRow="0" w:firstColumn="1" w:lastColumn="0" w:noHBand="0" w:noVBand="1"/>
+      </w:tblPr>
+      <w:tblGrid>
+        <w:gridCol w:w="3539"/>
+        <w:gridCol w:w="3119"/>
+        <w:gridCol w:w="2404"/>
+      </w:tblGrid>
+      <w:tr>
+        <w:trPr>
+          <w:cnfStyle w:val="100000000000" w:firstRow="1" w:lastRow="0" w:firstColumn="0" w:lastColumn="0" w:oddVBand="0" w:evenVBand="0" w:oddHBand="0" w:evenHBand="0" w:firstRowFirstColumn="0" w:firstRowLastColumn="0" w:lastRowFirstColumn="0" w:lastRowLastColumn="0"/>
+        </w:trPr>
+        <w:tc>
+          <w:tcPr>
+            <w:cnfStyle w:val="001000000000" w:firstRow="0" w:lastRow="0" w:firstColumn="1" w:lastColumn="0" w:oddVBand="0" w:evenVBand="0" w:oddHBand="0" w:evenHBand="0" w:firstRowFirstColumn="0" w:firstRowLastColumn="0" w:lastRowFirstColumn="0" w:lastRowLastColumn="0"/>
+            <w:tcW w:w="3539" w:type="dxa"/>
+          </w:tcPr>
+          <w:p>
+            <w:pPr>
+              <w:rPr>
+                <w:lang w:val="de-DE" w:eastAsia="de-DE"/>
+              </w:rPr>
+            </w:pPr>
+            <w:r>
+              <w:rPr>
+                <w:lang w:val="de-DE" w:eastAsia="de-DE"/>
+              </w:rPr>
+              <w:t>Anforderung</w:t>
+            </w:r>
+          </w:p>
+        </w:tc>
+        <w:tc>
+          <w:tcPr>
+            <w:tcW w:w="3119" w:type="dxa"/>
+          </w:tcPr>
+          <w:p>
+            <w:pPr>
+              <w:cnfStyle w:val="100000000000" w:firstRow="1" w:lastRow="0" w:firstColumn="0" w:lastColumn="0" w:oddVBand="0" w:evenVBand="0" w:oddHBand="0" w:evenHBand="0" w:firstRowFirstColumn="0" w:firstRowLastColumn="0" w:lastRowFirstColumn="0" w:lastRowLastColumn="0"/>
+              <w:rPr>
+                <w:lang w:val="de-DE" w:eastAsia="de-DE"/>
+              </w:rPr>
+            </w:pPr>
+            <w:r>
+              <w:rPr>
+                <w:lang w:val="de-DE" w:eastAsia="de-DE"/>
+              </w:rPr>
+              <w:t>Sheet</w:t>
+            </w:r>
+          </w:p>
+        </w:tc>
+        <w:tc>
+          <w:tcPr>
+            <w:tcW w:w="2404" w:type="dxa"/>
+          </w:tcPr>
+          <w:p>
+            <w:pPr>
+              <w:cnfStyle w:val="100000000000" w:firstRow="1" w:lastRow="0" w:firstColumn="0" w:lastColumn="0" w:oddVBand="0" w:evenVBand="0" w:oddHBand="0" w:evenHBand="0" w:firstRowFirstColumn="0" w:firstRowLastColumn="0" w:lastRowFirstColumn="0" w:lastRowLastColumn="0"/>
+              <w:rPr>
+                <w:lang w:val="de-DE" w:eastAsia="de-DE"/>
+              </w:rPr>
+            </w:pPr>
+            <w:r>
+              <w:rPr>
+                <w:lang w:val="de-DE" w:eastAsia="de-DE"/>
+              </w:rPr>
+              <w:t>Zeilen</w:t>
+            </w:r>
+          </w:p>
+        </w:tc>
+      </w:tr>
+      <w:tr>
+        <w:tc>
+          <w:tcPr>
+            <w:cnfStyle w:val="001000000000" w:firstRow="0" w:lastRow="0" w:firstColumn="1" w:lastColumn="0" w:oddVBand="0" w:evenVBand="0" w:oddHBand="0" w:evenHBand="0" w:firstRowFirstColumn="0" w:firstRowLastColumn="0" w:lastRowFirstColumn="0" w:lastRowLastColumn="0"/>
+            <w:tcW w:w="3539" w:type="dxa"/>
+          </w:tcPr>
+          <w:p>
+            <w:pPr>
+              <w:rPr>
+                <w:lang w:val="de-DE" w:eastAsia="de-DE"/>
+              </w:rPr>
+            </w:pPr>
+            <w:r>
+              <w:rPr>
+                <w:b w:val="0"/>
+                <w:bCs w:val="0"/>
+                <w:lang w:val="de-DE" w:eastAsia="de-DE"/>
+              </w:rPr>
+              <w:t xml:space="preserve">Desktop &amp; Smartphone </w:t>
+            </w:r>
+          </w:p>
+          <w:p>
+            <w:pPr>
+              <w:rPr>
+                <w:b w:val="0"/>
+                <w:bCs w:val="0"/>
+                <w:lang w:val="de-DE" w:eastAsia="de-DE"/>
+              </w:rPr>
+            </w:pPr>
+            <w:r>
+              <w:rPr>
+                <w:b w:val="0"/>
+                <w:bCs w:val="0"/>
+                <w:lang w:val="de-DE" w:eastAsia="de-DE"/>
+              </w:rPr>
+              <w:t>mit zwei Spalten dargestellt</w:t>
+            </w:r>
+          </w:p>
+        </w:tc>
+        <w:tc>
+          <w:tcPr>
+            <w:tcW w:w="3119" w:type="dxa"/>
+          </w:tcPr>
+          <w:p>
+            <w:pPr>
+              <w:cnfStyle w:val="000000000000" w:firstRow="0" w:lastRow="0" w:firstColumn="0" w:lastColumn="0" w:oddVBand="0" w:evenVBand="0" w:oddHBand="0" w:evenHBand="0" w:firstRowFirstColumn="0" w:firstRowLastColumn="0" w:lastRowFirstColumn="0" w:lastRowLastColumn="0"/>
+              <w:rPr>
+                <w:lang w:val="de-DE" w:eastAsia="de-DE"/>
+              </w:rPr>
+            </w:pPr>
+            <w:r>
+              <w:rPr>
+                <w:lang w:val="de-DE" w:eastAsia="de-DE"/>
+              </w:rPr>
+              <w:t xml:space="preserve">flavors.html  </w:t>
+            </w:r>
+          </w:p>
+        </w:tc>
+        <w:tc>
+          <w:tcPr>
+            <w:tcW w:w="2404" w:type="dxa"/>
+          </w:tcPr>
+          <w:p>
+            <w:pPr>
+              <w:cnfStyle w:val="000000000000" w:firstRow="0" w:lastRow="0" w:firstColumn="0" w:lastColumn="0" w:oddVBand="0" w:evenVBand="0" w:oddHBand="0" w:evenHBand="0" w:firstRowFirstColumn="0" w:firstRowLastColumn="0" w:lastRowFirstColumn="0" w:lastRowLastColumn="0"/>
+              <w:rPr>
+                <w:lang w:val="de-DE" w:eastAsia="de-DE"/>
+              </w:rPr>
+            </w:pPr>
+            <w:r>
+              <w:rPr>
+                <w:lang w:val="de-DE" w:eastAsia="de-DE"/>
+              </w:rPr>
+              <w:t>42, 53, 66, 77</w:t>
+            </w:r>
+          </w:p>
+        </w:tc>
+      </w:tr>
+      <w:tr>
+        <w:tc>
+          <w:tcPr>
+            <w:cnfStyle w:val="001000000000" w:firstRow="0" w:lastRow="0" w:firstColumn="1" w:lastColumn="0" w:oddVBand="0" w:evenVBand="0" w:oddHBand="0" w:evenHBand="0" w:firstRowFirstColumn="0" w:firstRowLastColumn="0" w:lastRowFirstColumn="0" w:lastRowLastColumn="0"/>
+            <w:tcW w:w="3539" w:type="dxa"/>
+          </w:tcPr>
+          <w:p>
+            <w:pPr>
+              <w:rPr>
+                <w:lang w:val="de-DE" w:eastAsia="de-DE"/>
+              </w:rPr>
+            </w:pPr>
+            <w:r>
+              <w:rPr>
+                <w:b w:val="0"/>
+                <w:bCs w:val="0"/>
+                <w:lang w:val="de-DE" w:eastAsia="de-DE"/>
+              </w:rPr>
+              <w:t xml:space="preserve">Desktop mit drei Spalten </w:t>
+            </w:r>
+          </w:p>
+          <w:p>
+            <w:pPr>
+              <w:rPr>
+                <w:b w:val="0"/>
+                <w:bCs w:val="0"/>
+                <w:lang w:val="de-DE" w:eastAsia="de-DE"/>
+              </w:rPr>
+            </w:pPr>
+            <w:r>
+              <w:rPr>
+                <w:b w:val="0"/>
+                <w:bCs w:val="0"/>
+                <w:lang w:val="de-DE" w:eastAsia="de-DE"/>
+              </w:rPr>
+              <w:t>(zwei unterschiedliche Spaltenbreiten)</w:t>
+            </w:r>
+          </w:p>
+        </w:tc>
+        <w:tc>
+          <w:tcPr>
+            <w:tcW w:w="3119" w:type="dxa"/>
+          </w:tcPr>
+          <w:p>
+            <w:pPr>
+              <w:cnfStyle w:val="000000000000" w:firstRow="0" w:lastRow="0" w:firstColumn="0" w:lastColumn="0" w:oddVBand="0" w:evenVBand="0" w:oddHBand="0" w:evenHBand="0" w:firstRowFirstColumn="0" w:firstRowLastColumn="0" w:lastRowFirstColumn="0" w:lastRowLastColumn="0"/>
+              <w:rPr>
+                <w:lang w:val="de-DE" w:eastAsia="de-DE"/>
+              </w:rPr>
+            </w:pPr>
+            <w:r>
+              <w:rPr>
+                <w:lang w:val="de-DE" w:eastAsia="de-DE"/>
+              </w:rPr>
+              <w:t>contact.html</w:t>
+            </w:r>
+          </w:p>
+        </w:tc>
+        <w:tc>
+          <w:tcPr>
+            <w:tcW w:w="2404" w:type="dxa"/>
+          </w:tcPr>
+          <w:p>
+            <w:pPr>
+              <w:cnfStyle w:val="000000000000" w:firstRow="0" w:lastRow="0" w:firstColumn="0" w:lastColumn="0" w:oddVBand="0" w:evenVBand="0" w:oddHBand="0" w:evenHBand="0" w:firstRowFirstColumn="0" w:firstRowLastColumn="0" w:lastRowFirstColumn="0" w:lastRowLastColumn="0"/>
+              <w:rPr>
+                <w:lang w:val="de-DE" w:eastAsia="de-DE"/>
+              </w:rPr>
+            </w:pPr>
+            <w:r>
+              <w:rPr>
+                <w:lang w:val="de-DE" w:eastAsia="de-DE"/>
+              </w:rPr>
+              <w:t>37, 48 &amp; 64</w:t>
+            </w:r>
+          </w:p>
+        </w:tc>
+      </w:tr>
+      <w:tr>
+        <w:tc>
+          <w:tcPr>
+            <w:cnfStyle w:val="001000000000" w:firstRow="0" w:lastRow="0" w:firstColumn="1" w:lastColumn="0" w:oddVBand="0" w:evenVBand="0" w:oddHBand="0" w:evenHBand="0" w:firstRowFirstColumn="0" w:firstRowLastColumn="0" w:lastRowFirstColumn="0" w:lastRowLastColumn="0"/>
+            <w:tcW w:w="3539" w:type="dxa"/>
+          </w:tcPr>
+          <w:p>
+            <w:pPr>
+              <w:rPr>
+                <w:lang w:val="de-DE" w:eastAsia="de-DE"/>
+              </w:rPr>
+            </w:pPr>
+            <w:r>
+              <w:rPr>
+                <w:b w:val="0"/>
+                <w:bCs w:val="0"/>
+                <w:lang w:val="de-DE" w:eastAsia="de-DE"/>
+              </w:rPr>
+              <w:t xml:space="preserve">Desktop mit vier Spalten, </w:t>
+            </w:r>
+          </w:p>
+          <w:p>
+            <w:pPr>
+              <w:rPr>
+                <w:b w:val="0"/>
+                <w:bCs w:val="0"/>
+                <w:lang w:val="de-DE" w:eastAsia="de-DE"/>
+              </w:rPr>
+            </w:pPr>
+            <w:r>
+              <w:rPr>
+                <w:b w:val="0"/>
+                <w:bCs w:val="0"/>
+                <w:lang w:val="de-DE" w:eastAsia="de-DE"/>
+              </w:rPr>
+              <w:t>Tablet mit zwei Spalten</w:t>
+            </w:r>
+          </w:p>
+        </w:tc>
+        <w:tc>
+          <w:tcPr>
+            <w:tcW w:w="3119" w:type="dxa"/>
+          </w:tcPr>
+          <w:p>
+            <w:pPr>
+              <w:cnfStyle w:val="000000000000" w:firstRow="0" w:lastRow="0" w:firstColumn="0" w:lastColumn="0" w:oddVBand="0" w:evenVBand="0" w:oddHBand="0" w:evenHBand="0" w:firstRowFirstColumn="0" w:firstRowLastColumn="0" w:lastRowFirstColumn="0" w:lastRowLastColumn="0"/>
+              <w:rPr>
+                <w:lang w:val="de-DE" w:eastAsia="de-DE"/>
+              </w:rPr>
+            </w:pPr>
+            <w:r>
+              <w:rPr>
+                <w:lang w:val="de-DE" w:eastAsia="de-DE"/>
+              </w:rPr>
+              <w:t>index.html</w:t>
+            </w:r>
+          </w:p>
+        </w:tc>
+        <w:tc>
+          <w:tcPr>
+            <w:tcW w:w="2404" w:type="dxa"/>
+          </w:tcPr>
+          <w:p>
+            <w:pPr>
+              <w:cnfStyle w:val="000000000000" w:firstRow="0" w:lastRow="0" w:firstColumn="0" w:lastColumn="0" w:oddVBand="0" w:evenVBand="0" w:oddHBand="0" w:evenHBand="0" w:firstRowFirstColumn="0" w:firstRowLastColumn="0" w:lastRowFirstColumn="0" w:lastRowLastColumn="0"/>
+              <w:rPr>
+                <w:lang w:val="de-DE" w:eastAsia="de-DE"/>
+              </w:rPr>
+            </w:pPr>
+            <w:r>
+              <w:rPr>
+                <w:lang w:val="de-DE" w:eastAsia="de-DE"/>
+              </w:rPr>
+              <w:t>104, 114, 124, 134</w:t>
+            </w:r>
+          </w:p>
+        </w:tc>
+      </w:tr>
+    </w:tbl>
     <w:p>
       <w:pPr>
-        <w:tabs>
-          <w:tab w:val="left" w:pos="6237"/>
-          <w:tab w:val="right" w:pos="8931"/>
-        </w:tabs>
         <w:rPr>
           <w:lang w:val="de-DE" w:eastAsia="de-DE"/>
         </w:rPr>
       </w:pPr>
-      <w:r>
-        <w:rPr>
-          <w:lang w:val="de-DE" w:eastAsia="de-DE"/>
-        </w:rPr>
-        <w:t>Desktop &amp; Smartphone mit zwei Spalten dargestellt:</w:t>
-      </w:r>
-      <w:r>
-        <w:rPr>
-          <w:lang w:val="de-DE" w:eastAsia="de-DE"/>
-        </w:rPr>
-        <w:tab/>
-        <w:t xml:space="preserve">Sheet </w:t>
-      </w:r>
-      <w:r>
-        <w:rPr>
-          <w:lang w:val="de-DE" w:eastAsia="de-DE"/>
-        </w:rPr>
-        <w:t xml:space="preserve">flavors.html </w:t>
-      </w:r>
-      <w:r>
-        <w:rPr>
-          <w:lang w:val="de-DE" w:eastAsia="de-DE"/>
-        </w:rPr>
-        <w:t xml:space="preserve"> </w:t>
-      </w:r>
     </w:p>
     <w:p>
       <w:pPr>
-        <w:tabs>
-          <w:tab w:val="left" w:pos="6237"/>
-          <w:tab w:val="right" w:pos="8931"/>
-        </w:tabs>
-        <w:spacing w:after="120"/>
-        <w:rPr>
-          <w:lang w:val="de-DE" w:eastAsia="de-DE"/>
-        </w:rPr>
-      </w:pPr>
-      <w:r>
-        <w:rPr>
-          <w:lang w:val="de-DE" w:eastAsia="de-DE"/>
-        </w:rPr>
-        <w:tab/>
-      </w:r>
-      <w:r>
-        <w:rPr>
-          <w:highlight w:val="yellow"/>
-          <w:lang w:val="de-DE" w:eastAsia="de-DE"/>
-        </w:rPr>
-        <w:t>Zeile</w:t>
-      </w:r>
-      <w:r>
-        <w:rPr>
-          <w:highlight w:val="yellow"/>
-          <w:lang w:val="de-DE" w:eastAsia="de-DE"/>
-        </w:rPr>
-        <w:t>n</w:t>
-      </w:r>
-      <w:r>
-        <w:rPr>
-          <w:highlight w:val="yellow"/>
-          <w:lang w:val="de-DE" w:eastAsia="de-DE"/>
-        </w:rPr>
-        <w:t xml:space="preserve"> </w:t>
-      </w:r>
-      <w:r>
-        <w:rPr>
-          <w:lang w:val="de-DE" w:eastAsia="de-DE"/>
-        </w:rPr>
-        <w:t>42, 53, 66, 77</w:t>
-      </w:r>
-    </w:p>
-    <w:p>
-      <w:pPr>
-        <w:tabs>
-          <w:tab w:val="left" w:pos="6237"/>
-          <w:tab w:val="right" w:pos="8931"/>
-        </w:tabs>
-        <w:rPr>
-          <w:lang w:val="de-DE" w:eastAsia="de-DE"/>
-        </w:rPr>
-      </w:pPr>
-      <w:r>
-        <w:rPr>
-          <w:lang w:val="de-DE" w:eastAsia="de-DE"/>
-        </w:rPr>
-        <w:t xml:space="preserve">Desktop mit drei Spalten </w:t>
-      </w:r>
-      <w:r>
-        <w:rPr>
-          <w:sz w:val="20"/>
-          <w:szCs w:val="20"/>
-          <w:lang w:val="de-DE" w:eastAsia="de-DE"/>
-        </w:rPr>
-        <w:t>(zwei unterschiedliche Spaltenbreiten</w:t>
-      </w:r>
-      <w:r>
-        <w:rPr>
-          <w:sz w:val="20"/>
-          <w:szCs w:val="20"/>
-          <w:lang w:val="de-DE" w:eastAsia="de-DE"/>
-        </w:rPr>
-        <w:t>)</w:t>
-      </w:r>
-      <w:r>
-        <w:rPr>
-          <w:lang w:val="de-DE" w:eastAsia="de-DE"/>
-        </w:rPr>
-        <w:t>:</w:t>
-      </w:r>
-      <w:r>
-        <w:rPr>
-          <w:lang w:val="de-DE" w:eastAsia="de-DE"/>
-        </w:rPr>
-        <w:tab/>
-        <w:t>Sheet</w:t>
-      </w:r>
-      <w:r>
-        <w:rPr>
-          <w:lang w:val="de-DE" w:eastAsia="de-DE"/>
-        </w:rPr>
-        <w:t xml:space="preserve"> contact.html</w:t>
-      </w:r>
-      <w:r>
-        <w:rPr>
-          <w:lang w:val="de-DE" w:eastAsia="de-DE"/>
-        </w:rPr>
-        <w:t xml:space="preserve"> </w:t>
-      </w:r>
-    </w:p>
-    <w:p>
-      <w:pPr>
-        <w:tabs>
-          <w:tab w:val="left" w:pos="6237"/>
-          <w:tab w:val="right" w:pos="8931"/>
-        </w:tabs>
-        <w:spacing w:after="120"/>
-        <w:rPr>
-          <w:lang w:val="de-DE" w:eastAsia="de-DE"/>
-        </w:rPr>
-      </w:pPr>
-      <w:r>
-        <w:rPr>
-          <w:lang w:val="de-DE" w:eastAsia="de-DE"/>
-        </w:rPr>
-        <w:tab/>
-      </w:r>
-      <w:r>
-        <w:rPr>
-          <w:highlight w:val="yellow"/>
-          <w:lang w:val="de-DE" w:eastAsia="de-DE"/>
-        </w:rPr>
-        <w:t>Zeile</w:t>
-      </w:r>
-      <w:r>
-        <w:rPr>
-          <w:highlight w:val="yellow"/>
-          <w:lang w:val="de-DE" w:eastAsia="de-DE"/>
-        </w:rPr>
-        <w:t>n</w:t>
-      </w:r>
-      <w:r>
-        <w:rPr>
-          <w:lang w:val="de-DE" w:eastAsia="de-DE"/>
-        </w:rPr>
-        <w:t xml:space="preserve"> 37, 48 &amp; 64</w:t>
-      </w:r>
-    </w:p>
-    <w:p>
-      <w:pPr>
-        <w:tabs>
-          <w:tab w:val="left" w:pos="6237"/>
-          <w:tab w:val="right" w:pos="8931"/>
-        </w:tabs>
-        <w:rPr>
-          <w:lang w:val="de-DE" w:eastAsia="de-DE"/>
-        </w:rPr>
-      </w:pPr>
-      <w:r>
-        <w:rPr>
-          <w:lang w:val="de-DE" w:eastAsia="de-DE"/>
-        </w:rPr>
-        <w:t>Desktiop mit vier Spalten, Tablet mit zwei Spalten:</w:t>
-      </w:r>
-      <w:r>
-        <w:rPr>
-          <w:lang w:val="de-DE" w:eastAsia="de-DE"/>
-        </w:rPr>
-        <w:tab/>
-        <w:t xml:space="preserve">Sheet </w:t>
-      </w:r>
-      <w:r>
-        <w:rPr>
-          <w:lang w:val="de-DE" w:eastAsia="de-DE"/>
-        </w:rPr>
-        <w:t>index.html</w:t>
-      </w:r>
-      <w:r>
-        <w:rPr>
-          <w:lang w:val="de-DE" w:eastAsia="de-DE"/>
-        </w:rPr>
-        <w:t xml:space="preserve"> </w:t>
-      </w:r>
-    </w:p>
-    <w:p>
-      <w:pPr>
-        <w:tabs>
-          <w:tab w:val="left" w:pos="6237"/>
-          <w:tab w:val="right" w:pos="8931"/>
-        </w:tabs>
-        <w:rPr>
-          <w:lang w:val="de-DE" w:eastAsia="de-DE"/>
-        </w:rPr>
-      </w:pPr>
-      <w:r>
-        <w:rPr>
-          <w:lang w:val="de-DE" w:eastAsia="de-DE"/>
-        </w:rPr>
-        <w:tab/>
-      </w:r>
-      <w:r>
-        <w:rPr>
-          <w:highlight w:val="yellow"/>
-          <w:lang w:val="de-DE" w:eastAsia="de-DE"/>
-        </w:rPr>
-        <w:t>Zeile</w:t>
-      </w:r>
-      <w:r>
-        <w:rPr>
-          <w:lang w:val="de-DE" w:eastAsia="de-DE"/>
-        </w:rPr>
-        <w:t>n 104, 114, 124, 134</w:t>
-      </w:r>
-    </w:p>
-    <w:p>
-      <w:pPr>
-        <w:rPr>
-          <w:lang w:val="de-DE" w:eastAsia="de-DE"/>
-        </w:rPr>
-      </w:pPr>
-    </w:p>
-    <w:p>
-      <w:pPr>
         <w:pStyle w:val="berschrift3"/>
-        <w:rPr>
-          <w:lang w:val="en-US" w:eastAsia="de-DE"/>
-        </w:rPr>
-      </w:pPr>
-      <w:bookmarkStart w:id="5" w:name="_Toc230255961"/>
-      <w:r>
-        <w:rPr>
-          <w:lang w:val="en-US" w:eastAsia="de-DE"/>
-        </w:rPr>
-        <w:t>Elemente</w:t>
-      </w:r>
-      <w:bookmarkEnd w:id="5"/>
-    </w:p>
-    <w:p>
-      <w:pPr>
-        <w:tabs>
-          <w:tab w:val="left" w:pos="3686"/>
-          <w:tab w:val="left" w:pos="6237"/>
-          <w:tab w:val="left" w:pos="6946"/>
-        </w:tabs>
-        <w:spacing w:after="120"/>
-        <w:rPr>
-          <w:lang w:val="en-US" w:eastAsia="de-DE"/>
-        </w:rPr>
-      </w:pPr>
-      <w:r>
-        <w:rPr>
-          <w:lang w:val="en-US" w:eastAsia="de-DE"/>
-        </w:rPr>
-        <w:t>Card:</w:t>
-      </w:r>
-      <w:r>
-        <w:rPr>
-          <w:lang w:val="en-US" w:eastAsia="de-DE"/>
-        </w:rPr>
-        <w:tab/>
-        <w:t xml:space="preserve">Sheet </w:t>
-      </w:r>
-      <w:r>
-        <w:rPr>
-          <w:lang w:val="en-US" w:eastAsia="de-DE"/>
-        </w:rPr>
-        <w:t>contact.html</w:t>
-      </w:r>
-      <w:r>
-        <w:rPr>
-          <w:lang w:val="en-US" w:eastAsia="de-DE"/>
-        </w:rPr>
-        <w:tab/>
-      </w:r>
-      <w:r>
-        <w:rPr>
-          <w:highlight w:val="yellow"/>
-          <w:lang w:val="en-US" w:eastAsia="de-DE"/>
-        </w:rPr>
-        <w:t xml:space="preserve">Zeilen </w:t>
-      </w:r>
-      <w:r>
-        <w:rPr>
-          <w:lang w:val="en-US" w:eastAsia="de-DE"/>
-        </w:rPr>
-        <w:tab/>
-      </w:r>
-      <w:r>
-        <w:rPr>
-          <w:lang w:val="en-US" w:eastAsia="de-DE"/>
-        </w:rPr>
-        <w:t>39 und 69</w:t>
-      </w:r>
-    </w:p>
-    <w:p>
-      <w:pPr>
-        <w:tabs>
-          <w:tab w:val="left" w:pos="3686"/>
-          <w:tab w:val="left" w:pos="6237"/>
-          <w:tab w:val="left" w:pos="6946"/>
-        </w:tabs>
-        <w:rPr>
-          <w:lang w:val="en-US" w:eastAsia="de-DE"/>
-        </w:rPr>
-      </w:pPr>
-      <w:r>
-        <w:rPr>
-          <w:lang w:val="en-US" w:eastAsia="de-DE"/>
-        </w:rPr>
-        <w:t>Modal window:</w:t>
-      </w:r>
-      <w:r>
-        <w:rPr>
-          <w:lang w:val="en-US" w:eastAsia="de-DE"/>
-        </w:rPr>
-        <w:tab/>
-        <w:t>Sheet</w:t>
-      </w:r>
-      <w:r>
-        <w:rPr>
-          <w:lang w:val="en-US" w:eastAsia="de-DE"/>
-        </w:rPr>
-        <w:t xml:space="preserve"> </w:t>
-      </w:r>
-      <w:r>
-        <w:rPr>
-          <w:lang w:val="en-US" w:eastAsia="de-DE"/>
-        </w:rPr>
-        <w:t>flavors.html</w:t>
-      </w:r>
-      <w:r>
-        <w:rPr>
-          <w:lang w:val="en-US" w:eastAsia="de-DE"/>
-        </w:rPr>
-        <w:tab/>
-      </w:r>
-      <w:r>
-        <w:rPr>
-          <w:highlight w:val="yellow"/>
-          <w:lang w:val="en-US" w:eastAsia="de-DE"/>
-        </w:rPr>
-        <w:t>Zeile</w:t>
-      </w:r>
-      <w:r>
-        <w:rPr>
-          <w:lang w:val="en-US" w:eastAsia="de-DE"/>
-        </w:rPr>
-        <w:t xml:space="preserve">n </w:t>
-      </w:r>
-      <w:r>
-        <w:rPr>
-          <w:lang w:val="en-US" w:eastAsia="de-DE"/>
-        </w:rPr>
-        <w:tab/>
-        <w:t xml:space="preserve">47 &amp; 103, 58 &amp; 115, </w:t>
-      </w:r>
-    </w:p>
-    <w:p>
-      <w:pPr>
-        <w:tabs>
-          <w:tab w:val="left" w:pos="3686"/>
-          <w:tab w:val="left" w:pos="6237"/>
-          <w:tab w:val="left" w:pos="6946"/>
-        </w:tabs>
-        <w:spacing w:after="120"/>
-        <w:rPr>
-          <w:lang w:val="en-US" w:eastAsia="de-DE"/>
-        </w:rPr>
-      </w:pPr>
-      <w:r>
-        <w:rPr>
-          <w:lang w:val="en-US" w:eastAsia="de-DE"/>
-        </w:rPr>
-        <w:tab/>
-      </w:r>
-      <w:r>
-        <w:rPr>
-          <w:lang w:val="en-US" w:eastAsia="de-DE"/>
-        </w:rPr>
-        <w:tab/>
-      </w:r>
-      <w:r>
-        <w:rPr>
-          <w:lang w:val="en-US" w:eastAsia="de-DE"/>
-        </w:rPr>
-        <w:tab/>
-        <w:t>71 &amp; 127</w:t>
-      </w:r>
-    </w:p>
-    <w:p>
-      <w:pPr>
-        <w:tabs>
-          <w:tab w:val="left" w:pos="3686"/>
-          <w:tab w:val="left" w:pos="6237"/>
-          <w:tab w:val="left" w:pos="6946"/>
-        </w:tabs>
-        <w:rPr>
-          <w:lang w:val="en-US" w:eastAsia="de-DE"/>
-        </w:rPr>
-      </w:pPr>
-      <w:r>
-        <w:rPr>
-          <w:lang w:val="en-US" w:eastAsia="de-DE"/>
-        </w:rPr>
-        <w:t>Accordion:</w:t>
-      </w:r>
-      <w:r>
-        <w:rPr>
-          <w:lang w:val="en-US" w:eastAsia="de-DE"/>
-        </w:rPr>
-        <w:tab/>
-        <w:t>Sheet index.html</w:t>
-      </w:r>
-      <w:r>
-        <w:rPr>
-          <w:lang w:val="en-US" w:eastAsia="de-DE"/>
-        </w:rPr>
-        <w:tab/>
-      </w:r>
-      <w:r>
-        <w:rPr>
-          <w:highlight w:val="yellow"/>
-          <w:lang w:val="en-US" w:eastAsia="de-DE"/>
-        </w:rPr>
-        <w:t xml:space="preserve">Zeile </w:t>
-      </w:r>
-      <w:r>
-        <w:rPr>
-          <w:lang w:val="en-US" w:eastAsia="de-DE"/>
-        </w:rPr>
-        <w:tab/>
-      </w:r>
-      <w:r>
-        <w:rPr>
-          <w:lang w:val="en-US" w:eastAsia="de-DE"/>
-        </w:rPr>
-        <w:t>105</w:t>
-      </w:r>
-    </w:p>
-    <w:p>
-      <w:pPr>
-        <w:tabs>
-          <w:tab w:val="left" w:pos="3686"/>
-          <w:tab w:val="left" w:pos="6237"/>
-          <w:tab w:val="left" w:pos="6946"/>
-        </w:tabs>
-        <w:rPr>
-          <w:sz w:val="20"/>
-          <w:szCs w:val="20"/>
-          <w:lang w:eastAsia="de-DE"/>
-        </w:rPr>
-      </w:pPr>
-      <w:r>
-        <w:rPr>
-          <w:sz w:val="20"/>
-          <w:szCs w:val="20"/>
-          <w:lang w:eastAsia="de-DE"/>
-        </w:rPr>
-        <w:t>Beim Accordion erstellten wird das Java</w:t>
-      </w:r>
-      <w:r>
-        <w:rPr>
-          <w:sz w:val="20"/>
-          <w:szCs w:val="20"/>
-          <w:lang w:eastAsia="de-DE"/>
-        </w:rPr>
-        <w:t xml:space="preserve"> Script mit </w:t>
-      </w:r>
-      <w:hyperlink r:id="rId10" w:history="1">
-        <w:r>
-          <w:rPr>
-            <w:rStyle w:val="Hyperlink"/>
-            <w:sz w:val="20"/>
-            <w:szCs w:val="20"/>
-            <w:lang w:eastAsia="de-DE"/>
-          </w:rPr>
-          <w:t>Gemini</w:t>
-        </w:r>
-      </w:hyperlink>
-      <w:r>
-        <w:rPr>
-          <w:sz w:val="20"/>
-          <w:szCs w:val="20"/>
-          <w:lang w:eastAsia="de-DE"/>
-        </w:rPr>
-        <w:t>.</w:t>
-      </w:r>
-    </w:p>
-    <w:p>
-      <w:pPr>
-        <w:tabs>
-          <w:tab w:val="left" w:pos="3686"/>
-          <w:tab w:val="left" w:pos="6237"/>
-          <w:tab w:val="left" w:pos="6946"/>
-        </w:tabs>
         <w:rPr>
           <w:lang w:eastAsia="de-DE"/>
         </w:rPr>
       </w:pPr>
-      <w:r>
-        <w:rPr>
-          <w:lang w:val="de-DE" w:eastAsia="de-DE"/>
-        </w:rPr>
-        <w:t>Bild auf dem Text steht</w:t>
-      </w:r>
-      <w:r>
-        <w:rPr>
-          <w:lang w:val="de-DE" w:eastAsia="de-DE"/>
-        </w:rPr>
-        <w:t>:</w:t>
-      </w:r>
-      <w:r>
-        <w:rPr>
-          <w:lang w:val="de-DE" w:eastAsia="de-DE"/>
-        </w:rPr>
-        <w:tab/>
-      </w:r>
+      <w:bookmarkStart w:id="5" w:name="_Toc230859412"/>
       <w:r>
         <w:rPr>
           <w:lang w:eastAsia="de-DE"/>
         </w:rPr>
-        <w:t xml:space="preserve">Sheet </w:t>
-      </w:r>
-      <w:r>
-        <w:rPr>
-          <w:lang w:eastAsia="de-DE"/>
-        </w:rPr>
-        <w:t>index.html</w:t>
-      </w:r>
-      <w:r>
-        <w:rPr>
-          <w:lang w:eastAsia="de-DE"/>
-        </w:rPr>
-        <w:tab/>
-      </w:r>
-      <w:r>
-        <w:rPr>
-          <w:highlight w:val="yellow"/>
-          <w:lang w:eastAsia="de-DE"/>
-        </w:rPr>
-        <w:t>Zeile</w:t>
-      </w:r>
-      <w:r>
-        <w:rPr>
-          <w:lang w:eastAsia="de-DE"/>
-        </w:rPr>
-        <w:t xml:space="preserve">n </w:t>
-      </w:r>
-      <w:r>
-        <w:rPr>
-          <w:lang w:eastAsia="de-DE"/>
-        </w:rPr>
-        <w:tab/>
-      </w:r>
-      <w:r>
-        <w:rPr>
-          <w:lang w:eastAsia="de-DE"/>
-        </w:rPr>
-        <w:t>107, 117, 127 &amp; 137</w:t>
-      </w:r>
+        <w:t>Elemente</w:t>
+      </w:r>
+      <w:bookmarkEnd w:id="5"/>
     </w:p>
-    <w:p>
-      <w:pPr>
-        <w:tabs>
-          <w:tab w:val="left" w:pos="3686"/>
-          <w:tab w:val="left" w:pos="6237"/>
-          <w:tab w:val="left" w:pos="6946"/>
-        </w:tabs>
-        <w:rPr>
-          <w:lang w:eastAsia="de-DE"/>
-        </w:rPr>
-      </w:pPr>
-      <w:r>
-        <w:rPr>
-          <w:lang w:val="de-DE" w:eastAsia="de-DE"/>
-        </w:rPr>
-        <w:t>A</w:t>
-      </w:r>
-      <w:r>
-        <w:rPr>
-          <w:lang w:val="de-DE" w:eastAsia="de-DE"/>
-        </w:rPr>
-        <w:t>nimiertes Element</w:t>
-      </w:r>
-      <w:r>
-        <w:rPr>
-          <w:lang w:val="de-DE" w:eastAsia="de-DE"/>
-        </w:rPr>
-        <w:t>:</w:t>
-      </w:r>
-      <w:r>
-        <w:rPr>
-          <w:lang w:val="de-DE" w:eastAsia="de-DE"/>
-        </w:rPr>
-        <w:tab/>
-      </w:r>
-      <w:r>
-        <w:rPr>
-          <w:lang w:eastAsia="de-DE"/>
-        </w:rPr>
-        <w:t xml:space="preserve">Sheet </w:t>
-      </w:r>
-      <w:r>
-        <w:rPr>
-          <w:lang w:eastAsia="de-DE"/>
-        </w:rPr>
-        <w:t>contact.html</w:t>
-      </w:r>
-      <w:r>
-        <w:rPr>
-          <w:lang w:eastAsia="de-DE"/>
-        </w:rPr>
-        <w:tab/>
-      </w:r>
-      <w:r>
-        <w:rPr>
-          <w:highlight w:val="yellow"/>
-          <w:lang w:eastAsia="de-DE"/>
-        </w:rPr>
-        <w:t xml:space="preserve">Zeile </w:t>
-      </w:r>
-      <w:r>
-        <w:rPr>
-          <w:lang w:eastAsia="de-DE"/>
-        </w:rPr>
-        <w:tab/>
-      </w:r>
-      <w:r>
-        <w:rPr>
-          <w:lang w:eastAsia="de-DE"/>
-        </w:rPr>
-        <w:t>60</w:t>
-      </w:r>
-    </w:p>
+    <w:tbl>
+      <w:tblPr>
+        <w:tblStyle w:val="Gitternetztabelle1hell"/>
+        <w:tblW w:w="0" w:type="auto"/>
+        <w:tblLook w:val="04A0" w:firstRow="1" w:lastRow="0" w:firstColumn="1" w:lastColumn="0" w:noHBand="0" w:noVBand="1"/>
+      </w:tblPr>
+      <w:tblGrid>
+        <w:gridCol w:w="3539"/>
+        <w:gridCol w:w="3119"/>
+        <w:gridCol w:w="2404"/>
+      </w:tblGrid>
+      <w:tr>
+        <w:trPr>
+          <w:cnfStyle w:val="100000000000" w:firstRow="1" w:lastRow="0" w:firstColumn="0" w:lastColumn="0" w:oddVBand="0" w:evenVBand="0" w:oddHBand="0" w:evenHBand="0" w:firstRowFirstColumn="0" w:firstRowLastColumn="0" w:lastRowFirstColumn="0" w:lastRowLastColumn="0"/>
+        </w:trPr>
+        <w:tc>
+          <w:tcPr>
+            <w:cnfStyle w:val="001000000000" w:firstRow="0" w:lastRow="0" w:firstColumn="1" w:lastColumn="0" w:oddVBand="0" w:evenVBand="0" w:oddHBand="0" w:evenHBand="0" w:firstRowFirstColumn="0" w:firstRowLastColumn="0" w:lastRowFirstColumn="0" w:lastRowLastColumn="0"/>
+            <w:tcW w:w="3539" w:type="dxa"/>
+          </w:tcPr>
+          <w:p>
+            <w:pPr>
+              <w:rPr>
+                <w:lang w:val="de-DE" w:eastAsia="de-DE"/>
+              </w:rPr>
+            </w:pPr>
+            <w:r>
+              <w:rPr>
+                <w:lang w:val="de-DE" w:eastAsia="de-DE"/>
+              </w:rPr>
+              <w:t>Anforderung</w:t>
+            </w:r>
+          </w:p>
+        </w:tc>
+        <w:tc>
+          <w:tcPr>
+            <w:tcW w:w="3119" w:type="dxa"/>
+          </w:tcPr>
+          <w:p>
+            <w:pPr>
+              <w:cnfStyle w:val="100000000000" w:firstRow="1" w:lastRow="0" w:firstColumn="0" w:lastColumn="0" w:oddVBand="0" w:evenVBand="0" w:oddHBand="0" w:evenHBand="0" w:firstRowFirstColumn="0" w:firstRowLastColumn="0" w:lastRowFirstColumn="0" w:lastRowLastColumn="0"/>
+              <w:rPr>
+                <w:lang w:val="de-DE" w:eastAsia="de-DE"/>
+              </w:rPr>
+            </w:pPr>
+            <w:r>
+              <w:rPr>
+                <w:lang w:val="de-DE" w:eastAsia="de-DE"/>
+              </w:rPr>
+              <w:t>Sheet</w:t>
+            </w:r>
+          </w:p>
+        </w:tc>
+        <w:tc>
+          <w:tcPr>
+            <w:tcW w:w="2404" w:type="dxa"/>
+          </w:tcPr>
+          <w:p>
+            <w:pPr>
+              <w:cnfStyle w:val="100000000000" w:firstRow="1" w:lastRow="0" w:firstColumn="0" w:lastColumn="0" w:oddVBand="0" w:evenVBand="0" w:oddHBand="0" w:evenHBand="0" w:firstRowFirstColumn="0" w:firstRowLastColumn="0" w:lastRowFirstColumn="0" w:lastRowLastColumn="0"/>
+              <w:rPr>
+                <w:lang w:val="de-DE" w:eastAsia="de-DE"/>
+              </w:rPr>
+            </w:pPr>
+            <w:r>
+              <w:rPr>
+                <w:lang w:val="de-DE" w:eastAsia="de-DE"/>
+              </w:rPr>
+              <w:t>Zeilen</w:t>
+            </w:r>
+          </w:p>
+        </w:tc>
+      </w:tr>
+      <w:tr>
+        <w:tc>
+          <w:tcPr>
+            <w:cnfStyle w:val="001000000000" w:firstRow="0" w:lastRow="0" w:firstColumn="1" w:lastColumn="0" w:oddVBand="0" w:evenVBand="0" w:oddHBand="0" w:evenHBand="0" w:firstRowFirstColumn="0" w:firstRowLastColumn="0" w:lastRowFirstColumn="0" w:lastRowLastColumn="0"/>
+            <w:tcW w:w="3539" w:type="dxa"/>
+          </w:tcPr>
+          <w:p>
+            <w:pPr>
+              <w:rPr>
+                <w:b w:val="0"/>
+                <w:bCs w:val="0"/>
+                <w:lang w:val="de-DE" w:eastAsia="de-DE"/>
+              </w:rPr>
+            </w:pPr>
+            <w:r>
+              <w:rPr>
+                <w:b w:val="0"/>
+                <w:bCs w:val="0"/>
+                <w:lang w:val="de-DE" w:eastAsia="de-DE"/>
+              </w:rPr>
+              <w:t>Card</w:t>
+            </w:r>
+          </w:p>
+        </w:tc>
+        <w:tc>
+          <w:tcPr>
+            <w:tcW w:w="3119" w:type="dxa"/>
+          </w:tcPr>
+          <w:p>
+            <w:pPr>
+              <w:cnfStyle w:val="000000000000" w:firstRow="0" w:lastRow="0" w:firstColumn="0" w:lastColumn="0" w:oddVBand="0" w:evenVBand="0" w:oddHBand="0" w:evenHBand="0" w:firstRowFirstColumn="0" w:firstRowLastColumn="0" w:lastRowFirstColumn="0" w:lastRowLastColumn="0"/>
+              <w:rPr>
+                <w:lang w:val="de-DE" w:eastAsia="de-DE"/>
+              </w:rPr>
+            </w:pPr>
+            <w:r>
+              <w:rPr>
+                <w:lang w:eastAsia="de-DE"/>
+              </w:rPr>
+              <w:t>contact.html</w:t>
+            </w:r>
+          </w:p>
+        </w:tc>
+        <w:tc>
+          <w:tcPr>
+            <w:tcW w:w="2404" w:type="dxa"/>
+          </w:tcPr>
+          <w:p>
+            <w:pPr>
+              <w:cnfStyle w:val="000000000000" w:firstRow="0" w:lastRow="0" w:firstColumn="0" w:lastColumn="0" w:oddVBand="0" w:evenVBand="0" w:oddHBand="0" w:evenHBand="0" w:firstRowFirstColumn="0" w:firstRowLastColumn="0" w:lastRowFirstColumn="0" w:lastRowLastColumn="0"/>
+              <w:rPr>
+                <w:lang w:val="de-DE" w:eastAsia="de-DE"/>
+              </w:rPr>
+            </w:pPr>
+            <w:r>
+              <w:rPr>
+                <w:lang w:eastAsia="de-DE"/>
+              </w:rPr>
+              <w:t>39 und 69</w:t>
+            </w:r>
+          </w:p>
+        </w:tc>
+      </w:tr>
+      <w:tr>
+        <w:tc>
+          <w:tcPr>
+            <w:cnfStyle w:val="001000000000" w:firstRow="0" w:lastRow="0" w:firstColumn="1" w:lastColumn="0" w:oddVBand="0" w:evenVBand="0" w:oddHBand="0" w:evenHBand="0" w:firstRowFirstColumn="0" w:firstRowLastColumn="0" w:lastRowFirstColumn="0" w:lastRowLastColumn="0"/>
+            <w:tcW w:w="3539" w:type="dxa"/>
+          </w:tcPr>
+          <w:p>
+            <w:pPr>
+              <w:rPr>
+                <w:b w:val="0"/>
+                <w:bCs w:val="0"/>
+                <w:lang w:val="de-DE" w:eastAsia="de-DE"/>
+              </w:rPr>
+            </w:pPr>
+            <w:r>
+              <w:rPr>
+                <w:b w:val="0"/>
+                <w:bCs w:val="0"/>
+                <w:lang w:val="de-DE" w:eastAsia="de-DE"/>
+              </w:rPr>
+              <w:t xml:space="preserve">Modal </w:t>
+            </w:r>
+            <w:proofErr w:type="spellStart"/>
+            <w:r>
+              <w:rPr>
+                <w:b w:val="0"/>
+                <w:bCs w:val="0"/>
+                <w:lang w:val="de-DE" w:eastAsia="de-DE"/>
+              </w:rPr>
+              <w:t>window</w:t>
+            </w:r>
+            <w:proofErr w:type="spellEnd"/>
+          </w:p>
+        </w:tc>
+        <w:tc>
+          <w:tcPr>
+            <w:tcW w:w="3119" w:type="dxa"/>
+          </w:tcPr>
+          <w:p>
+            <w:pPr>
+              <w:cnfStyle w:val="000000000000" w:firstRow="0" w:lastRow="0" w:firstColumn="0" w:lastColumn="0" w:oddVBand="0" w:evenVBand="0" w:oddHBand="0" w:evenHBand="0" w:firstRowFirstColumn="0" w:firstRowLastColumn="0" w:lastRowFirstColumn="0" w:lastRowLastColumn="0"/>
+              <w:rPr>
+                <w:lang w:val="de-DE" w:eastAsia="de-DE"/>
+              </w:rPr>
+            </w:pPr>
+            <w:r>
+              <w:rPr>
+                <w:lang w:val="en-US" w:eastAsia="de-DE"/>
+              </w:rPr>
+              <w:t>flavors.html</w:t>
+            </w:r>
+          </w:p>
+        </w:tc>
+        <w:tc>
+          <w:tcPr>
+            <w:tcW w:w="2404" w:type="dxa"/>
+          </w:tcPr>
+          <w:p>
+            <w:pPr>
+              <w:tabs>
+                <w:tab w:val="left" w:pos="3686"/>
+                <w:tab w:val="left" w:pos="6237"/>
+                <w:tab w:val="left" w:pos="6946"/>
+              </w:tabs>
+              <w:cnfStyle w:val="000000000000" w:firstRow="0" w:lastRow="0" w:firstColumn="0" w:lastColumn="0" w:oddVBand="0" w:evenVBand="0" w:oddHBand="0" w:evenHBand="0" w:firstRowFirstColumn="0" w:firstRowLastColumn="0" w:lastRowFirstColumn="0" w:lastRowLastColumn="0"/>
+              <w:rPr>
+                <w:lang w:val="en-US" w:eastAsia="de-DE"/>
+              </w:rPr>
+            </w:pPr>
+            <w:r>
+              <w:rPr>
+                <w:lang w:val="en-US" w:eastAsia="de-DE"/>
+              </w:rPr>
+              <w:t>47 &amp; 103, 58 &amp; 115</w:t>
+            </w:r>
+            <w:r>
+              <w:rPr>
+                <w:lang w:val="en-US" w:eastAsia="de-DE"/>
+              </w:rPr>
+              <w:t xml:space="preserve">, </w:t>
+            </w:r>
+            <w:r>
+              <w:rPr>
+                <w:lang w:val="en-US" w:eastAsia="de-DE"/>
+              </w:rPr>
+              <w:t>71 &amp; 127</w:t>
+            </w:r>
+          </w:p>
+          <w:p>
+            <w:pPr>
+              <w:cnfStyle w:val="000000000000" w:firstRow="0" w:lastRow="0" w:firstColumn="0" w:lastColumn="0" w:oddVBand="0" w:evenVBand="0" w:oddHBand="0" w:evenHBand="0" w:firstRowFirstColumn="0" w:firstRowLastColumn="0" w:lastRowFirstColumn="0" w:lastRowLastColumn="0"/>
+              <w:rPr>
+                <w:lang w:val="de-DE" w:eastAsia="de-DE"/>
+              </w:rPr>
+            </w:pPr>
+          </w:p>
+        </w:tc>
+      </w:tr>
+      <w:tr>
+        <w:tc>
+          <w:tcPr>
+            <w:cnfStyle w:val="001000000000" w:firstRow="0" w:lastRow="0" w:firstColumn="1" w:lastColumn="0" w:oddVBand="0" w:evenVBand="0" w:oddHBand="0" w:evenHBand="0" w:firstRowFirstColumn="0" w:firstRowLastColumn="0" w:lastRowFirstColumn="0" w:lastRowLastColumn="0"/>
+            <w:tcW w:w="3539" w:type="dxa"/>
+          </w:tcPr>
+          <w:p>
+            <w:pPr>
+              <w:rPr>
+                <w:lang w:val="de-DE" w:eastAsia="de-DE"/>
+              </w:rPr>
+            </w:pPr>
+            <w:proofErr w:type="spellStart"/>
+            <w:r>
+              <w:rPr>
+                <w:b w:val="0"/>
+                <w:bCs w:val="0"/>
+                <w:lang w:val="de-DE" w:eastAsia="de-DE"/>
+              </w:rPr>
+              <w:t>Accordion</w:t>
+            </w:r>
+            <w:proofErr w:type="spellEnd"/>
+          </w:p>
+          <w:p>
+            <w:pPr>
+              <w:rPr>
+                <w:sz w:val="18"/>
+                <w:szCs w:val="18"/>
+                <w:lang w:eastAsia="de-DE"/>
+              </w:rPr>
+            </w:pPr>
+            <w:r>
+              <w:rPr>
+                <w:b w:val="0"/>
+                <w:bCs w:val="0"/>
+                <w:sz w:val="18"/>
+                <w:szCs w:val="18"/>
+                <w:lang w:eastAsia="de-DE"/>
+              </w:rPr>
+              <w:t xml:space="preserve">Beim </w:t>
+            </w:r>
+            <w:proofErr w:type="spellStart"/>
+            <w:r>
+              <w:rPr>
+                <w:b w:val="0"/>
+                <w:bCs w:val="0"/>
+                <w:sz w:val="18"/>
+                <w:szCs w:val="18"/>
+                <w:lang w:eastAsia="de-DE"/>
+              </w:rPr>
+              <w:t>Accordion</w:t>
+            </w:r>
+            <w:proofErr w:type="spellEnd"/>
+            <w:r>
+              <w:rPr>
+                <w:b w:val="0"/>
+                <w:bCs w:val="0"/>
+                <w:sz w:val="18"/>
+                <w:szCs w:val="18"/>
+                <w:lang w:eastAsia="de-DE"/>
+              </w:rPr>
+              <w:t xml:space="preserve"> erstellten wird das </w:t>
+            </w:r>
+          </w:p>
+          <w:p>
+            <w:pPr>
+              <w:rPr>
+                <w:b w:val="0"/>
+                <w:bCs w:val="0"/>
+                <w:lang w:eastAsia="de-DE"/>
+              </w:rPr>
+            </w:pPr>
+            <w:r>
+              <w:rPr>
+                <w:b w:val="0"/>
+                <w:bCs w:val="0"/>
+                <w:sz w:val="18"/>
+                <w:szCs w:val="18"/>
+                <w:lang w:eastAsia="de-DE"/>
+              </w:rPr>
+              <w:t xml:space="preserve">Java </w:t>
+            </w:r>
+            <w:proofErr w:type="spellStart"/>
+            <w:r>
+              <w:rPr>
+                <w:b w:val="0"/>
+                <w:bCs w:val="0"/>
+                <w:sz w:val="18"/>
+                <w:szCs w:val="18"/>
+                <w:lang w:eastAsia="de-DE"/>
+              </w:rPr>
+              <w:t>Script</w:t>
+            </w:r>
+            <w:proofErr w:type="spellEnd"/>
+            <w:r>
+              <w:rPr>
+                <w:b w:val="0"/>
+                <w:bCs w:val="0"/>
+                <w:sz w:val="18"/>
+                <w:szCs w:val="18"/>
+                <w:lang w:eastAsia="de-DE"/>
+              </w:rPr>
+              <w:t xml:space="preserve"> mit Gemini.</w:t>
+            </w:r>
+          </w:p>
+        </w:tc>
+        <w:tc>
+          <w:tcPr>
+            <w:tcW w:w="3119" w:type="dxa"/>
+          </w:tcPr>
+          <w:p>
+            <w:pPr>
+              <w:cnfStyle w:val="000000000000" w:firstRow="0" w:lastRow="0" w:firstColumn="0" w:lastColumn="0" w:oddVBand="0" w:evenVBand="0" w:oddHBand="0" w:evenHBand="0" w:firstRowFirstColumn="0" w:firstRowLastColumn="0" w:lastRowFirstColumn="0" w:lastRowLastColumn="0"/>
+              <w:rPr>
+                <w:lang w:val="de-DE" w:eastAsia="de-DE"/>
+              </w:rPr>
+            </w:pPr>
+            <w:r>
+              <w:rPr>
+                <w:lang w:val="de-DE" w:eastAsia="de-DE"/>
+              </w:rPr>
+              <w:t>index.html</w:t>
+            </w:r>
+          </w:p>
+        </w:tc>
+        <w:tc>
+          <w:tcPr>
+            <w:tcW w:w="2404" w:type="dxa"/>
+          </w:tcPr>
+          <w:p>
+            <w:pPr>
+              <w:cnfStyle w:val="000000000000" w:firstRow="0" w:lastRow="0" w:firstColumn="0" w:lastColumn="0" w:oddVBand="0" w:evenVBand="0" w:oddHBand="0" w:evenHBand="0" w:firstRowFirstColumn="0" w:firstRowLastColumn="0" w:lastRowFirstColumn="0" w:lastRowLastColumn="0"/>
+              <w:rPr>
+                <w:lang w:val="de-DE" w:eastAsia="de-DE"/>
+              </w:rPr>
+            </w:pPr>
+            <w:r>
+              <w:rPr>
+                <w:lang w:val="en-US" w:eastAsia="de-DE"/>
+              </w:rPr>
+              <w:t>105</w:t>
+            </w:r>
+          </w:p>
+        </w:tc>
+      </w:tr>
+      <w:tr>
+        <w:tc>
+          <w:tcPr>
+            <w:cnfStyle w:val="001000000000" w:firstRow="0" w:lastRow="0" w:firstColumn="1" w:lastColumn="0" w:oddVBand="0" w:evenVBand="0" w:oddHBand="0" w:evenHBand="0" w:firstRowFirstColumn="0" w:firstRowLastColumn="0" w:lastRowFirstColumn="0" w:lastRowLastColumn="0"/>
+            <w:tcW w:w="3539" w:type="dxa"/>
+          </w:tcPr>
+          <w:p>
+            <w:pPr>
+              <w:rPr>
+                <w:b w:val="0"/>
+                <w:bCs w:val="0"/>
+                <w:lang w:val="de-DE" w:eastAsia="de-DE"/>
+              </w:rPr>
+            </w:pPr>
+            <w:r>
+              <w:rPr>
+                <w:b w:val="0"/>
+                <w:bCs w:val="0"/>
+                <w:lang w:val="de-DE" w:eastAsia="de-DE"/>
+              </w:rPr>
+              <w:t>Bild auf dem Text steht</w:t>
+            </w:r>
+          </w:p>
+        </w:tc>
+        <w:tc>
+          <w:tcPr>
+            <w:tcW w:w="3119" w:type="dxa"/>
+          </w:tcPr>
+          <w:p>
+            <w:pPr>
+              <w:cnfStyle w:val="000000000000" w:firstRow="0" w:lastRow="0" w:firstColumn="0" w:lastColumn="0" w:oddVBand="0" w:evenVBand="0" w:oddHBand="0" w:evenHBand="0" w:firstRowFirstColumn="0" w:firstRowLastColumn="0" w:lastRowFirstColumn="0" w:lastRowLastColumn="0"/>
+              <w:rPr>
+                <w:lang w:val="de-DE" w:eastAsia="de-DE"/>
+              </w:rPr>
+            </w:pPr>
+            <w:r>
+              <w:rPr>
+                <w:lang w:eastAsia="de-DE"/>
+              </w:rPr>
+              <w:t>index.html</w:t>
+            </w:r>
+          </w:p>
+        </w:tc>
+        <w:tc>
+          <w:tcPr>
+            <w:tcW w:w="2404" w:type="dxa"/>
+          </w:tcPr>
+          <w:p>
+            <w:pPr>
+              <w:cnfStyle w:val="000000000000" w:firstRow="0" w:lastRow="0" w:firstColumn="0" w:lastColumn="0" w:oddVBand="0" w:evenVBand="0" w:oddHBand="0" w:evenHBand="0" w:firstRowFirstColumn="0" w:firstRowLastColumn="0" w:lastRowFirstColumn="0" w:lastRowLastColumn="0"/>
+              <w:rPr>
+                <w:lang w:eastAsia="de-DE"/>
+              </w:rPr>
+            </w:pPr>
+            <w:r>
+              <w:rPr>
+                <w:lang w:eastAsia="de-DE"/>
+              </w:rPr>
+              <w:t>107, 117, 127 &amp; 137</w:t>
+            </w:r>
+          </w:p>
+        </w:tc>
+      </w:tr>
+      <w:tr>
+        <w:tc>
+          <w:tcPr>
+            <w:cnfStyle w:val="001000000000" w:firstRow="0" w:lastRow="0" w:firstColumn="1" w:lastColumn="0" w:oddVBand="0" w:evenVBand="0" w:oddHBand="0" w:evenHBand="0" w:firstRowFirstColumn="0" w:firstRowLastColumn="0" w:lastRowFirstColumn="0" w:lastRowLastColumn="0"/>
+            <w:tcW w:w="3539" w:type="dxa"/>
+          </w:tcPr>
+          <w:p>
+            <w:pPr>
+              <w:rPr>
+                <w:b w:val="0"/>
+                <w:bCs w:val="0"/>
+                <w:lang w:val="de-DE" w:eastAsia="de-DE"/>
+              </w:rPr>
+            </w:pPr>
+            <w:r>
+              <w:rPr>
+                <w:b w:val="0"/>
+                <w:bCs w:val="0"/>
+                <w:lang w:val="de-DE" w:eastAsia="de-DE"/>
+              </w:rPr>
+              <w:t>Animiertes Element</w:t>
+            </w:r>
+          </w:p>
+        </w:tc>
+        <w:tc>
+          <w:tcPr>
+            <w:tcW w:w="3119" w:type="dxa"/>
+          </w:tcPr>
+          <w:p>
+            <w:pPr>
+              <w:cnfStyle w:val="000000000000" w:firstRow="0" w:lastRow="0" w:firstColumn="0" w:lastColumn="0" w:oddVBand="0" w:evenVBand="0" w:oddHBand="0" w:evenHBand="0" w:firstRowFirstColumn="0" w:firstRowLastColumn="0" w:lastRowFirstColumn="0" w:lastRowLastColumn="0"/>
+              <w:rPr>
+                <w:lang w:eastAsia="de-DE"/>
+              </w:rPr>
+            </w:pPr>
+            <w:r>
+              <w:rPr>
+                <w:lang w:eastAsia="de-DE"/>
+              </w:rPr>
+              <w:t>contact.html</w:t>
+            </w:r>
+          </w:p>
+        </w:tc>
+        <w:tc>
+          <w:tcPr>
+            <w:tcW w:w="2404" w:type="dxa"/>
+          </w:tcPr>
+          <w:p>
+            <w:pPr>
+              <w:cnfStyle w:val="000000000000" w:firstRow="0" w:lastRow="0" w:firstColumn="0" w:lastColumn="0" w:oddVBand="0" w:evenVBand="0" w:oddHBand="0" w:evenHBand="0" w:firstRowFirstColumn="0" w:firstRowLastColumn="0" w:lastRowFirstColumn="0" w:lastRowLastColumn="0"/>
+              <w:rPr>
+                <w:lang w:eastAsia="de-DE"/>
+              </w:rPr>
+            </w:pPr>
+            <w:r>
+              <w:rPr>
+                <w:lang w:eastAsia="de-DE"/>
+              </w:rPr>
+              <w:t>60</w:t>
+            </w:r>
+          </w:p>
+        </w:tc>
+      </w:tr>
+    </w:tbl>
     <w:p>
       <w:pPr>
         <w:tabs>
@@ -1698,129 +1997,885 @@
       <w:pPr>
         <w:pStyle w:val="berschrift3"/>
       </w:pPr>
-      <w:bookmarkStart w:id="6" w:name="_Toc230255962"/>
+      <w:bookmarkStart w:id="6" w:name="_Toc230859413"/>
       <w:r>
         <w:t>Multimedia Inhalte</w:t>
       </w:r>
       <w:bookmarkEnd w:id="6"/>
     </w:p>
+    <w:tbl>
+      <w:tblPr>
+        <w:tblStyle w:val="Gitternetztabelle1hell"/>
+        <w:tblW w:w="0" w:type="auto"/>
+        <w:tblLook w:val="04A0" w:firstRow="1" w:lastRow="0" w:firstColumn="1" w:lastColumn="0" w:noHBand="0" w:noVBand="1"/>
+      </w:tblPr>
+      <w:tblGrid>
+        <w:gridCol w:w="3539"/>
+        <w:gridCol w:w="3119"/>
+        <w:gridCol w:w="2404"/>
+      </w:tblGrid>
+      <w:tr>
+        <w:trPr>
+          <w:cnfStyle w:val="100000000000" w:firstRow="1" w:lastRow="0" w:firstColumn="0" w:lastColumn="0" w:oddVBand="0" w:evenVBand="0" w:oddHBand="0" w:evenHBand="0" w:firstRowFirstColumn="0" w:firstRowLastColumn="0" w:lastRowFirstColumn="0" w:lastRowLastColumn="0"/>
+        </w:trPr>
+        <w:tc>
+          <w:tcPr>
+            <w:cnfStyle w:val="001000000000" w:firstRow="0" w:lastRow="0" w:firstColumn="1" w:lastColumn="0" w:oddVBand="0" w:evenVBand="0" w:oddHBand="0" w:evenHBand="0" w:firstRowFirstColumn="0" w:firstRowLastColumn="0" w:lastRowFirstColumn="0" w:lastRowLastColumn="0"/>
+            <w:tcW w:w="3539" w:type="dxa"/>
+          </w:tcPr>
+          <w:p>
+            <w:pPr>
+              <w:rPr>
+                <w:lang w:val="de-DE" w:eastAsia="de-DE"/>
+              </w:rPr>
+            </w:pPr>
+            <w:r>
+              <w:rPr>
+                <w:lang w:val="de-DE" w:eastAsia="de-DE"/>
+              </w:rPr>
+              <w:t>Anforderung</w:t>
+            </w:r>
+          </w:p>
+        </w:tc>
+        <w:tc>
+          <w:tcPr>
+            <w:tcW w:w="3119" w:type="dxa"/>
+          </w:tcPr>
+          <w:p>
+            <w:pPr>
+              <w:cnfStyle w:val="100000000000" w:firstRow="1" w:lastRow="0" w:firstColumn="0" w:lastColumn="0" w:oddVBand="0" w:evenVBand="0" w:oddHBand="0" w:evenHBand="0" w:firstRowFirstColumn="0" w:firstRowLastColumn="0" w:lastRowFirstColumn="0" w:lastRowLastColumn="0"/>
+              <w:rPr>
+                <w:lang w:val="de-DE" w:eastAsia="de-DE"/>
+              </w:rPr>
+            </w:pPr>
+            <w:r>
+              <w:rPr>
+                <w:lang w:val="de-DE" w:eastAsia="de-DE"/>
+              </w:rPr>
+              <w:t>Sheet</w:t>
+            </w:r>
+          </w:p>
+        </w:tc>
+        <w:tc>
+          <w:tcPr>
+            <w:tcW w:w="2404" w:type="dxa"/>
+          </w:tcPr>
+          <w:p>
+            <w:pPr>
+              <w:cnfStyle w:val="100000000000" w:firstRow="1" w:lastRow="0" w:firstColumn="0" w:lastColumn="0" w:oddVBand="0" w:evenVBand="0" w:oddHBand="0" w:evenHBand="0" w:firstRowFirstColumn="0" w:firstRowLastColumn="0" w:lastRowFirstColumn="0" w:lastRowLastColumn="0"/>
+              <w:rPr>
+                <w:lang w:val="de-DE" w:eastAsia="de-DE"/>
+              </w:rPr>
+            </w:pPr>
+            <w:r>
+              <w:rPr>
+                <w:lang w:val="de-DE" w:eastAsia="de-DE"/>
+              </w:rPr>
+              <w:t>Zeilen</w:t>
+            </w:r>
+          </w:p>
+        </w:tc>
+      </w:tr>
+      <w:tr>
+        <w:tc>
+          <w:tcPr>
+            <w:cnfStyle w:val="001000000000" w:firstRow="0" w:lastRow="0" w:firstColumn="1" w:lastColumn="0" w:oddVBand="0" w:evenVBand="0" w:oddHBand="0" w:evenHBand="0" w:firstRowFirstColumn="0" w:firstRowLastColumn="0" w:lastRowFirstColumn="0" w:lastRowLastColumn="0"/>
+            <w:tcW w:w="3539" w:type="dxa"/>
+          </w:tcPr>
+          <w:p>
+            <w:pPr>
+              <w:ind w:left="26"/>
+              <w:rPr>
+                <w:b w:val="0"/>
+                <w:bCs w:val="0"/>
+                <w:lang w:eastAsia="de-DE"/>
+              </w:rPr>
+            </w:pPr>
+            <w:r>
+              <w:rPr>
+                <w:b w:val="0"/>
+                <w:bCs w:val="0"/>
+                <w:lang w:eastAsia="de-DE"/>
+              </w:rPr>
+              <w:t>Video mittels &lt;</w:t>
+            </w:r>
+            <w:proofErr w:type="spellStart"/>
+            <w:r>
+              <w:rPr>
+                <w:b w:val="0"/>
+                <w:bCs w:val="0"/>
+                <w:lang w:eastAsia="de-DE"/>
+              </w:rPr>
+              <w:t>video</w:t>
+            </w:r>
+            <w:proofErr w:type="spellEnd"/>
+            <w:r>
+              <w:rPr>
+                <w:b w:val="0"/>
+                <w:bCs w:val="0"/>
+                <w:lang w:eastAsia="de-DE"/>
+              </w:rPr>
+              <w:t>&gt; tag</w:t>
+            </w:r>
+          </w:p>
+          <w:p>
+            <w:pPr>
+              <w:rPr>
+                <w:b w:val="0"/>
+                <w:bCs w:val="0"/>
+                <w:lang w:val="de-DE" w:eastAsia="de-DE"/>
+              </w:rPr>
+            </w:pPr>
+          </w:p>
+        </w:tc>
+        <w:tc>
+          <w:tcPr>
+            <w:tcW w:w="3119" w:type="dxa"/>
+          </w:tcPr>
+          <w:p>
+            <w:pPr>
+              <w:cnfStyle w:val="000000000000" w:firstRow="0" w:lastRow="0" w:firstColumn="0" w:lastColumn="0" w:oddVBand="0" w:evenVBand="0" w:oddHBand="0" w:evenHBand="0" w:firstRowFirstColumn="0" w:firstRowLastColumn="0" w:lastRowFirstColumn="0" w:lastRowLastColumn="0"/>
+              <w:rPr>
+                <w:lang w:val="de-DE" w:eastAsia="de-DE"/>
+              </w:rPr>
+            </w:pPr>
+            <w:r>
+              <w:t>index.html</w:t>
+            </w:r>
+          </w:p>
+        </w:tc>
+        <w:tc>
+          <w:tcPr>
+            <w:tcW w:w="2404" w:type="dxa"/>
+          </w:tcPr>
+          <w:p>
+            <w:pPr>
+              <w:cnfStyle w:val="000000000000" w:firstRow="0" w:lastRow="0" w:firstColumn="0" w:lastColumn="0" w:oddVBand="0" w:evenVBand="0" w:oddHBand="0" w:evenHBand="0" w:firstRowFirstColumn="0" w:firstRowLastColumn="0" w:lastRowFirstColumn="0" w:lastRowLastColumn="0"/>
+              <w:rPr>
+                <w:lang w:val="de-DE" w:eastAsia="de-DE"/>
+              </w:rPr>
+            </w:pPr>
+            <w:r>
+              <w:rPr>
+                <w:lang w:eastAsia="de-DE"/>
+              </w:rPr>
+              <w:t>34</w:t>
+            </w:r>
+          </w:p>
+        </w:tc>
+      </w:tr>
+      <w:tr>
+        <w:tc>
+          <w:tcPr>
+            <w:cnfStyle w:val="001000000000" w:firstRow="0" w:lastRow="0" w:firstColumn="1" w:lastColumn="0" w:oddVBand="0" w:evenVBand="0" w:oddHBand="0" w:evenHBand="0" w:firstRowFirstColumn="0" w:firstRowLastColumn="0" w:lastRowFirstColumn="0" w:lastRowLastColumn="0"/>
+            <w:tcW w:w="3539" w:type="dxa"/>
+          </w:tcPr>
+          <w:p>
+            <w:pPr>
+              <w:ind w:left="26"/>
+              <w:rPr>
+                <w:b w:val="0"/>
+                <w:bCs w:val="0"/>
+                <w:lang w:eastAsia="de-DE"/>
+              </w:rPr>
+            </w:pPr>
+            <w:r>
+              <w:rPr>
+                <w:b w:val="0"/>
+                <w:bCs w:val="0"/>
+                <w:lang w:eastAsia="de-DE"/>
+              </w:rPr>
+              <w:t>Audio mittels &lt;</w:t>
+            </w:r>
+            <w:proofErr w:type="spellStart"/>
+            <w:r>
+              <w:rPr>
+                <w:b w:val="0"/>
+                <w:bCs w:val="0"/>
+                <w:lang w:eastAsia="de-DE"/>
+              </w:rPr>
+              <w:t>audio</w:t>
+            </w:r>
+            <w:proofErr w:type="spellEnd"/>
+            <w:r>
+              <w:rPr>
+                <w:b w:val="0"/>
+                <w:bCs w:val="0"/>
+                <w:lang w:eastAsia="de-DE"/>
+              </w:rPr>
+              <w:t>&gt; tag</w:t>
+            </w:r>
+          </w:p>
+          <w:p>
+            <w:pPr>
+              <w:rPr>
+                <w:b w:val="0"/>
+                <w:bCs w:val="0"/>
+                <w:lang w:val="de-DE" w:eastAsia="de-DE"/>
+              </w:rPr>
+            </w:pPr>
+          </w:p>
+        </w:tc>
+        <w:tc>
+          <w:tcPr>
+            <w:tcW w:w="3119" w:type="dxa"/>
+          </w:tcPr>
+          <w:p>
+            <w:pPr>
+              <w:cnfStyle w:val="000000000000" w:firstRow="0" w:lastRow="0" w:firstColumn="0" w:lastColumn="0" w:oddVBand="0" w:evenVBand="0" w:oddHBand="0" w:evenHBand="0" w:firstRowFirstColumn="0" w:firstRowLastColumn="0" w:lastRowFirstColumn="0" w:lastRowLastColumn="0"/>
+              <w:rPr>
+                <w:lang w:val="de-DE" w:eastAsia="de-DE"/>
+              </w:rPr>
+            </w:pPr>
+            <w:r>
+              <w:t>contact.html</w:t>
+            </w:r>
+          </w:p>
+        </w:tc>
+        <w:tc>
+          <w:tcPr>
+            <w:tcW w:w="2404" w:type="dxa"/>
+          </w:tcPr>
+          <w:p>
+            <w:pPr>
+              <w:tabs>
+                <w:tab w:val="left" w:pos="3686"/>
+                <w:tab w:val="left" w:pos="6237"/>
+                <w:tab w:val="left" w:pos="6946"/>
+              </w:tabs>
+              <w:cnfStyle w:val="000000000000" w:firstRow="0" w:lastRow="0" w:firstColumn="0" w:lastColumn="0" w:oddVBand="0" w:evenVBand="0" w:oddHBand="0" w:evenHBand="0" w:firstRowFirstColumn="0" w:firstRowLastColumn="0" w:lastRowFirstColumn="0" w:lastRowLastColumn="0"/>
+              <w:rPr>
+                <w:lang w:val="en-US" w:eastAsia="de-DE"/>
+              </w:rPr>
+            </w:pPr>
+            <w:r>
+              <w:rPr>
+                <w:lang w:val="en-US" w:eastAsia="de-DE"/>
+              </w:rPr>
+              <w:t>59</w:t>
+            </w:r>
+          </w:p>
+          <w:p>
+            <w:pPr>
+              <w:cnfStyle w:val="000000000000" w:firstRow="0" w:lastRow="0" w:firstColumn="0" w:lastColumn="0" w:oddVBand="0" w:evenVBand="0" w:oddHBand="0" w:evenHBand="0" w:firstRowFirstColumn="0" w:firstRowLastColumn="0" w:lastRowFirstColumn="0" w:lastRowLastColumn="0"/>
+              <w:rPr>
+                <w:lang w:val="de-DE" w:eastAsia="de-DE"/>
+              </w:rPr>
+            </w:pPr>
+          </w:p>
+        </w:tc>
+      </w:tr>
+    </w:tbl>
     <w:p>
-      <w:r>
-        <w:t xml:space="preserve">Das Video integrierten wir auf dem Sheet index.html auf der </w:t>
+      <w:pPr>
+        <w:pStyle w:val="berschrift3"/>
+      </w:pPr>
+      <w:bookmarkStart w:id="7" w:name="_Toc230859414"/>
+      <w:r>
+        <w:lastRenderedPageBreak/>
+        <w:t>Struktur</w:t>
+      </w:r>
+      <w:bookmarkEnd w:id="7"/>
+    </w:p>
+    <w:tbl>
+      <w:tblPr>
+        <w:tblStyle w:val="Gitternetztabelle1hell"/>
+        <w:tblW w:w="0" w:type="auto"/>
+        <w:tblLook w:val="04A0" w:firstRow="1" w:lastRow="0" w:firstColumn="1" w:lastColumn="0" w:noHBand="0" w:noVBand="1"/>
+      </w:tblPr>
+      <w:tblGrid>
+        <w:gridCol w:w="3539"/>
+        <w:gridCol w:w="3119"/>
+        <w:gridCol w:w="2404"/>
+      </w:tblGrid>
+      <w:tr>
+        <w:trPr>
+          <w:cnfStyle w:val="100000000000" w:firstRow="1" w:lastRow="0" w:firstColumn="0" w:lastColumn="0" w:oddVBand="0" w:evenVBand="0" w:oddHBand="0" w:evenHBand="0" w:firstRowFirstColumn="0" w:firstRowLastColumn="0" w:lastRowFirstColumn="0" w:lastRowLastColumn="0"/>
+        </w:trPr>
+        <w:tc>
+          <w:tcPr>
+            <w:cnfStyle w:val="001000000000" w:firstRow="0" w:lastRow="0" w:firstColumn="1" w:lastColumn="0" w:oddVBand="0" w:evenVBand="0" w:oddHBand="0" w:evenHBand="0" w:firstRowFirstColumn="0" w:firstRowLastColumn="0" w:lastRowFirstColumn="0" w:lastRowLastColumn="0"/>
+            <w:tcW w:w="3539" w:type="dxa"/>
+            <w:tcBorders>
+              <w:top w:val="single" w:sz="4" w:space="0" w:color="999999" w:themeColor="text1" w:themeTint="66"/>
+              <w:left w:val="single" w:sz="4" w:space="0" w:color="999999" w:themeColor="text1" w:themeTint="66"/>
+              <w:right w:val="single" w:sz="4" w:space="0" w:color="999999" w:themeColor="text1" w:themeTint="66"/>
+            </w:tcBorders>
+            <w:hideMark/>
+          </w:tcPr>
+          <w:p>
+            <w:pPr>
+              <w:spacing w:line="278" w:lineRule="auto"/>
+              <w:rPr>
+                <w:lang w:val="de-DE"/>
+              </w:rPr>
+            </w:pPr>
+            <w:r>
+              <w:rPr>
+                <w:lang w:val="de-DE"/>
+              </w:rPr>
+              <w:t>Anforderung</w:t>
+            </w:r>
+          </w:p>
+        </w:tc>
+        <w:tc>
+          <w:tcPr>
+            <w:tcW w:w="3119" w:type="dxa"/>
+            <w:tcBorders>
+              <w:top w:val="single" w:sz="4" w:space="0" w:color="999999" w:themeColor="text1" w:themeTint="66"/>
+              <w:left w:val="single" w:sz="4" w:space="0" w:color="999999" w:themeColor="text1" w:themeTint="66"/>
+              <w:right w:val="single" w:sz="4" w:space="0" w:color="999999" w:themeColor="text1" w:themeTint="66"/>
+            </w:tcBorders>
+            <w:hideMark/>
+          </w:tcPr>
+          <w:p>
+            <w:pPr>
+              <w:spacing w:line="278" w:lineRule="auto"/>
+              <w:cnfStyle w:val="100000000000" w:firstRow="1" w:lastRow="0" w:firstColumn="0" w:lastColumn="0" w:oddVBand="0" w:evenVBand="0" w:oddHBand="0" w:evenHBand="0" w:firstRowFirstColumn="0" w:firstRowLastColumn="0" w:lastRowFirstColumn="0" w:lastRowLastColumn="0"/>
+              <w:rPr>
+                <w:lang w:val="de-DE"/>
+              </w:rPr>
+            </w:pPr>
+            <w:r>
+              <w:rPr>
+                <w:lang w:val="de-DE"/>
+              </w:rPr>
+              <w:t>Sheet</w:t>
+            </w:r>
+          </w:p>
+        </w:tc>
+        <w:tc>
+          <w:tcPr>
+            <w:tcW w:w="2404" w:type="dxa"/>
+            <w:tcBorders>
+              <w:top w:val="single" w:sz="4" w:space="0" w:color="999999" w:themeColor="text1" w:themeTint="66"/>
+              <w:left w:val="single" w:sz="4" w:space="0" w:color="999999" w:themeColor="text1" w:themeTint="66"/>
+              <w:right w:val="single" w:sz="4" w:space="0" w:color="999999" w:themeColor="text1" w:themeTint="66"/>
+            </w:tcBorders>
+            <w:hideMark/>
+          </w:tcPr>
+          <w:p>
+            <w:pPr>
+              <w:spacing w:line="278" w:lineRule="auto"/>
+              <w:cnfStyle w:val="100000000000" w:firstRow="1" w:lastRow="0" w:firstColumn="0" w:lastColumn="0" w:oddVBand="0" w:evenVBand="0" w:oddHBand="0" w:evenHBand="0" w:firstRowFirstColumn="0" w:firstRowLastColumn="0" w:lastRowFirstColumn="0" w:lastRowLastColumn="0"/>
+              <w:rPr>
+                <w:lang w:val="de-DE"/>
+              </w:rPr>
+            </w:pPr>
+            <w:r>
+              <w:rPr>
+                <w:lang w:val="de-DE"/>
+              </w:rPr>
+              <w:t>Zeilen</w:t>
+            </w:r>
+          </w:p>
+        </w:tc>
+      </w:tr>
+      <w:tr>
+        <w:tc>
+          <w:tcPr>
+            <w:cnfStyle w:val="001000000000" w:firstRow="0" w:lastRow="0" w:firstColumn="1" w:lastColumn="0" w:oddVBand="0" w:evenVBand="0" w:oddHBand="0" w:evenHBand="0" w:firstRowFirstColumn="0" w:firstRowLastColumn="0" w:lastRowFirstColumn="0" w:lastRowLastColumn="0"/>
+            <w:tcW w:w="3539" w:type="dxa"/>
+            <w:tcBorders>
+              <w:top w:val="single" w:sz="4" w:space="0" w:color="999999" w:themeColor="text1" w:themeTint="66"/>
+              <w:left w:val="single" w:sz="4" w:space="0" w:color="999999" w:themeColor="text1" w:themeTint="66"/>
+              <w:bottom w:val="single" w:sz="4" w:space="0" w:color="999999" w:themeColor="text1" w:themeTint="66"/>
+              <w:right w:val="single" w:sz="4" w:space="0" w:color="999999" w:themeColor="text1" w:themeTint="66"/>
+            </w:tcBorders>
+            <w:hideMark/>
+          </w:tcPr>
+          <w:p>
+            <w:pPr>
+              <w:spacing w:line="278" w:lineRule="auto"/>
+              <w:rPr>
+                <w:b w:val="0"/>
+                <w:bCs w:val="0"/>
+                <w:lang w:val="de-DE"/>
+              </w:rPr>
+            </w:pPr>
+            <w:r>
+              <w:rPr>
+                <w:b w:val="0"/>
+                <w:bCs w:val="0"/>
+              </w:rPr>
+              <w:t>Ihr Code ist sauber strukturiert und kommentiert.</w:t>
+            </w:r>
+          </w:p>
+        </w:tc>
+        <w:tc>
+          <w:tcPr>
+            <w:tcW w:w="3119" w:type="dxa"/>
+            <w:tcBorders>
+              <w:top w:val="single" w:sz="4" w:space="0" w:color="999999" w:themeColor="text1" w:themeTint="66"/>
+              <w:left w:val="single" w:sz="4" w:space="0" w:color="999999" w:themeColor="text1" w:themeTint="66"/>
+              <w:bottom w:val="single" w:sz="4" w:space="0" w:color="999999" w:themeColor="text1" w:themeTint="66"/>
+              <w:right w:val="single" w:sz="4" w:space="0" w:color="999999" w:themeColor="text1" w:themeTint="66"/>
+            </w:tcBorders>
+            <w:hideMark/>
+          </w:tcPr>
+          <w:p>
+            <w:pPr>
+              <w:spacing w:line="278" w:lineRule="auto"/>
+              <w:cnfStyle w:val="000000000000" w:firstRow="0" w:lastRow="0" w:firstColumn="0" w:lastColumn="0" w:oddVBand="0" w:evenVBand="0" w:oddHBand="0" w:evenHBand="0" w:firstRowFirstColumn="0" w:firstRowLastColumn="0" w:lastRowFirstColumn="0" w:lastRowLastColumn="0"/>
+              <w:rPr>
+                <w:lang w:val="en-US"/>
+              </w:rPr>
+            </w:pPr>
+            <w:r>
+              <w:rPr>
+                <w:lang w:val="en-US"/>
+              </w:rPr>
+              <w:t>index.html, flavors.html</w:t>
+            </w:r>
+            <w:r>
+              <w:rPr>
+                <w:lang w:val="en-US"/>
+              </w:rPr>
+              <w:t xml:space="preserve">, </w:t>
+            </w:r>
+            <w:r>
+              <w:rPr>
+                <w:lang w:val="en-US"/>
+              </w:rPr>
+              <w:t>contact.html</w:t>
+            </w:r>
+          </w:p>
+        </w:tc>
+        <w:tc>
+          <w:tcPr>
+            <w:tcW w:w="2404" w:type="dxa"/>
+            <w:tcBorders>
+              <w:top w:val="single" w:sz="4" w:space="0" w:color="999999" w:themeColor="text1" w:themeTint="66"/>
+              <w:left w:val="single" w:sz="4" w:space="0" w:color="999999" w:themeColor="text1" w:themeTint="66"/>
+              <w:bottom w:val="single" w:sz="4" w:space="0" w:color="999999" w:themeColor="text1" w:themeTint="66"/>
+              <w:right w:val="single" w:sz="4" w:space="0" w:color="999999" w:themeColor="text1" w:themeTint="66"/>
+            </w:tcBorders>
+            <w:hideMark/>
+          </w:tcPr>
+          <w:p>
+            <w:pPr>
+              <w:spacing w:line="278" w:lineRule="auto"/>
+              <w:cnfStyle w:val="000000000000" w:firstRow="0" w:lastRow="0" w:firstColumn="0" w:lastColumn="0" w:oddVBand="0" w:evenVBand="0" w:oddHBand="0" w:evenHBand="0" w:firstRowFirstColumn="0" w:firstRowLastColumn="0" w:lastRowFirstColumn="0" w:lastRowLastColumn="0"/>
+              <w:rPr>
+                <w:lang w:val="de-DE"/>
+              </w:rPr>
+            </w:pPr>
+          </w:p>
+        </w:tc>
+      </w:tr>
+      <w:tr>
+        <w:tc>
+          <w:tcPr>
+            <w:cnfStyle w:val="001000000000" w:firstRow="0" w:lastRow="0" w:firstColumn="1" w:lastColumn="0" w:oddVBand="0" w:evenVBand="0" w:oddHBand="0" w:evenHBand="0" w:firstRowFirstColumn="0" w:firstRowLastColumn="0" w:lastRowFirstColumn="0" w:lastRowLastColumn="0"/>
+            <w:tcW w:w="3539" w:type="dxa"/>
+            <w:tcBorders>
+              <w:top w:val="single" w:sz="4" w:space="0" w:color="999999" w:themeColor="text1" w:themeTint="66"/>
+              <w:left w:val="single" w:sz="4" w:space="0" w:color="999999" w:themeColor="text1" w:themeTint="66"/>
+              <w:bottom w:val="single" w:sz="4" w:space="0" w:color="999999" w:themeColor="text1" w:themeTint="66"/>
+              <w:right w:val="single" w:sz="4" w:space="0" w:color="999999" w:themeColor="text1" w:themeTint="66"/>
+            </w:tcBorders>
+            <w:hideMark/>
+          </w:tcPr>
+          <w:p>
+            <w:pPr>
+              <w:spacing w:line="278" w:lineRule="auto"/>
+              <w:rPr>
+                <w:b w:val="0"/>
+                <w:bCs w:val="0"/>
+                <w:lang w:val="de-DE"/>
+              </w:rPr>
+            </w:pPr>
+            <w:r>
+              <w:rPr>
+                <w:b w:val="0"/>
+                <w:bCs w:val="0"/>
+              </w:rPr>
+              <w:t xml:space="preserve">Jede Seite hat ein </w:t>
+            </w:r>
+            <w:r>
+              <w:rPr>
+                <w:b w:val="0"/>
+                <w:bCs w:val="0"/>
+              </w:rPr>
+              <w:t>Favicon</w:t>
+            </w:r>
+            <w:r>
+              <w:rPr>
+                <w:b w:val="0"/>
+                <w:bCs w:val="0"/>
+              </w:rPr>
+              <w:t xml:space="preserve"> und einen title.</w:t>
+            </w:r>
+          </w:p>
+        </w:tc>
+        <w:tc>
+          <w:tcPr>
+            <w:tcW w:w="3119" w:type="dxa"/>
+            <w:tcBorders>
+              <w:top w:val="single" w:sz="4" w:space="0" w:color="999999" w:themeColor="text1" w:themeTint="66"/>
+              <w:left w:val="single" w:sz="4" w:space="0" w:color="999999" w:themeColor="text1" w:themeTint="66"/>
+              <w:bottom w:val="single" w:sz="4" w:space="0" w:color="999999" w:themeColor="text1" w:themeTint="66"/>
+              <w:right w:val="single" w:sz="4" w:space="0" w:color="999999" w:themeColor="text1" w:themeTint="66"/>
+            </w:tcBorders>
+            <w:hideMark/>
+          </w:tcPr>
+          <w:p>
+            <w:pPr>
+              <w:spacing w:line="278" w:lineRule="auto"/>
+              <w:cnfStyle w:val="000000000000" w:firstRow="0" w:lastRow="0" w:firstColumn="0" w:lastColumn="0" w:oddVBand="0" w:evenVBand="0" w:oddHBand="0" w:evenHBand="0" w:firstRowFirstColumn="0" w:firstRowLastColumn="0" w:lastRowFirstColumn="0" w:lastRowLastColumn="0"/>
+              <w:rPr>
+                <w:lang w:val="en-US"/>
+              </w:rPr>
+            </w:pPr>
+            <w:r>
+              <w:rPr>
+                <w:lang w:val="en-US"/>
+              </w:rPr>
+              <w:t>index.html</w:t>
+            </w:r>
+            <w:r>
+              <w:rPr>
+                <w:lang w:val="en-US"/>
+              </w:rPr>
+              <w:t xml:space="preserve">, </w:t>
+            </w:r>
+            <w:r>
+              <w:rPr>
+                <w:lang w:val="en-US"/>
+              </w:rPr>
+              <w:t>flavors.html</w:t>
+            </w:r>
+            <w:r>
+              <w:rPr>
+                <w:lang w:val="en-US"/>
+              </w:rPr>
+              <w:t xml:space="preserve">, </w:t>
+            </w:r>
+            <w:r>
+              <w:rPr>
+                <w:lang w:val="en-US"/>
+              </w:rPr>
+              <w:t>contact.html</w:t>
+            </w:r>
+          </w:p>
+        </w:tc>
+        <w:tc>
+          <w:tcPr>
+            <w:tcW w:w="2404" w:type="dxa"/>
+            <w:tcBorders>
+              <w:top w:val="single" w:sz="4" w:space="0" w:color="999999" w:themeColor="text1" w:themeTint="66"/>
+              <w:left w:val="single" w:sz="4" w:space="0" w:color="999999" w:themeColor="text1" w:themeTint="66"/>
+              <w:bottom w:val="single" w:sz="4" w:space="0" w:color="999999" w:themeColor="text1" w:themeTint="66"/>
+              <w:right w:val="single" w:sz="4" w:space="0" w:color="999999" w:themeColor="text1" w:themeTint="66"/>
+            </w:tcBorders>
+          </w:tcPr>
+          <w:p>
+            <w:pPr>
+              <w:spacing w:line="278" w:lineRule="auto"/>
+              <w:cnfStyle w:val="000000000000" w:firstRow="0" w:lastRow="0" w:firstColumn="0" w:lastColumn="0" w:oddVBand="0" w:evenVBand="0" w:oddHBand="0" w:evenHBand="0" w:firstRowFirstColumn="0" w:firstRowLastColumn="0" w:lastRowFirstColumn="0" w:lastRowLastColumn="0"/>
+              <w:rPr>
+                <w:lang w:val="en-US"/>
+              </w:rPr>
+            </w:pPr>
+            <w:r>
+              <w:rPr>
+                <w:lang w:val="en-US"/>
+              </w:rPr>
+              <w:t>11 und 13</w:t>
+            </w:r>
+          </w:p>
+          <w:p>
+            <w:pPr>
+              <w:spacing w:line="278" w:lineRule="auto"/>
+              <w:cnfStyle w:val="000000000000" w:firstRow="0" w:lastRow="0" w:firstColumn="0" w:lastColumn="0" w:oddVBand="0" w:evenVBand="0" w:oddHBand="0" w:evenHBand="0" w:firstRowFirstColumn="0" w:firstRowLastColumn="0" w:lastRowFirstColumn="0" w:lastRowLastColumn="0"/>
+              <w:rPr>
+                <w:lang w:val="de-DE"/>
+              </w:rPr>
+            </w:pPr>
+          </w:p>
+        </w:tc>
+      </w:tr>
+      <w:tr>
+        <w:tc>
+          <w:tcPr>
+            <w:cnfStyle w:val="001000000000" w:firstRow="0" w:lastRow="0" w:firstColumn="1" w:lastColumn="0" w:oddVBand="0" w:evenVBand="0" w:oddHBand="0" w:evenHBand="0" w:firstRowFirstColumn="0" w:firstRowLastColumn="0" w:lastRowFirstColumn="0" w:lastRowLastColumn="0"/>
+            <w:tcW w:w="3539" w:type="dxa"/>
+            <w:tcBorders>
+              <w:top w:val="single" w:sz="4" w:space="0" w:color="999999" w:themeColor="text1" w:themeTint="66"/>
+              <w:left w:val="single" w:sz="4" w:space="0" w:color="999999" w:themeColor="text1" w:themeTint="66"/>
+              <w:bottom w:val="single" w:sz="4" w:space="0" w:color="999999" w:themeColor="text1" w:themeTint="66"/>
+              <w:right w:val="single" w:sz="4" w:space="0" w:color="999999" w:themeColor="text1" w:themeTint="66"/>
+            </w:tcBorders>
+            <w:hideMark/>
+          </w:tcPr>
+          <w:p>
+            <w:pPr>
+              <w:rPr>
+                <w:b w:val="0"/>
+                <w:bCs w:val="0"/>
+                <w:lang w:val="de-DE"/>
+              </w:rPr>
+            </w:pPr>
+            <w:r>
+              <w:rPr>
+                <w:b w:val="0"/>
+                <w:bCs w:val="0"/>
+                <w:lang w:val="de-DE"/>
+              </w:rPr>
+              <w:t>Die ganze Webseite befindet sich in einer sinnvollen Ordnerstruktur</w:t>
+            </w:r>
+          </w:p>
+          <w:p>
+            <w:pPr>
+              <w:spacing w:line="278" w:lineRule="auto"/>
+              <w:rPr>
+                <w:b w:val="0"/>
+                <w:bCs w:val="0"/>
+              </w:rPr>
+            </w:pPr>
+          </w:p>
+        </w:tc>
+        <w:tc>
+          <w:tcPr>
+            <w:tcW w:w="5523" w:type="dxa"/>
+            <w:gridSpan w:val="2"/>
+            <w:tcBorders>
+              <w:top w:val="single" w:sz="4" w:space="0" w:color="999999" w:themeColor="text1" w:themeTint="66"/>
+              <w:left w:val="single" w:sz="4" w:space="0" w:color="999999" w:themeColor="text1" w:themeTint="66"/>
+              <w:bottom w:val="single" w:sz="4" w:space="0" w:color="999999" w:themeColor="text1" w:themeTint="66"/>
+              <w:right w:val="single" w:sz="4" w:space="0" w:color="999999" w:themeColor="text1" w:themeTint="66"/>
+            </w:tcBorders>
+            <w:hideMark/>
+          </w:tcPr>
+          <w:p>
+            <w:pPr>
+              <w:spacing w:line="278" w:lineRule="auto"/>
+              <w:cnfStyle w:val="000000000000" w:firstRow="0" w:lastRow="0" w:firstColumn="0" w:lastColumn="0" w:oddVBand="0" w:evenVBand="0" w:oddHBand="0" w:evenHBand="0" w:firstRowFirstColumn="0" w:firstRowLastColumn="0" w:lastRowFirstColumn="0" w:lastRowLastColumn="0"/>
+              <w:rPr>
+                <w:sz w:val="12"/>
+                <w:szCs w:val="12"/>
+                <w:lang w:val="de-DE"/>
+              </w:rPr>
+            </w:pPr>
+          </w:p>
+          <w:p>
+            <w:pPr>
+              <w:spacing w:line="278" w:lineRule="auto"/>
+              <w:cnfStyle w:val="000000000000" w:firstRow="0" w:lastRow="0" w:firstColumn="0" w:lastColumn="0" w:oddVBand="0" w:evenVBand="0" w:oddHBand="0" w:evenHBand="0" w:firstRowFirstColumn="0" w:firstRowLastColumn="0" w:lastRowFirstColumn="0" w:lastRowLastColumn="0"/>
+              <w:rPr>
+                <w:lang w:val="de-DE"/>
+              </w:rPr>
+            </w:pPr>
+            <w:r>
+              <w:rPr>
+                <w:noProof/>
+              </w:rPr>
+              <w:drawing>
+                <wp:inline distT="0" distB="0" distL="0" distR="0" wp14:anchorId="45BE1A50" wp14:editId="29045544">
+                  <wp:extent cx="2484581" cy="4708388"/>
+                  <wp:effectExtent l="0" t="0" r="0" b="0"/>
+                  <wp:docPr id="34678049" name="Grafik 1"/>
+                  <wp:cNvGraphicFramePr>
+                    <a:graphicFrameLocks xmlns:a="http://schemas.openxmlformats.org/drawingml/2006/main" noChangeAspect="1"/>
+                  </wp:cNvGraphicFramePr>
+                  <a:graphic xmlns:a="http://schemas.openxmlformats.org/drawingml/2006/main">
+                    <a:graphicData uri="http://schemas.openxmlformats.org/drawingml/2006/picture">
+                      <pic:pic xmlns:pic="http://schemas.openxmlformats.org/drawingml/2006/picture">
+                        <pic:nvPicPr>
+                          <pic:cNvPr id="34678049" name=""/>
+                          <pic:cNvPicPr/>
+                        </pic:nvPicPr>
+                        <pic:blipFill>
+                          <a:blip r:embed="rId10"/>
+                          <a:stretch>
+                            <a:fillRect/>
+                          </a:stretch>
+                        </pic:blipFill>
+                        <pic:spPr>
+                          <a:xfrm>
+                            <a:off x="0" y="0"/>
+                            <a:ext cx="2526423" cy="4787680"/>
+                          </a:xfrm>
+                          <a:prstGeom prst="rect">
+                            <a:avLst/>
+                          </a:prstGeom>
+                        </pic:spPr>
+                      </pic:pic>
+                    </a:graphicData>
+                  </a:graphic>
+                </wp:inline>
+              </w:drawing>
+            </w:r>
+          </w:p>
+          <w:p>
+            <w:pPr>
+              <w:spacing w:line="278" w:lineRule="auto"/>
+              <w:cnfStyle w:val="000000000000" w:firstRow="0" w:lastRow="0" w:firstColumn="0" w:lastColumn="0" w:oddVBand="0" w:evenVBand="0" w:oddHBand="0" w:evenHBand="0" w:firstRowFirstColumn="0" w:firstRowLastColumn="0" w:lastRowFirstColumn="0" w:lastRowLastColumn="0"/>
+              <w:rPr>
+                <w:sz w:val="12"/>
+                <w:szCs w:val="12"/>
+                <w:lang w:val="de-DE"/>
+              </w:rPr>
+            </w:pPr>
+          </w:p>
+          <w:p>
+            <w:pPr>
+              <w:spacing w:line="278" w:lineRule="auto"/>
+              <w:cnfStyle w:val="000000000000" w:firstRow="0" w:lastRow="0" w:firstColumn="0" w:lastColumn="0" w:oddVBand="0" w:evenVBand="0" w:oddHBand="0" w:evenHBand="0" w:firstRowFirstColumn="0" w:firstRowLastColumn="0" w:lastRowFirstColumn="0" w:lastRowLastColumn="0"/>
+              <w:rPr>
+                <w:lang w:val="de-DE"/>
+              </w:rPr>
+            </w:pPr>
+          </w:p>
+        </w:tc>
+      </w:tr>
+      <w:tr>
+        <w:tc>
+          <w:tcPr>
+            <w:cnfStyle w:val="001000000000" w:firstRow="0" w:lastRow="0" w:firstColumn="1" w:lastColumn="0" w:oddVBand="0" w:evenVBand="0" w:oddHBand="0" w:evenHBand="0" w:firstRowFirstColumn="0" w:firstRowLastColumn="0" w:lastRowFirstColumn="0" w:lastRowLastColumn="0"/>
+            <w:tcW w:w="3539" w:type="dxa"/>
+            <w:tcBorders>
+              <w:top w:val="single" w:sz="4" w:space="0" w:color="999999" w:themeColor="text1" w:themeTint="66"/>
+              <w:left w:val="single" w:sz="4" w:space="0" w:color="999999" w:themeColor="text1" w:themeTint="66"/>
+              <w:bottom w:val="single" w:sz="4" w:space="0" w:color="999999" w:themeColor="text1" w:themeTint="66"/>
+              <w:right w:val="single" w:sz="4" w:space="0" w:color="999999" w:themeColor="text1" w:themeTint="66"/>
+            </w:tcBorders>
+            <w:hideMark/>
+          </w:tcPr>
+          <w:p>
+            <w:pPr>
+              <w:spacing w:line="278" w:lineRule="auto"/>
+              <w:rPr>
+                <w:b w:val="0"/>
+                <w:bCs w:val="0"/>
+                <w:lang w:val="de-DE"/>
+              </w:rPr>
+            </w:pPr>
+            <w:r>
+              <w:rPr>
+                <w:b w:val="0"/>
+                <w:bCs w:val="0"/>
+                <w:lang w:val="de-DE"/>
+              </w:rPr>
+              <w:t>Semantisches HTML statt nur div tags</w:t>
+            </w:r>
+          </w:p>
+        </w:tc>
+        <w:tc>
+          <w:tcPr>
+            <w:tcW w:w="3119" w:type="dxa"/>
+            <w:tcBorders>
+              <w:top w:val="single" w:sz="4" w:space="0" w:color="999999" w:themeColor="text1" w:themeTint="66"/>
+              <w:left w:val="single" w:sz="4" w:space="0" w:color="999999" w:themeColor="text1" w:themeTint="66"/>
+              <w:bottom w:val="single" w:sz="4" w:space="0" w:color="999999" w:themeColor="text1" w:themeTint="66"/>
+              <w:right w:val="single" w:sz="4" w:space="0" w:color="999999" w:themeColor="text1" w:themeTint="66"/>
+            </w:tcBorders>
+            <w:hideMark/>
+          </w:tcPr>
+          <w:p>
+            <w:pPr>
+              <w:spacing w:line="278" w:lineRule="auto"/>
+              <w:cnfStyle w:val="000000000000" w:firstRow="0" w:lastRow="0" w:firstColumn="0" w:lastColumn="0" w:oddVBand="0" w:evenVBand="0" w:oddHBand="0" w:evenHBand="0" w:firstRowFirstColumn="0" w:firstRowLastColumn="0" w:lastRowFirstColumn="0" w:lastRowLastColumn="0"/>
+              <w:rPr>
+                <w:lang w:val="de-DE"/>
+              </w:rPr>
+            </w:pPr>
+            <w:r>
+              <w:rPr>
+                <w:lang w:val="de-DE"/>
+              </w:rPr>
+              <w:t>Semantisches HTML statt nur div tags</w:t>
+            </w:r>
+          </w:p>
+        </w:tc>
+        <w:tc>
+          <w:tcPr>
+            <w:tcW w:w="2404" w:type="dxa"/>
+            <w:tcBorders>
+              <w:top w:val="single" w:sz="4" w:space="0" w:color="999999" w:themeColor="text1" w:themeTint="66"/>
+              <w:left w:val="single" w:sz="4" w:space="0" w:color="999999" w:themeColor="text1" w:themeTint="66"/>
+              <w:bottom w:val="single" w:sz="4" w:space="0" w:color="999999" w:themeColor="text1" w:themeTint="66"/>
+              <w:right w:val="single" w:sz="4" w:space="0" w:color="999999" w:themeColor="text1" w:themeTint="66"/>
+            </w:tcBorders>
+            <w:hideMark/>
+          </w:tcPr>
+          <w:p>
+            <w:pPr>
+              <w:spacing w:line="278" w:lineRule="auto"/>
+              <w:cnfStyle w:val="000000000000" w:firstRow="0" w:lastRow="0" w:firstColumn="0" w:lastColumn="0" w:oddVBand="0" w:evenVBand="0" w:oddHBand="0" w:evenHBand="0" w:firstRowFirstColumn="0" w:firstRowLastColumn="0" w:lastRowFirstColumn="0" w:lastRowLastColumn="0"/>
+            </w:pPr>
+          </w:p>
+        </w:tc>
+      </w:tr>
+    </w:tbl>
+    <w:p/>
+    <w:p>
+      <w:pPr>
+        <w:pStyle w:val="berschrift3"/>
+      </w:pPr>
+      <w:bookmarkStart w:id="8" w:name="_Toc230859415"/>
+      <w:r>
+        <w:t>Zusatz CSS Feature</w:t>
+      </w:r>
+      <w:bookmarkEnd w:id="8"/>
+    </w:p>
+    <w:p>
+      <w:r>
+        <w:t xml:space="preserve">Als zusätzliches CSS-Feature wählten wir den Parallax Effekt, welchen wir auf dem </w:t>
+      </w:r>
+    </w:p>
+    <w:p>
+      <w:r>
+        <w:t xml:space="preserve">Sheet </w:t>
+      </w:r>
+      <w:r>
+        <w:rPr>
+          <w:b/>
+          <w:bCs/>
+        </w:rPr>
+        <w:t>flavors.html</w:t>
+      </w:r>
+      <w:r>
+        <w:t xml:space="preserve"> auf den </w:t>
       </w:r>
       <w:r>
         <w:rPr>
           <w:highlight w:val="yellow"/>
         </w:rPr>
-        <w:t>Zeile</w:t>
-      </w:r>
-      <w:r>
-        <w:t xml:space="preserve"> 3</w:t>
-      </w:r>
-      <w:r>
-        <w:t>4</w:t>
-      </w:r>
-    </w:p>
-    <w:p>
-      <w:r>
-        <w:t xml:space="preserve">Unser erstelltes Audio befindet sich auf dem Sheet contact.html auf der </w:t>
+        <w:t>Zeilen</w:t>
+      </w:r>
+      <w:r>
+        <w:t xml:space="preserve"> </w:t>
       </w:r>
       <w:r>
         <w:rPr>
-          <w:highlight w:val="yellow"/>
+          <w:b/>
+          <w:bCs/>
         </w:rPr>
-        <w:t>Zeile</w:t>
-      </w:r>
-      <w:r>
-        <w:t xml:space="preserve"> 59</w:t>
-      </w:r>
-    </w:p>
-    <w:p>
-      <w:r>
-        <w:br w:type="page"/>
-      </w:r>
-    </w:p>
-    <w:p>
-      <w:pPr>
-        <w:pStyle w:val="berschrift3"/>
-      </w:pPr>
-      <w:bookmarkStart w:id="7" w:name="_Toc230255963"/>
-      <w:r>
-        <w:lastRenderedPageBreak/>
-        <w:t>Struktur</w:t>
-      </w:r>
-      <w:bookmarkEnd w:id="7"/>
-    </w:p>
-    <w:p>
-      <w:r>
-        <w:t>(Kommentare)</w:t>
-      </w:r>
-    </w:p>
-    <w:p>
-      <w:r>
-        <w:t xml:space="preserve">Den Titel und das Favicon befinden sich jeweils auf </w:t>
+        <w:t>87 bis 101</w:t>
+      </w:r>
+      <w:r>
+        <w:t xml:space="preserve"> einfügten. Zusätzlich mussten wir noch eine CSS-Ergänzung in unser </w:t>
       </w:r>
       <w:r>
         <w:rPr>
-          <w:highlight w:val="yellow"/>
+          <w:b/>
+          <w:bCs/>
         </w:rPr>
-        <w:t>Zeile</w:t>
-      </w:r>
-      <w:r>
-        <w:t xml:space="preserve"> 11 und 13</w:t>
-      </w:r>
-    </w:p>
-    <w:p>
-      <w:r>
-        <w:t>Zusätzlich erstellten wir verschiedene Ordner für:</w:t>
-      </w:r>
-    </w:p>
-    <w:p>
-      <w:pPr>
-        <w:pStyle w:val="Listenabsatz"/>
-        <w:numPr>
-          <w:ilvl w:val="0"/>
-          <w:numId w:val="2"/>
-        </w:numPr>
-      </w:pPr>
-      <w:r>
-        <w:t>HTML</w:t>
-      </w:r>
-    </w:p>
-    <w:p>
-      <w:pPr>
-        <w:pStyle w:val="Listenabsatz"/>
-        <w:numPr>
-          <w:ilvl w:val="0"/>
-          <w:numId w:val="2"/>
-        </w:numPr>
-      </w:pPr>
-      <w:r>
-        <w:t>CSS</w:t>
-      </w:r>
-    </w:p>
-    <w:p>
-      <w:pPr>
-        <w:pStyle w:val="Listenabsatz"/>
-        <w:numPr>
-          <w:ilvl w:val="0"/>
-          <w:numId w:val="2"/>
-        </w:numPr>
-      </w:pPr>
-      <w:r>
-        <w:t>Images</w:t>
-      </w:r>
-    </w:p>
-    <w:p>
-      <w:pPr>
-        <w:pStyle w:val="Listenabsatz"/>
-        <w:numPr>
-          <w:ilvl w:val="0"/>
-          <w:numId w:val="2"/>
-        </w:numPr>
-      </w:pPr>
-      <w:r>
-        <w:t>Videos</w:t>
+        <w:t>eigenes CSS</w:t>
+      </w:r>
+      <w:r>
+        <w:t xml:space="preserve"> einfügen auf den Zeilen </w:t>
+      </w:r>
+      <w:r>
+        <w:rPr>
+          <w:b/>
+          <w:bCs/>
+        </w:rPr>
+        <w:t>22 bis 28</w:t>
+      </w:r>
+      <w:r>
+        <w:t>.</w:t>
       </w:r>
     </w:p>
     <w:p/>
@@ -1828,22 +2883,119 @@
       <w:pPr>
         <w:pStyle w:val="berschrift3"/>
       </w:pPr>
-      <w:bookmarkStart w:id="8" w:name="_Toc230255964"/>
-      <w:r>
+      <w:bookmarkStart w:id="9" w:name="_Toc230859416"/>
+      <w:r>
+        <w:lastRenderedPageBreak/>
         <w:t>Übergabehinweise</w:t>
       </w:r>
-      <w:bookmarkEnd w:id="8"/>
+      <w:bookmarkEnd w:id="9"/>
+    </w:p>
+    <w:p>
+      <w:r>
+        <w:t xml:space="preserve">Wir haben die Webseite mit dem </w:t>
+      </w:r>
+      <w:r>
+        <w:rPr>
+          <w:i/>
+          <w:iCs/>
+        </w:rPr>
+        <w:t>W3.CSS-Framework</w:t>
+      </w:r>
+      <w:r>
+        <w:t xml:space="preserve"> von W3Schools aufgebaut. Wenn jemand das Layout verändern oder erweitern möchte, sollte man sich kurz an der W3.CSS-Dokumentation orientieren. So bleibt der Code einheitlich und das Spalten-Layout funktioniert weiterhin richtig.</w:t>
+      </w:r>
+    </w:p>
+    <w:p>
+      <w:r>
+        <w:t>Wir haben darauf geachtet, den Code übersichtlich zu strukturieren. Statt überall nur Standard-&lt;div&gt;-Tags zu verwenden, haben wir semantische Elemente wie &lt;</w:t>
+      </w:r>
+      <w:proofErr w:type="spellStart"/>
+      <w:r>
+        <w:t>main</w:t>
+      </w:r>
+      <w:proofErr w:type="spellEnd"/>
+      <w:r>
+        <w:t>&gt;, &lt;</w:t>
+      </w:r>
+      <w:proofErr w:type="spellStart"/>
+      <w:r>
+        <w:t>section</w:t>
+      </w:r>
+      <w:proofErr w:type="spellEnd"/>
+      <w:r>
+        <w:t>&gt;, &lt;</w:t>
+      </w:r>
+      <w:proofErr w:type="spellStart"/>
+      <w:r>
+        <w:t>article</w:t>
+      </w:r>
+      <w:proofErr w:type="spellEnd"/>
+      <w:r>
+        <w:t>&gt; und &lt;</w:t>
+      </w:r>
+      <w:proofErr w:type="spellStart"/>
+      <w:r>
+        <w:t>header</w:t>
+      </w:r>
+      <w:proofErr w:type="spellEnd"/>
+      <w:r>
+        <w:t>&gt; benutzt. Das sollte bei der Weiterentwicklung so fortgeführt werden.</w:t>
+      </w:r>
+    </w:p>
+    <w:p>
+      <w:pPr>
+        <w:pStyle w:val="berschrift3"/>
+      </w:pPr>
+      <w:bookmarkStart w:id="10" w:name="_Toc230859417"/>
+      <w:r>
+        <w:t>Zukünftige Ausbaumöglichkeiten</w:t>
+      </w:r>
+      <w:bookmarkEnd w:id="10"/>
+    </w:p>
+    <w:p>
+      <w:r>
+        <w:t>Wenn wir mehr Zeit für das Projekt gehabt hätten, würden wir gerne noch weitere Flavor-Sorten entwerfen und deren Details noch ausführlicher beschreiben. Zusätzlich fänden wir es ein cooles Feature, wenn unser Standort direkt mit Google Maps verknüpft wäre, damit man das Büro direkt auf einer interaktiven Karte finden kann.</w:t>
+      </w:r>
     </w:p>
     <w:p/>
     <w:p>
       <w:pPr>
         <w:pStyle w:val="berschrift3"/>
       </w:pPr>
-      <w:bookmarkStart w:id="9" w:name="_Toc230255965"/>
-      <w:r>
-        <w:t>Zukünftige Ausbaumöglichkeiten</w:t>
-      </w:r>
-      <w:bookmarkEnd w:id="9"/>
+      <w:proofErr w:type="spellStart"/>
+      <w:r>
+        <w:t>Lessons</w:t>
+      </w:r>
+      <w:proofErr w:type="spellEnd"/>
+      <w:r>
+        <w:t xml:space="preserve"> Learned</w:t>
+      </w:r>
+    </w:p>
+    <w:p>
+      <w:r>
+        <w:t xml:space="preserve">Am Anfang </w:t>
+      </w:r>
+      <w:r>
+        <w:t xml:space="preserve">hatten wir Mühe damit, </w:t>
+      </w:r>
+      <w:r>
+        <w:t>das Spaltenlayout</w:t>
+      </w:r>
+      <w:r>
+        <w:t xml:space="preserve"> richtig umzusetzen.</w:t>
+      </w:r>
+      <w:r>
+        <w:t xml:space="preserve"> Mithilfe der W3Schools Webseite und Gemini konnten wir jedoch herausfinden, </w:t>
+      </w:r>
+      <w:r>
+        <w:t>wie die</w:t>
+      </w:r>
+      <w:r>
+        <w:t xml:space="preserve"> </w:t>
+      </w:r>
+      <w:r>
+        <w:t>Spaltenbreiten korrekt berechnet und definiert werden.</w:t>
+      </w:r>
     </w:p>
     <w:p/>
     <w:sectPr>
@@ -2071,9 +3223,9 @@
     </w:lvl>
   </w:abstractNum>
   <w:abstractNum w:abstractNumId="1" w15:restartNumberingAfterBreak="0">
-    <w:nsid w:val="2215430E"/>
+    <w:nsid w:val="17CB6E7F"/>
     <w:multiLevelType w:val="multilevel"/>
-    <w:tmpl w:val="81DC43B4"/>
+    <w:tmpl w:val="77EAD58C"/>
     <w:lvl w:ilvl="0">
       <w:start w:val="1"/>
       <w:numFmt w:val="bullet"/>
@@ -2219,11 +3371,315 @@
       </w:rPr>
     </w:lvl>
   </w:abstractNum>
+  <w:abstractNum w:abstractNumId="2" w15:restartNumberingAfterBreak="0">
+    <w:nsid w:val="2215430E"/>
+    <w:multiLevelType w:val="multilevel"/>
+    <w:tmpl w:val="81DC43B4"/>
+    <w:lvl w:ilvl="0">
+      <w:start w:val="1"/>
+      <w:numFmt w:val="bullet"/>
+      <w:lvlText w:val=""/>
+      <w:lvlJc w:val="left"/>
+      <w:pPr>
+        <w:tabs>
+          <w:tab w:val="num" w:pos="720"/>
+        </w:tabs>
+        <w:ind w:left="720" w:hanging="360"/>
+      </w:pPr>
+      <w:rPr>
+        <w:rFonts w:ascii="Symbol" w:hAnsi="Symbol" w:hint="default"/>
+        <w:sz w:val="20"/>
+      </w:rPr>
+    </w:lvl>
+    <w:lvl w:ilvl="1" w:tentative="1">
+      <w:start w:val="1"/>
+      <w:numFmt w:val="bullet"/>
+      <w:lvlText w:val=""/>
+      <w:lvlJc w:val="left"/>
+      <w:pPr>
+        <w:tabs>
+          <w:tab w:val="num" w:pos="1440"/>
+        </w:tabs>
+        <w:ind w:left="1440" w:hanging="360"/>
+      </w:pPr>
+      <w:rPr>
+        <w:rFonts w:ascii="Symbol" w:hAnsi="Symbol" w:hint="default"/>
+        <w:sz w:val="20"/>
+      </w:rPr>
+    </w:lvl>
+    <w:lvl w:ilvl="2" w:tentative="1">
+      <w:start w:val="1"/>
+      <w:numFmt w:val="bullet"/>
+      <w:lvlText w:val=""/>
+      <w:lvlJc w:val="left"/>
+      <w:pPr>
+        <w:tabs>
+          <w:tab w:val="num" w:pos="2160"/>
+        </w:tabs>
+        <w:ind w:left="2160" w:hanging="360"/>
+      </w:pPr>
+      <w:rPr>
+        <w:rFonts w:ascii="Symbol" w:hAnsi="Symbol" w:hint="default"/>
+        <w:sz w:val="20"/>
+      </w:rPr>
+    </w:lvl>
+    <w:lvl w:ilvl="3" w:tentative="1">
+      <w:start w:val="1"/>
+      <w:numFmt w:val="bullet"/>
+      <w:lvlText w:val=""/>
+      <w:lvlJc w:val="left"/>
+      <w:pPr>
+        <w:tabs>
+          <w:tab w:val="num" w:pos="2880"/>
+        </w:tabs>
+        <w:ind w:left="2880" w:hanging="360"/>
+      </w:pPr>
+      <w:rPr>
+        <w:rFonts w:ascii="Symbol" w:hAnsi="Symbol" w:hint="default"/>
+        <w:sz w:val="20"/>
+      </w:rPr>
+    </w:lvl>
+    <w:lvl w:ilvl="4" w:tentative="1">
+      <w:start w:val="1"/>
+      <w:numFmt w:val="bullet"/>
+      <w:lvlText w:val=""/>
+      <w:lvlJc w:val="left"/>
+      <w:pPr>
+        <w:tabs>
+          <w:tab w:val="num" w:pos="3600"/>
+        </w:tabs>
+        <w:ind w:left="3600" w:hanging="360"/>
+      </w:pPr>
+      <w:rPr>
+        <w:rFonts w:ascii="Symbol" w:hAnsi="Symbol" w:hint="default"/>
+        <w:sz w:val="20"/>
+      </w:rPr>
+    </w:lvl>
+    <w:lvl w:ilvl="5" w:tentative="1">
+      <w:start w:val="1"/>
+      <w:numFmt w:val="bullet"/>
+      <w:lvlText w:val=""/>
+      <w:lvlJc w:val="left"/>
+      <w:pPr>
+        <w:tabs>
+          <w:tab w:val="num" w:pos="4320"/>
+        </w:tabs>
+        <w:ind w:left="4320" w:hanging="360"/>
+      </w:pPr>
+      <w:rPr>
+        <w:rFonts w:ascii="Symbol" w:hAnsi="Symbol" w:hint="default"/>
+        <w:sz w:val="20"/>
+      </w:rPr>
+    </w:lvl>
+    <w:lvl w:ilvl="6" w:tentative="1">
+      <w:start w:val="1"/>
+      <w:numFmt w:val="bullet"/>
+      <w:lvlText w:val=""/>
+      <w:lvlJc w:val="left"/>
+      <w:pPr>
+        <w:tabs>
+          <w:tab w:val="num" w:pos="5040"/>
+        </w:tabs>
+        <w:ind w:left="5040" w:hanging="360"/>
+      </w:pPr>
+      <w:rPr>
+        <w:rFonts w:ascii="Symbol" w:hAnsi="Symbol" w:hint="default"/>
+        <w:sz w:val="20"/>
+      </w:rPr>
+    </w:lvl>
+    <w:lvl w:ilvl="7" w:tentative="1">
+      <w:start w:val="1"/>
+      <w:numFmt w:val="bullet"/>
+      <w:lvlText w:val=""/>
+      <w:lvlJc w:val="left"/>
+      <w:pPr>
+        <w:tabs>
+          <w:tab w:val="num" w:pos="5760"/>
+        </w:tabs>
+        <w:ind w:left="5760" w:hanging="360"/>
+      </w:pPr>
+      <w:rPr>
+        <w:rFonts w:ascii="Symbol" w:hAnsi="Symbol" w:hint="default"/>
+        <w:sz w:val="20"/>
+      </w:rPr>
+    </w:lvl>
+    <w:lvl w:ilvl="8" w:tentative="1">
+      <w:start w:val="1"/>
+      <w:numFmt w:val="bullet"/>
+      <w:lvlText w:val=""/>
+      <w:lvlJc w:val="left"/>
+      <w:pPr>
+        <w:tabs>
+          <w:tab w:val="num" w:pos="6480"/>
+        </w:tabs>
+        <w:ind w:left="6480" w:hanging="360"/>
+      </w:pPr>
+      <w:rPr>
+        <w:rFonts w:ascii="Symbol" w:hAnsi="Symbol" w:hint="default"/>
+        <w:sz w:val="20"/>
+      </w:rPr>
+    </w:lvl>
+  </w:abstractNum>
+  <w:abstractNum w:abstractNumId="3" w15:restartNumberingAfterBreak="0">
+    <w:nsid w:val="508C53A8"/>
+    <w:multiLevelType w:val="multilevel"/>
+    <w:tmpl w:val="440028B0"/>
+    <w:lvl w:ilvl="0">
+      <w:start w:val="1"/>
+      <w:numFmt w:val="bullet"/>
+      <w:lvlText w:val=""/>
+      <w:lvlJc w:val="left"/>
+      <w:pPr>
+        <w:tabs>
+          <w:tab w:val="num" w:pos="720"/>
+        </w:tabs>
+        <w:ind w:left="720" w:hanging="360"/>
+      </w:pPr>
+      <w:rPr>
+        <w:rFonts w:ascii="Symbol" w:hAnsi="Symbol" w:hint="default"/>
+        <w:sz w:val="20"/>
+      </w:rPr>
+    </w:lvl>
+    <w:lvl w:ilvl="1" w:tentative="1">
+      <w:start w:val="1"/>
+      <w:numFmt w:val="bullet"/>
+      <w:lvlText w:val=""/>
+      <w:lvlJc w:val="left"/>
+      <w:pPr>
+        <w:tabs>
+          <w:tab w:val="num" w:pos="1440"/>
+        </w:tabs>
+        <w:ind w:left="1440" w:hanging="360"/>
+      </w:pPr>
+      <w:rPr>
+        <w:rFonts w:ascii="Symbol" w:hAnsi="Symbol" w:hint="default"/>
+        <w:sz w:val="20"/>
+      </w:rPr>
+    </w:lvl>
+    <w:lvl w:ilvl="2" w:tentative="1">
+      <w:start w:val="1"/>
+      <w:numFmt w:val="bullet"/>
+      <w:lvlText w:val=""/>
+      <w:lvlJc w:val="left"/>
+      <w:pPr>
+        <w:tabs>
+          <w:tab w:val="num" w:pos="2160"/>
+        </w:tabs>
+        <w:ind w:left="2160" w:hanging="360"/>
+      </w:pPr>
+      <w:rPr>
+        <w:rFonts w:ascii="Symbol" w:hAnsi="Symbol" w:hint="default"/>
+        <w:sz w:val="20"/>
+      </w:rPr>
+    </w:lvl>
+    <w:lvl w:ilvl="3" w:tentative="1">
+      <w:start w:val="1"/>
+      <w:numFmt w:val="bullet"/>
+      <w:lvlText w:val=""/>
+      <w:lvlJc w:val="left"/>
+      <w:pPr>
+        <w:tabs>
+          <w:tab w:val="num" w:pos="2880"/>
+        </w:tabs>
+        <w:ind w:left="2880" w:hanging="360"/>
+      </w:pPr>
+      <w:rPr>
+        <w:rFonts w:ascii="Symbol" w:hAnsi="Symbol" w:hint="default"/>
+        <w:sz w:val="20"/>
+      </w:rPr>
+    </w:lvl>
+    <w:lvl w:ilvl="4" w:tentative="1">
+      <w:start w:val="1"/>
+      <w:numFmt w:val="bullet"/>
+      <w:lvlText w:val=""/>
+      <w:lvlJc w:val="left"/>
+      <w:pPr>
+        <w:tabs>
+          <w:tab w:val="num" w:pos="3600"/>
+        </w:tabs>
+        <w:ind w:left="3600" w:hanging="360"/>
+      </w:pPr>
+      <w:rPr>
+        <w:rFonts w:ascii="Symbol" w:hAnsi="Symbol" w:hint="default"/>
+        <w:sz w:val="20"/>
+      </w:rPr>
+    </w:lvl>
+    <w:lvl w:ilvl="5" w:tentative="1">
+      <w:start w:val="1"/>
+      <w:numFmt w:val="bullet"/>
+      <w:lvlText w:val=""/>
+      <w:lvlJc w:val="left"/>
+      <w:pPr>
+        <w:tabs>
+          <w:tab w:val="num" w:pos="4320"/>
+        </w:tabs>
+        <w:ind w:left="4320" w:hanging="360"/>
+      </w:pPr>
+      <w:rPr>
+        <w:rFonts w:ascii="Symbol" w:hAnsi="Symbol" w:hint="default"/>
+        <w:sz w:val="20"/>
+      </w:rPr>
+    </w:lvl>
+    <w:lvl w:ilvl="6" w:tentative="1">
+      <w:start w:val="1"/>
+      <w:numFmt w:val="bullet"/>
+      <w:lvlText w:val=""/>
+      <w:lvlJc w:val="left"/>
+      <w:pPr>
+        <w:tabs>
+          <w:tab w:val="num" w:pos="5040"/>
+        </w:tabs>
+        <w:ind w:left="5040" w:hanging="360"/>
+      </w:pPr>
+      <w:rPr>
+        <w:rFonts w:ascii="Symbol" w:hAnsi="Symbol" w:hint="default"/>
+        <w:sz w:val="20"/>
+      </w:rPr>
+    </w:lvl>
+    <w:lvl w:ilvl="7" w:tentative="1">
+      <w:start w:val="1"/>
+      <w:numFmt w:val="bullet"/>
+      <w:lvlText w:val=""/>
+      <w:lvlJc w:val="left"/>
+      <w:pPr>
+        <w:tabs>
+          <w:tab w:val="num" w:pos="5760"/>
+        </w:tabs>
+        <w:ind w:left="5760" w:hanging="360"/>
+      </w:pPr>
+      <w:rPr>
+        <w:rFonts w:ascii="Symbol" w:hAnsi="Symbol" w:hint="default"/>
+        <w:sz w:val="20"/>
+      </w:rPr>
+    </w:lvl>
+    <w:lvl w:ilvl="8" w:tentative="1">
+      <w:start w:val="1"/>
+      <w:numFmt w:val="bullet"/>
+      <w:lvlText w:val=""/>
+      <w:lvlJc w:val="left"/>
+      <w:pPr>
+        <w:tabs>
+          <w:tab w:val="num" w:pos="6480"/>
+        </w:tabs>
+        <w:ind w:left="6480" w:hanging="360"/>
+      </w:pPr>
+      <w:rPr>
+        <w:rFonts w:ascii="Symbol" w:hAnsi="Symbol" w:hint="default"/>
+        <w:sz w:val="20"/>
+      </w:rPr>
+    </w:lvl>
+  </w:abstractNum>
   <w:num w:numId="1" w16cid:durableId="1463305545">
-    <w:abstractNumId w:val="1"/>
+    <w:abstractNumId w:val="2"/>
   </w:num>
   <w:num w:numId="2" w16cid:durableId="711735943">
     <w:abstractNumId w:val="0"/>
+  </w:num>
+  <w:num w:numId="3" w16cid:durableId="59328303">
+    <w:abstractNumId w:val="1"/>
+  </w:num>
+  <w:num w:numId="4" w16cid:durableId="641931649">
+    <w:abstractNumId w:val="3"/>
   </w:num>
 </w:numbering>
 </file>
@@ -2628,6 +4084,7 @@
   <w:style w:type="paragraph" w:default="1" w:styleId="Standard">
     <w:name w:val="Normal"/>
     <w:qFormat/>
+    <w:rsid w:val="007A6646"/>
   </w:style>
   <w:style w:type="paragraph" w:styleId="berschrift1">
     <w:name w:val="heading 1"/>
@@ -3296,6 +4753,82 @@
       <w:shd w:val="clear" w:color="auto" w:fill="E1DFDD"/>
     </w:rPr>
   </w:style>
+  <w:style w:type="table" w:styleId="Tabellenraster">
+    <w:name w:val="Table Grid"/>
+    <w:basedOn w:val="NormaleTabelle"/>
+    <w:uiPriority w:val="39"/>
+    <w:rsid w:val="007A6646"/>
+    <w:pPr>
+      <w:spacing w:line="240" w:lineRule="auto"/>
+    </w:pPr>
+    <w:tblPr>
+      <w:tblBorders>
+        <w:top w:val="single" w:sz="4" w:space="0" w:color="auto"/>
+        <w:left w:val="single" w:sz="4" w:space="0" w:color="auto"/>
+        <w:bottom w:val="single" w:sz="4" w:space="0" w:color="auto"/>
+        <w:right w:val="single" w:sz="4" w:space="0" w:color="auto"/>
+        <w:insideH w:val="single" w:sz="4" w:space="0" w:color="auto"/>
+        <w:insideV w:val="single" w:sz="4" w:space="0" w:color="auto"/>
+      </w:tblBorders>
+    </w:tblPr>
+  </w:style>
+  <w:style w:type="table" w:styleId="Gitternetztabelle1hell">
+    <w:name w:val="Grid Table 1 Light"/>
+    <w:basedOn w:val="NormaleTabelle"/>
+    <w:uiPriority w:val="46"/>
+    <w:rsid w:val="007A6646"/>
+    <w:pPr>
+      <w:spacing w:line="240" w:lineRule="auto"/>
+    </w:pPr>
+    <w:tblPr>
+      <w:tblStyleRowBandSize w:val="1"/>
+      <w:tblStyleColBandSize w:val="1"/>
+      <w:tblBorders>
+        <w:top w:val="single" w:sz="4" w:space="0" w:color="999999" w:themeColor="text1" w:themeTint="66"/>
+        <w:left w:val="single" w:sz="4" w:space="0" w:color="999999" w:themeColor="text1" w:themeTint="66"/>
+        <w:bottom w:val="single" w:sz="4" w:space="0" w:color="999999" w:themeColor="text1" w:themeTint="66"/>
+        <w:right w:val="single" w:sz="4" w:space="0" w:color="999999" w:themeColor="text1" w:themeTint="66"/>
+        <w:insideH w:val="single" w:sz="4" w:space="0" w:color="999999" w:themeColor="text1" w:themeTint="66"/>
+        <w:insideV w:val="single" w:sz="4" w:space="0" w:color="999999" w:themeColor="text1" w:themeTint="66"/>
+      </w:tblBorders>
+    </w:tblPr>
+    <w:tblStylePr w:type="firstRow">
+      <w:rPr>
+        <w:b/>
+        <w:bCs/>
+      </w:rPr>
+      <w:tblPr/>
+      <w:tcPr>
+        <w:tcBorders>
+          <w:bottom w:val="single" w:sz="12" w:space="0" w:color="666666" w:themeColor="text1" w:themeTint="99"/>
+        </w:tcBorders>
+      </w:tcPr>
+    </w:tblStylePr>
+    <w:tblStylePr w:type="lastRow">
+      <w:rPr>
+        <w:b/>
+        <w:bCs/>
+      </w:rPr>
+      <w:tblPr/>
+      <w:tcPr>
+        <w:tcBorders>
+          <w:top w:val="double" w:sz="2" w:space="0" w:color="666666" w:themeColor="text1" w:themeTint="99"/>
+        </w:tcBorders>
+      </w:tcPr>
+    </w:tblStylePr>
+    <w:tblStylePr w:type="firstCol">
+      <w:rPr>
+        <w:b/>
+        <w:bCs/>
+      </w:rPr>
+    </w:tblStylePr>
+    <w:tblStylePr w:type="lastCol">
+      <w:rPr>
+        <w:b/>
+        <w:bCs/>
+      </w:rPr>
+    </w:tblStylePr>
+  </w:style>
 </w:styles>
 </file>
 

--- a/docu/documentation_mma25b_bachmann_ottiger.docx
+++ b/docu/documentation_mma25b_bachmann_ottiger.docx
@@ -1685,19 +1685,7 @@
               <w:rPr>
                 <w:lang w:val="en-US" w:eastAsia="de-DE"/>
               </w:rPr>
-              <w:t>47 &amp; 103, 58 &amp; 115</w:t>
-            </w:r>
-            <w:r>
-              <w:rPr>
-                <w:lang w:val="en-US" w:eastAsia="de-DE"/>
-              </w:rPr>
-              <w:t xml:space="preserve">, </w:t>
-            </w:r>
-            <w:r>
-              <w:rPr>
-                <w:lang w:val="en-US" w:eastAsia="de-DE"/>
-              </w:rPr>
-              <w:t>71 &amp; 127</w:t>
+              <w:t>47 &amp; 103, 58 &amp; 115, 71 &amp; 127</w:t>
             </w:r>
           </w:p>
           <w:p>
@@ -2457,7 +2445,7 @@
               <w:spacing w:line="278" w:lineRule="auto"/>
               <w:cnfStyle w:val="000000000000" w:firstRow="0" w:lastRow="0" w:firstColumn="0" w:lastColumn="0" w:oddVBand="0" w:evenVBand="0" w:oddHBand="0" w:evenHBand="0" w:firstRowFirstColumn="0" w:firstRowLastColumn="0" w:lastRowFirstColumn="0" w:lastRowLastColumn="0"/>
               <w:rPr>
-                <w:lang w:val="de-DE"/>
+                <w:lang w:val="en-US"/>
               </w:rPr>
             </w:pPr>
           </w:p>
@@ -2531,19 +2519,7 @@
               <w:rPr>
                 <w:lang w:val="en-US"/>
               </w:rPr>
-              <w:t>index.html</w:t>
-            </w:r>
-            <w:r>
-              <w:rPr>
-                <w:lang w:val="en-US"/>
-              </w:rPr>
-              <w:t xml:space="preserve">, </w:t>
-            </w:r>
-            <w:r>
-              <w:rPr>
-                <w:lang w:val="en-US"/>
-              </w:rPr>
-              <w:t>flavors.html</w:t>
+              <w:t>index.html, flavors.html</w:t>
             </w:r>
             <w:r>
               <w:rPr>
@@ -2995,6 +2971,33 @@
       </w:r>
       <w:r>
         <w:t>Spaltenbreiten korrekt berechnet und definiert werden.</w:t>
+      </w:r>
+    </w:p>
+    <w:p>
+      <w:r>
+        <w:t xml:space="preserve">Beim Erstellen des </w:t>
+      </w:r>
+      <w:proofErr w:type="spellStart"/>
+      <w:r>
+        <w:t>Accordions</w:t>
+      </w:r>
+      <w:proofErr w:type="spellEnd"/>
+      <w:r>
+        <w:t xml:space="preserve"> gefiel uns das Auf- und Zuklappen noch nicht. Dieses Problem konnten wir mithilfe von Gemini lösen. Als wir später im Unterricht lernten, dass für ein </w:t>
+      </w:r>
+      <w:proofErr w:type="spellStart"/>
+      <w:r>
+        <w:t>Accordion</w:t>
+      </w:r>
+      <w:proofErr w:type="spellEnd"/>
+      <w:r>
+        <w:t xml:space="preserve"> JavaScript nötig ist, verstanden wir den Code </w:t>
+      </w:r>
+      <w:r>
+        <w:t xml:space="preserve">schon </w:t>
+      </w:r>
+      <w:r>
+        <w:t>viel besser.</w:t>
       </w:r>
     </w:p>
     <w:p/>

--- a/docu/documentation_mma25b_bachmann_ottiger.docx
+++ b/docu/documentation_mma25b_bachmann_ottiger.docx
@@ -138,7 +138,7 @@
           <w:r>
             <w:fldChar w:fldCharType="separate"/>
           </w:r>
-          <w:hyperlink w:anchor="_Toc230859407" w:history="1">
+          <w:hyperlink w:anchor="_Toc231154511" w:history="1">
             <w:r>
               <w:rPr>
                 <w:rStyle w:val="Hyperlink"/>
@@ -165,7 +165,7 @@
                 <w:noProof/>
                 <w:webHidden/>
               </w:rPr>
-              <w:instrText xml:space="preserve"> PAGEREF _Toc230859407 \h </w:instrText>
+              <w:instrText xml:space="preserve"> PAGEREF _Toc231154511 \h </w:instrText>
             </w:r>
             <w:r>
               <w:rPr>
@@ -211,7 +211,7 @@
               <w14:ligatures w14:val="standardContextual"/>
             </w:rPr>
           </w:pPr>
-          <w:hyperlink w:anchor="_Toc230859408" w:history="1">
+          <w:hyperlink w:anchor="_Toc231154512" w:history="1">
             <w:r>
               <w:rPr>
                 <w:rStyle w:val="Hyperlink"/>
@@ -238,7 +238,7 @@
                 <w:noProof/>
                 <w:webHidden/>
               </w:rPr>
-              <w:instrText xml:space="preserve"> PAGEREF _Toc230859408 \h </w:instrText>
+              <w:instrText xml:space="preserve"> PAGEREF _Toc231154512 \h </w:instrText>
             </w:r>
             <w:r>
               <w:rPr>
@@ -284,7 +284,7 @@
               <w14:ligatures w14:val="standardContextual"/>
             </w:rPr>
           </w:pPr>
-          <w:hyperlink w:anchor="_Toc230859409" w:history="1">
+          <w:hyperlink w:anchor="_Toc231154513" w:history="1">
             <w:r>
               <w:rPr>
                 <w:rStyle w:val="Hyperlink"/>
@@ -311,7 +311,7 @@
                 <w:noProof/>
                 <w:webHidden/>
               </w:rPr>
-              <w:instrText xml:space="preserve"> PAGEREF _Toc230859409 \h </w:instrText>
+              <w:instrText xml:space="preserve"> PAGEREF _Toc231154513 \h </w:instrText>
             </w:r>
             <w:r>
               <w:rPr>
@@ -357,7 +357,7 @@
               <w14:ligatures w14:val="standardContextual"/>
             </w:rPr>
           </w:pPr>
-          <w:hyperlink w:anchor="_Toc230859410" w:history="1">
+          <w:hyperlink w:anchor="_Toc231154514" w:history="1">
             <w:r>
               <w:rPr>
                 <w:rStyle w:val="Hyperlink"/>
@@ -384,7 +384,7 @@
                 <w:noProof/>
                 <w:webHidden/>
               </w:rPr>
-              <w:instrText xml:space="preserve"> PAGEREF _Toc230859410 \h </w:instrText>
+              <w:instrText xml:space="preserve"> PAGEREF _Toc231154514 \h </w:instrText>
             </w:r>
             <w:r>
               <w:rPr>
@@ -430,7 +430,7 @@
               <w14:ligatures w14:val="standardContextual"/>
             </w:rPr>
           </w:pPr>
-          <w:hyperlink w:anchor="_Toc230859411" w:history="1">
+          <w:hyperlink w:anchor="_Toc231154515" w:history="1">
             <w:r>
               <w:rPr>
                 <w:rStyle w:val="Hyperlink"/>
@@ -458,7 +458,7 @@
                 <w:noProof/>
                 <w:webHidden/>
               </w:rPr>
-              <w:instrText xml:space="preserve"> PAGEREF _Toc230859411 \h </w:instrText>
+              <w:instrText xml:space="preserve"> PAGEREF _Toc231154515 \h </w:instrText>
             </w:r>
             <w:r>
               <w:rPr>
@@ -504,7 +504,7 @@
               <w14:ligatures w14:val="standardContextual"/>
             </w:rPr>
           </w:pPr>
-          <w:hyperlink w:anchor="_Toc230859412" w:history="1">
+          <w:hyperlink w:anchor="_Toc231154516" w:history="1">
             <w:r>
               <w:rPr>
                 <w:rStyle w:val="Hyperlink"/>
@@ -532,7 +532,7 @@
                 <w:noProof/>
                 <w:webHidden/>
               </w:rPr>
-              <w:instrText xml:space="preserve"> PAGEREF _Toc230859412 \h </w:instrText>
+              <w:instrText xml:space="preserve"> PAGEREF _Toc231154516 \h </w:instrText>
             </w:r>
             <w:r>
               <w:rPr>
@@ -578,7 +578,7 @@
               <w14:ligatures w14:val="standardContextual"/>
             </w:rPr>
           </w:pPr>
-          <w:hyperlink w:anchor="_Toc230859413" w:history="1">
+          <w:hyperlink w:anchor="_Toc231154517" w:history="1">
             <w:r>
               <w:rPr>
                 <w:rStyle w:val="Hyperlink"/>
@@ -605,7 +605,7 @@
                 <w:noProof/>
                 <w:webHidden/>
               </w:rPr>
-              <w:instrText xml:space="preserve"> PAGEREF _Toc230859413 \h </w:instrText>
+              <w:instrText xml:space="preserve"> PAGEREF _Toc231154517 \h </w:instrText>
             </w:r>
             <w:r>
               <w:rPr>
@@ -651,7 +651,7 @@
               <w14:ligatures w14:val="standardContextual"/>
             </w:rPr>
           </w:pPr>
-          <w:hyperlink w:anchor="_Toc230859414" w:history="1">
+          <w:hyperlink w:anchor="_Toc231154518" w:history="1">
             <w:r>
               <w:rPr>
                 <w:rStyle w:val="Hyperlink"/>
@@ -678,7 +678,7 @@
                 <w:noProof/>
                 <w:webHidden/>
               </w:rPr>
-              <w:instrText xml:space="preserve"> PAGEREF _Toc230859414 \h </w:instrText>
+              <w:instrText xml:space="preserve"> PAGEREF _Toc231154518 \h </w:instrText>
             </w:r>
             <w:r>
               <w:rPr>
@@ -724,7 +724,7 @@
               <w14:ligatures w14:val="standardContextual"/>
             </w:rPr>
           </w:pPr>
-          <w:hyperlink w:anchor="_Toc230859415" w:history="1">
+          <w:hyperlink w:anchor="_Toc231154519" w:history="1">
             <w:r>
               <w:rPr>
                 <w:rStyle w:val="Hyperlink"/>
@@ -751,7 +751,7 @@
                 <w:noProof/>
                 <w:webHidden/>
               </w:rPr>
-              <w:instrText xml:space="preserve"> PAGEREF _Toc230859415 \h </w:instrText>
+              <w:instrText xml:space="preserve"> PAGEREF _Toc231154519 \h </w:instrText>
             </w:r>
             <w:r>
               <w:rPr>
@@ -797,7 +797,7 @@
               <w14:ligatures w14:val="standardContextual"/>
             </w:rPr>
           </w:pPr>
-          <w:hyperlink w:anchor="_Toc230859416" w:history="1">
+          <w:hyperlink w:anchor="_Toc231154520" w:history="1">
             <w:r>
               <w:rPr>
                 <w:rStyle w:val="Hyperlink"/>
@@ -824,7 +824,7 @@
                 <w:noProof/>
                 <w:webHidden/>
               </w:rPr>
-              <w:instrText xml:space="preserve"> PAGEREF _Toc230859416 \h </w:instrText>
+              <w:instrText xml:space="preserve"> PAGEREF _Toc231154520 \h </w:instrText>
             </w:r>
             <w:r>
               <w:rPr>
@@ -870,7 +870,7 @@
               <w14:ligatures w14:val="standardContextual"/>
             </w:rPr>
           </w:pPr>
-          <w:hyperlink w:anchor="_Toc230859417" w:history="1">
+          <w:hyperlink w:anchor="_Toc231154521" w:history="1">
             <w:r>
               <w:rPr>
                 <w:rStyle w:val="Hyperlink"/>
@@ -897,7 +897,7 @@
                 <w:noProof/>
                 <w:webHidden/>
               </w:rPr>
-              <w:instrText xml:space="preserve"> PAGEREF _Toc230859417 \h </w:instrText>
+              <w:instrText xml:space="preserve"> PAGEREF _Toc231154521 \h </w:instrText>
             </w:r>
             <w:r>
               <w:rPr>
@@ -918,6 +918,225 @@
                 <w:webHidden/>
               </w:rPr>
               <w:t>4</w:t>
+            </w:r>
+            <w:r>
+              <w:rPr>
+                <w:noProof/>
+                <w:webHidden/>
+              </w:rPr>
+              <w:fldChar w:fldCharType="end"/>
+            </w:r>
+          </w:hyperlink>
+        </w:p>
+        <w:p>
+          <w:pPr>
+            <w:pStyle w:val="Verzeichnis3"/>
+            <w:tabs>
+              <w:tab w:val="right" w:leader="dot" w:pos="9062"/>
+            </w:tabs>
+            <w:rPr>
+              <w:rFonts w:cstheme="minorBidi"/>
+              <w:noProof/>
+              <w:kern w:val="2"/>
+              <w:sz w:val="24"/>
+              <w:szCs w:val="24"/>
+              <w14:ligatures w14:val="standardContextual"/>
+            </w:rPr>
+          </w:pPr>
+          <w:hyperlink w:anchor="_Toc231154522" w:history="1">
+            <w:r>
+              <w:rPr>
+                <w:rStyle w:val="Hyperlink"/>
+                <w:noProof/>
+              </w:rPr>
+              <w:t>Lessons Learned</w:t>
+            </w:r>
+            <w:r>
+              <w:rPr>
+                <w:noProof/>
+                <w:webHidden/>
+              </w:rPr>
+              <w:tab/>
+            </w:r>
+            <w:r>
+              <w:rPr>
+                <w:noProof/>
+                <w:webHidden/>
+              </w:rPr>
+              <w:fldChar w:fldCharType="begin"/>
+            </w:r>
+            <w:r>
+              <w:rPr>
+                <w:noProof/>
+                <w:webHidden/>
+              </w:rPr>
+              <w:instrText xml:space="preserve"> PAGEREF _Toc231154522 \h </w:instrText>
+            </w:r>
+            <w:r>
+              <w:rPr>
+                <w:noProof/>
+                <w:webHidden/>
+              </w:rPr>
+            </w:r>
+            <w:r>
+              <w:rPr>
+                <w:noProof/>
+                <w:webHidden/>
+              </w:rPr>
+              <w:fldChar w:fldCharType="separate"/>
+            </w:r>
+            <w:r>
+              <w:rPr>
+                <w:noProof/>
+                <w:webHidden/>
+              </w:rPr>
+              <w:t>4</w:t>
+            </w:r>
+            <w:r>
+              <w:rPr>
+                <w:noProof/>
+                <w:webHidden/>
+              </w:rPr>
+              <w:fldChar w:fldCharType="end"/>
+            </w:r>
+          </w:hyperlink>
+        </w:p>
+        <w:p>
+          <w:pPr>
+            <w:pStyle w:val="Verzeichnis3"/>
+            <w:tabs>
+              <w:tab w:val="right" w:leader="dot" w:pos="9062"/>
+            </w:tabs>
+            <w:rPr>
+              <w:rFonts w:cstheme="minorBidi"/>
+              <w:noProof/>
+              <w:kern w:val="2"/>
+              <w:sz w:val="24"/>
+              <w:szCs w:val="24"/>
+              <w14:ligatures w14:val="standardContextual"/>
+            </w:rPr>
+          </w:pPr>
+          <w:hyperlink w:anchor="_Toc231154523" w:history="1">
+            <w:r>
+              <w:rPr>
+                <w:rStyle w:val="Hyperlink"/>
+                <w:noProof/>
+              </w:rPr>
+              <w:t>Selbstständigkeitserklärung</w:t>
+            </w:r>
+            <w:r>
+              <w:rPr>
+                <w:noProof/>
+                <w:webHidden/>
+              </w:rPr>
+              <w:tab/>
+            </w:r>
+            <w:r>
+              <w:rPr>
+                <w:noProof/>
+                <w:webHidden/>
+              </w:rPr>
+              <w:fldChar w:fldCharType="begin"/>
+            </w:r>
+            <w:r>
+              <w:rPr>
+                <w:noProof/>
+                <w:webHidden/>
+              </w:rPr>
+              <w:instrText xml:space="preserve"> PAGEREF _Toc231154523 \h </w:instrText>
+            </w:r>
+            <w:r>
+              <w:rPr>
+                <w:noProof/>
+                <w:webHidden/>
+              </w:rPr>
+            </w:r>
+            <w:r>
+              <w:rPr>
+                <w:noProof/>
+                <w:webHidden/>
+              </w:rPr>
+              <w:fldChar w:fldCharType="separate"/>
+            </w:r>
+            <w:r>
+              <w:rPr>
+                <w:noProof/>
+                <w:webHidden/>
+              </w:rPr>
+              <w:t>5</w:t>
+            </w:r>
+            <w:r>
+              <w:rPr>
+                <w:noProof/>
+                <w:webHidden/>
+              </w:rPr>
+              <w:fldChar w:fldCharType="end"/>
+            </w:r>
+          </w:hyperlink>
+        </w:p>
+        <w:p>
+          <w:pPr>
+            <w:pStyle w:val="Verzeichnis3"/>
+            <w:tabs>
+              <w:tab w:val="right" w:leader="dot" w:pos="9062"/>
+            </w:tabs>
+            <w:rPr>
+              <w:rFonts w:cstheme="minorBidi"/>
+              <w:noProof/>
+              <w:kern w:val="2"/>
+              <w:sz w:val="24"/>
+              <w:szCs w:val="24"/>
+              <w14:ligatures w14:val="standardContextual"/>
+            </w:rPr>
+          </w:pPr>
+          <w:hyperlink w:anchor="_Toc231154524" w:history="1">
+            <w:r>
+              <w:rPr>
+                <w:rStyle w:val="Hyperlink"/>
+                <w:noProof/>
+              </w:rPr>
+              <w:t>Quellen</w:t>
+            </w:r>
+            <w:r>
+              <w:rPr>
+                <w:noProof/>
+                <w:webHidden/>
+              </w:rPr>
+              <w:tab/>
+            </w:r>
+            <w:r>
+              <w:rPr>
+                <w:noProof/>
+                <w:webHidden/>
+              </w:rPr>
+              <w:fldChar w:fldCharType="begin"/>
+            </w:r>
+            <w:r>
+              <w:rPr>
+                <w:noProof/>
+                <w:webHidden/>
+              </w:rPr>
+              <w:instrText xml:space="preserve"> PAGEREF _Toc231154524 \h </w:instrText>
+            </w:r>
+            <w:r>
+              <w:rPr>
+                <w:noProof/>
+                <w:webHidden/>
+              </w:rPr>
+            </w:r>
+            <w:r>
+              <w:rPr>
+                <w:noProof/>
+                <w:webHidden/>
+              </w:rPr>
+              <w:fldChar w:fldCharType="separate"/>
+            </w:r>
+            <w:r>
+              <w:rPr>
+                <w:noProof/>
+                <w:webHidden/>
+              </w:rPr>
+              <w:t>5</w:t>
             </w:r>
             <w:r>
               <w:rPr>
@@ -955,7 +1174,7 @@
       <w:pPr>
         <w:pStyle w:val="berschrift2"/>
       </w:pPr>
-      <w:bookmarkStart w:id="0" w:name="_Toc230859407"/>
+      <w:bookmarkStart w:id="0" w:name="_Toc231154511"/>
       <w:r>
         <w:lastRenderedPageBreak/>
         <w:t>Seiten</w:t>
@@ -1014,7 +1233,7 @@
       <w:pPr>
         <w:pStyle w:val="berschrift2"/>
       </w:pPr>
-      <w:bookmarkStart w:id="1" w:name="_Toc230859408"/>
+      <w:bookmarkStart w:id="1" w:name="_Toc231154512"/>
       <w:r>
         <w:t>Eigenes CSS</w:t>
       </w:r>
@@ -1071,7 +1290,7 @@
       <w:pPr>
         <w:pStyle w:val="berschrift2"/>
       </w:pPr>
-      <w:bookmarkStart w:id="2" w:name="_Toc230859409"/>
+      <w:bookmarkStart w:id="2" w:name="_Toc231154513"/>
       <w:r>
         <w:t>Framework einbinden</w:t>
       </w:r>
@@ -1123,7 +1342,7 @@
       <w:pPr>
         <w:pStyle w:val="berschrift2"/>
       </w:pPr>
-      <w:bookmarkStart w:id="3" w:name="_Toc230859410"/>
+      <w:bookmarkStart w:id="3" w:name="_Toc231154514"/>
       <w:r>
         <w:t>Framework anwenden</w:t>
       </w:r>
@@ -1136,7 +1355,7 @@
           <w:lang w:val="de-DE" w:eastAsia="de-DE"/>
         </w:rPr>
       </w:pPr>
-      <w:bookmarkStart w:id="4" w:name="_Toc230859411"/>
+      <w:bookmarkStart w:id="4" w:name="_Toc231154515"/>
       <w:r>
         <w:rPr>
           <w:lang w:val="de-DE" w:eastAsia="de-DE"/>
@@ -1467,7 +1686,7 @@
           <w:lang w:eastAsia="de-DE"/>
         </w:rPr>
       </w:pPr>
-      <w:bookmarkStart w:id="5" w:name="_Toc230859412"/>
+      <w:bookmarkStart w:id="5" w:name="_Toc231154516"/>
       <w:r>
         <w:rPr>
           <w:lang w:eastAsia="de-DE"/>
@@ -1800,7 +2019,30 @@
                 <w:szCs w:val="18"/>
                 <w:lang w:eastAsia="de-DE"/>
               </w:rPr>
-              <w:t xml:space="preserve"> mit Gemini.</w:t>
+              <w:t xml:space="preserve"> mit </w:t>
+            </w:r>
+            <w:hyperlink r:id="rId10" w:history="1">
+              <w:r>
+                <w:rPr>
+                  <w:rStyle w:val="Hyperlink"/>
+                  <w:b w:val="0"/>
+                  <w:bCs w:val="0"/>
+                  <w:sz w:val="18"/>
+                  <w:szCs w:val="18"/>
+                  <w:lang w:eastAsia="de-DE"/>
+                </w:rPr>
+                <w:t>Gemini</w:t>
+              </w:r>
+            </w:hyperlink>
+            <w:r>
+              <w:rPr>
+                <w:b w:val="0"/>
+                <w:bCs w:val="0"/>
+                <w:sz w:val="18"/>
+                <w:szCs w:val="18"/>
+                <w:lang w:eastAsia="de-DE"/>
+              </w:rPr>
+              <w:t>.</w:t>
             </w:r>
           </w:p>
         </w:tc>
@@ -1985,7 +2227,7 @@
       <w:pPr>
         <w:pStyle w:val="berschrift3"/>
       </w:pPr>
-      <w:bookmarkStart w:id="6" w:name="_Toc230859413"/>
+      <w:bookmarkStart w:id="6" w:name="_Toc231154517"/>
       <w:r>
         <w:t>Multimedia Inhalte</w:t>
       </w:r>
@@ -2258,7 +2500,7 @@
       <w:pPr>
         <w:pStyle w:val="berschrift3"/>
       </w:pPr>
-      <w:bookmarkStart w:id="7" w:name="_Toc230859414"/>
+      <w:bookmarkStart w:id="7" w:name="_Toc231154518"/>
       <w:r>
         <w:lastRenderedPageBreak/>
         <w:t>Struktur</w:t>
@@ -2662,7 +2904,7 @@
                           <pic:cNvPicPr/>
                         </pic:nvPicPr>
                         <pic:blipFill>
-                          <a:blip r:embed="rId10"/>
+                          <a:blip r:embed="rId11"/>
                           <a:stretch>
                             <a:fillRect/>
                           </a:stretch>
@@ -2789,7 +3031,7 @@
       <w:pPr>
         <w:pStyle w:val="berschrift3"/>
       </w:pPr>
-      <w:bookmarkStart w:id="8" w:name="_Toc230859415"/>
+      <w:bookmarkStart w:id="8" w:name="_Toc231154519"/>
       <w:r>
         <w:t>Zusatz CSS Feature</w:t>
       </w:r>
@@ -2859,7 +3101,7 @@
       <w:pPr>
         <w:pStyle w:val="berschrift3"/>
       </w:pPr>
-      <w:bookmarkStart w:id="9" w:name="_Toc230859416"/>
+      <w:bookmarkStart w:id="9" w:name="_Toc231154520"/>
       <w:r>
         <w:lastRenderedPageBreak/>
         <w:t>Übergabehinweise</w:t>
@@ -2922,7 +3164,7 @@
       <w:pPr>
         <w:pStyle w:val="berschrift3"/>
       </w:pPr>
-      <w:bookmarkStart w:id="10" w:name="_Toc230859417"/>
+      <w:bookmarkStart w:id="10" w:name="_Toc231154521"/>
       <w:r>
         <w:t>Zukünftige Ausbaumöglichkeiten</w:t>
       </w:r>
@@ -2938,6 +3180,7 @@
       <w:pPr>
         <w:pStyle w:val="berschrift3"/>
       </w:pPr>
+      <w:bookmarkStart w:id="11" w:name="_Toc231154522"/>
       <w:proofErr w:type="spellStart"/>
       <w:r>
         <w:t>Lessons</w:t>
@@ -2946,6 +3189,7 @@
       <w:r>
         <w:t xml:space="preserve"> Learned</w:t>
       </w:r>
+      <w:bookmarkEnd w:id="11"/>
     </w:p>
     <w:p>
       <w:r>
@@ -2974,6 +3218,9 @@
       </w:r>
     </w:p>
     <w:p>
+      <w:pPr>
+        <w:spacing w:before="120"/>
+      </w:pPr>
       <w:r>
         <w:t xml:space="preserve">Beim Erstellen des </w:t>
       </w:r>
@@ -3000,9 +3247,370 @@
         <w:t>viel besser.</w:t>
       </w:r>
     </w:p>
+    <w:p>
+      <w:pPr>
+        <w:spacing w:before="120"/>
+      </w:pPr>
+      <w:r>
+        <w:t>Durch das Projekt haben wir gelernt, wie viel Zeit man mit einem CSS-Framework sparen kann. Anstatt jeden Button und jede Card komplett neu zu programmieren, konnten wir die fertigen Klassen von W3.CSS nutzen und mussten nur noch unsere Markenfarben anpassen.</w:t>
+      </w:r>
+    </w:p>
+    <w:p>
+      <w:pPr>
+        <w:spacing w:before="120"/>
+      </w:pPr>
+      <w:r>
+        <w:t xml:space="preserve">Wir haben gelernt, wie wichtig die richtige Ordnerstruktur und die relativen Pfade sind. Da unsere Seiten in verschiedenen Ordnern liegen, mussten wir genau aufpassen, wann </w:t>
+      </w:r>
+      <w:proofErr w:type="gramStart"/>
+      <w:r>
+        <w:t>wir .</w:t>
+      </w:r>
+      <w:proofErr w:type="gramEnd"/>
+      <w:r>
+        <w:t>/ und wann wir</w:t>
+      </w:r>
+      <w:proofErr w:type="gramStart"/>
+      <w:r>
+        <w:t xml:space="preserve"> ..</w:t>
+      </w:r>
+      <w:proofErr w:type="gramEnd"/>
+      <w:r>
+        <w:t>/ für die Verknüpfung von Bildern und CSS-Dateien verwenden.</w:t>
+      </w:r>
+    </w:p>
+    <w:p>
+      <w:pPr>
+        <w:spacing w:before="120"/>
+      </w:pPr>
+      <w:r>
+        <w:t>Wir sind methodisch so vorgegangen, dass wir die Aufgaben im Team aufgeteilt haben. Als Erstes definierten wir, wer welche HTML-Seite programmiert. Da Sarina die dritte Seite übernahm, habe ich</w:t>
+      </w:r>
+      <w:r>
+        <w:t>, Ria</w:t>
+      </w:r>
+      <w:r>
+        <w:t xml:space="preserve"> in dieser Zeit mit der Dokumentation begonnen. Durch diese Aufteilung konnten wir gleichzeitig arbeiten, ohne uns beim Schreiben des Codes gegenseitig zu blockieren.</w:t>
+      </w:r>
+    </w:p>
+    <w:p>
+      <w:pPr>
+        <w:spacing w:before="120"/>
+      </w:pPr>
+    </w:p>
+    <w:p>
+      <w:pPr>
+        <w:pStyle w:val="berschrift3"/>
+      </w:pPr>
+      <w:bookmarkStart w:id="12" w:name="_Toc231154523"/>
+      <w:r>
+        <w:lastRenderedPageBreak/>
+        <w:t>Selbstständigkeitserklärung</w:t>
+      </w:r>
+      <w:bookmarkEnd w:id="12"/>
+    </w:p>
+    <w:p>
+      <w:r>
+        <w:t>Wir, Sarina und Ria,</w:t>
+      </w:r>
+      <w:r>
+        <w:t xml:space="preserve"> </w:t>
+      </w:r>
+      <w:r>
+        <w:t>erklären</w:t>
+      </w:r>
+      <w:r>
+        <w:t xml:space="preserve"> hiermit die Webseite sowie die Dokumentation selbständig erstellt zu haben. </w:t>
+      </w:r>
+      <w:r>
+        <w:t>Wir</w:t>
+      </w:r>
+      <w:r>
+        <w:t xml:space="preserve"> habe</w:t>
+      </w:r>
+      <w:r>
+        <w:t>n</w:t>
+      </w:r>
+      <w:r>
+        <w:t xml:space="preserve"> die im Unterricht verwendeten Hilfsmittel sowie w3c </w:t>
+      </w:r>
+      <w:r>
+        <w:t>genutzt,</w:t>
+      </w:r>
+      <w:r>
+        <w:t xml:space="preserve"> um diese Webseite zu erstellen. Alle weiteren Quellen habe</w:t>
+      </w:r>
+      <w:r>
+        <w:t>n</w:t>
+      </w:r>
+      <w:r>
+        <w:t xml:space="preserve"> </w:t>
+      </w:r>
+      <w:r>
+        <w:t>wir</w:t>
+      </w:r>
+      <w:r>
+        <w:t xml:space="preserve"> angegeben.</w:t>
+      </w:r>
+    </w:p>
     <w:p/>
+    <w:p>
+      <w:pPr>
+        <w:pStyle w:val="berschrift3"/>
+      </w:pPr>
+      <w:bookmarkStart w:id="13" w:name="_Toc231154524"/>
+      <w:r>
+        <w:t>Quellen</w:t>
+      </w:r>
+      <w:bookmarkEnd w:id="13"/>
+    </w:p>
+    <w:p>
+      <w:r>
+        <w:t>Texte auf der Website:</w:t>
+      </w:r>
+    </w:p>
+    <w:p>
+      <w:hyperlink r:id="rId12" w:history="1">
+        <w:r>
+          <w:rPr>
+            <w:rStyle w:val="Hyperlink"/>
+          </w:rPr>
+          <w:t>Chat GPT</w:t>
+        </w:r>
+      </w:hyperlink>
+    </w:p>
+    <w:p/>
+    <w:p>
+      <w:r>
+        <w:t>Verwendete Bilder:</w:t>
+      </w:r>
+    </w:p>
+    <w:p>
+      <w:hyperlink r:id="rId13" w:history="1">
+        <w:r>
+          <w:rPr>
+            <w:rStyle w:val="Hyperlink"/>
+          </w:rPr>
+          <w:t>El Tony Mate</w:t>
+        </w:r>
+      </w:hyperlink>
+    </w:p>
+    <w:p>
+      <w:hyperlink r:id="rId14" w:history="1">
+        <w:proofErr w:type="spellStart"/>
+        <w:r>
+          <w:rPr>
+            <w:rStyle w:val="Hyperlink"/>
+          </w:rPr>
+          <w:t>Pixabay</w:t>
+        </w:r>
+        <w:proofErr w:type="spellEnd"/>
+      </w:hyperlink>
+    </w:p>
+    <w:p>
+      <w:r>
+        <w:t>BBZW – erster Schultag</w:t>
+      </w:r>
+    </w:p>
+    <w:p>
+      <w:r>
+        <w:t xml:space="preserve">Generiert von </w:t>
+      </w:r>
+      <w:hyperlink r:id="rId15" w:history="1">
+        <w:r>
+          <w:rPr>
+            <w:rStyle w:val="Hyperlink"/>
+          </w:rPr>
+          <w:t>Chat GPT</w:t>
+        </w:r>
+      </w:hyperlink>
+    </w:p>
+    <w:p>
+      <w:hyperlink r:id="rId16" w:history="1">
+        <w:proofErr w:type="spellStart"/>
+        <w:r>
+          <w:rPr>
+            <w:rStyle w:val="Hyperlink"/>
+          </w:rPr>
+          <w:t>Clickomania</w:t>
+        </w:r>
+        <w:proofErr w:type="spellEnd"/>
+      </w:hyperlink>
+    </w:p>
+    <w:p>
+      <w:hyperlink r:id="rId17" w:history="1">
+        <w:proofErr w:type="spellStart"/>
+        <w:r>
+          <w:rPr>
+            <w:rStyle w:val="Hyperlink"/>
+          </w:rPr>
+          <w:t>Intelligentf</w:t>
+        </w:r>
+        <w:r>
+          <w:rPr>
+            <w:rStyle w:val="Hyperlink"/>
+          </w:rPr>
+          <w:t>o</w:t>
+        </w:r>
+        <w:r>
+          <w:rPr>
+            <w:rStyle w:val="Hyperlink"/>
+          </w:rPr>
+          <w:t>od</w:t>
+        </w:r>
+        <w:proofErr w:type="spellEnd"/>
+      </w:hyperlink>
+      <w:r>
+        <w:t xml:space="preserve"> (Webseite</w:t>
+      </w:r>
+      <w:r>
+        <w:t>nabschnitt</w:t>
+      </w:r>
+      <w:r>
+        <w:t xml:space="preserve"> </w:t>
+      </w:r>
+      <w:r>
+        <w:t xml:space="preserve">leider </w:t>
+      </w:r>
+      <w:r>
+        <w:t>nicht mehr e</w:t>
+      </w:r>
+      <w:r>
+        <w:t>rreichbar)</w:t>
+      </w:r>
+    </w:p>
+    <w:p/>
+    <w:p>
+      <w:pPr>
+        <w:rPr>
+          <w:lang w:val="en-US"/>
+        </w:rPr>
+      </w:pPr>
+      <w:r>
+        <w:rPr>
+          <w:lang w:val="en-US"/>
+        </w:rPr>
+        <w:t>Favicon</w:t>
+      </w:r>
+    </w:p>
+    <w:p>
+      <w:pPr>
+        <w:rPr>
+          <w:lang w:val="en-US"/>
+        </w:rPr>
+      </w:pPr>
+      <w:hyperlink r:id="rId18" w:history="1">
+        <w:r>
+          <w:rPr>
+            <w:rStyle w:val="Hyperlink"/>
+            <w:lang w:val="en-US"/>
+          </w:rPr>
+          <w:t>Chat GPT</w:t>
+        </w:r>
+      </w:hyperlink>
+    </w:p>
+    <w:p>
+      <w:pPr>
+        <w:rPr>
+          <w:lang w:val="en-US"/>
+        </w:rPr>
+      </w:pPr>
+    </w:p>
+    <w:p>
+      <w:r>
+        <w:t>Unterstützung bei der Fehlersuche und Fehlerbehebung im Code</w:t>
+      </w:r>
+      <w:r>
+        <w:t>:</w:t>
+      </w:r>
+    </w:p>
+    <w:p>
+      <w:hyperlink r:id="rId19" w:history="1">
+        <w:r>
+          <w:rPr>
+            <w:rStyle w:val="Hyperlink"/>
+          </w:rPr>
+          <w:t>Gemini Ai</w:t>
+        </w:r>
+      </w:hyperlink>
+    </w:p>
+    <w:p>
+      <w:hyperlink r:id="rId20" w:history="1">
+        <w:r>
+          <w:rPr>
+            <w:rStyle w:val="Hyperlink"/>
+          </w:rPr>
+          <w:t>Chat GPT</w:t>
+        </w:r>
+      </w:hyperlink>
+    </w:p>
+    <w:p/>
+    <w:p>
+      <w:r>
+        <w:t>Video:</w:t>
+      </w:r>
+    </w:p>
+    <w:p>
+      <w:hyperlink r:id="rId21" w:history="1">
+        <w:r>
+          <w:rPr>
+            <w:rStyle w:val="Hyperlink"/>
+          </w:rPr>
+          <w:t>Facebook</w:t>
+        </w:r>
+      </w:hyperlink>
+    </w:p>
+    <w:p/>
+    <w:p>
+      <w:r>
+        <w:t>Audio</w:t>
+      </w:r>
+      <w:r>
+        <w:t>:</w:t>
+      </w:r>
+    </w:p>
+    <w:p>
+      <w:r>
+        <w:t xml:space="preserve">Selbst geschrieben und von </w:t>
+      </w:r>
+      <w:hyperlink r:id="rId22" w:history="1">
+        <w:r>
+          <w:rPr>
+            <w:rStyle w:val="Hyperlink"/>
+          </w:rPr>
+          <w:t>TTS Online</w:t>
+        </w:r>
+      </w:hyperlink>
+      <w:r>
+        <w:t xml:space="preserve"> in Audiodatei umwandeln lassen</w:t>
+      </w:r>
+    </w:p>
+    <w:p/>
+    <w:p>
+      <w:r>
+        <w:t>Validierung:</w:t>
+      </w:r>
+    </w:p>
+    <w:p>
+      <w:hyperlink r:id="rId23" w:history="1">
+        <w:r>
+          <w:rPr>
+            <w:rStyle w:val="Hyperlink"/>
+          </w:rPr>
+          <w:t xml:space="preserve">World Wide Web </w:t>
+        </w:r>
+        <w:proofErr w:type="spellStart"/>
+        <w:r>
+          <w:rPr>
+            <w:rStyle w:val="Hyperlink"/>
+          </w:rPr>
+          <w:t>Consortium</w:t>
+        </w:r>
+        <w:proofErr w:type="spellEnd"/>
+      </w:hyperlink>
+    </w:p>
     <w:sectPr>
-      <w:footerReference w:type="default" r:id="rId11"/>
+      <w:footerReference w:type="default" r:id="rId24"/>
       <w:pgSz w:w="11906" w:h="16838"/>
       <w:pgMar w:top="1417" w:right="1417" w:bottom="1134" w:left="1417" w:header="708" w:footer="708" w:gutter="0"/>
       <w:pgNumType w:start="0"/>
@@ -4087,7 +4695,7 @@
   <w:style w:type="paragraph" w:default="1" w:styleId="Standard">
     <w:name w:val="Normal"/>
     <w:qFormat/>
-    <w:rsid w:val="007A6646"/>
+    <w:rsid w:val="00480D18"/>
   </w:style>
   <w:style w:type="paragraph" w:styleId="berschrift1">
     <w:name w:val="heading 1"/>
@@ -4832,6 +5440,34 @@
       </w:rPr>
     </w:tblStylePr>
   </w:style>
+  <w:style w:type="paragraph" w:styleId="StandardWeb">
+    <w:name w:val="Normal (Web)"/>
+    <w:basedOn w:val="Standard"/>
+    <w:uiPriority w:val="99"/>
+    <w:unhideWhenUsed/>
+    <w:rsid w:val="00843FA9"/>
+    <w:pPr>
+      <w:spacing w:before="100" w:beforeAutospacing="1" w:after="100" w:afterAutospacing="1" w:line="240" w:lineRule="auto"/>
+    </w:pPr>
+    <w:rPr>
+      <w:rFonts w:ascii="Times New Roman" w:eastAsia="Times New Roman" w:hAnsi="Times New Roman" w:cs="Times New Roman"/>
+      <w:kern w:val="0"/>
+      <w:lang w:eastAsia="de-CH"/>
+      <w14:ligatures w14:val="none"/>
+    </w:rPr>
+  </w:style>
+  <w:style w:type="character" w:styleId="BesuchterLink">
+    <w:name w:val="FollowedHyperlink"/>
+    <w:basedOn w:val="Absatz-Standardschriftart"/>
+    <w:uiPriority w:val="99"/>
+    <w:semiHidden/>
+    <w:unhideWhenUsed/>
+    <w:rsid w:val="00AD4018"/>
+    <w:rPr>
+      <w:color w:val="96607D" w:themeColor="followedHyperlink"/>
+      <w:u w:val="single"/>
+    </w:rPr>
+  </w:style>
 </w:styles>
 </file>
 

--- a/docu/documentation_mma25b_bachmann_ottiger.docx
+++ b/docu/documentation_mma25b_bachmann_ottiger.docx
@@ -138,7 +138,7 @@
           <w:r>
             <w:fldChar w:fldCharType="separate"/>
           </w:r>
-          <w:hyperlink w:anchor="_Toc231154511" w:history="1">
+          <w:hyperlink w:anchor="_Toc231155928" w:history="1">
             <w:r>
               <w:rPr>
                 <w:rStyle w:val="Hyperlink"/>
@@ -165,7 +165,7 @@
                 <w:noProof/>
                 <w:webHidden/>
               </w:rPr>
-              <w:instrText xml:space="preserve"> PAGEREF _Toc231154511 \h </w:instrText>
+              <w:instrText xml:space="preserve"> PAGEREF _Toc231155928 \h </w:instrText>
             </w:r>
             <w:r>
               <w:rPr>
@@ -211,7 +211,7 @@
               <w14:ligatures w14:val="standardContextual"/>
             </w:rPr>
           </w:pPr>
-          <w:hyperlink w:anchor="_Toc231154512" w:history="1">
+          <w:hyperlink w:anchor="_Toc231155929" w:history="1">
             <w:r>
               <w:rPr>
                 <w:rStyle w:val="Hyperlink"/>
@@ -238,7 +238,7 @@
                 <w:noProof/>
                 <w:webHidden/>
               </w:rPr>
-              <w:instrText xml:space="preserve"> PAGEREF _Toc231154512 \h </w:instrText>
+              <w:instrText xml:space="preserve"> PAGEREF _Toc231155929 \h </w:instrText>
             </w:r>
             <w:r>
               <w:rPr>
@@ -284,7 +284,7 @@
               <w14:ligatures w14:val="standardContextual"/>
             </w:rPr>
           </w:pPr>
-          <w:hyperlink w:anchor="_Toc231154513" w:history="1">
+          <w:hyperlink w:anchor="_Toc231155930" w:history="1">
             <w:r>
               <w:rPr>
                 <w:rStyle w:val="Hyperlink"/>
@@ -311,7 +311,7 @@
                 <w:noProof/>
                 <w:webHidden/>
               </w:rPr>
-              <w:instrText xml:space="preserve"> PAGEREF _Toc231154513 \h </w:instrText>
+              <w:instrText xml:space="preserve"> PAGEREF _Toc231155930 \h </w:instrText>
             </w:r>
             <w:r>
               <w:rPr>
@@ -357,7 +357,7 @@
               <w14:ligatures w14:val="standardContextual"/>
             </w:rPr>
           </w:pPr>
-          <w:hyperlink w:anchor="_Toc231154514" w:history="1">
+          <w:hyperlink w:anchor="_Toc231155931" w:history="1">
             <w:r>
               <w:rPr>
                 <w:rStyle w:val="Hyperlink"/>
@@ -384,7 +384,7 @@
                 <w:noProof/>
                 <w:webHidden/>
               </w:rPr>
-              <w:instrText xml:space="preserve"> PAGEREF _Toc231154514 \h </w:instrText>
+              <w:instrText xml:space="preserve"> PAGEREF _Toc231155931 \h </w:instrText>
             </w:r>
             <w:r>
               <w:rPr>
@@ -430,7 +430,7 @@
               <w14:ligatures w14:val="standardContextual"/>
             </w:rPr>
           </w:pPr>
-          <w:hyperlink w:anchor="_Toc231154515" w:history="1">
+          <w:hyperlink w:anchor="_Toc231155932" w:history="1">
             <w:r>
               <w:rPr>
                 <w:rStyle w:val="Hyperlink"/>
@@ -458,7 +458,7 @@
                 <w:noProof/>
                 <w:webHidden/>
               </w:rPr>
-              <w:instrText xml:space="preserve"> PAGEREF _Toc231154515 \h </w:instrText>
+              <w:instrText xml:space="preserve"> PAGEREF _Toc231155932 \h </w:instrText>
             </w:r>
             <w:r>
               <w:rPr>
@@ -504,7 +504,7 @@
               <w14:ligatures w14:val="standardContextual"/>
             </w:rPr>
           </w:pPr>
-          <w:hyperlink w:anchor="_Toc231154516" w:history="1">
+          <w:hyperlink w:anchor="_Toc231155933" w:history="1">
             <w:r>
               <w:rPr>
                 <w:rStyle w:val="Hyperlink"/>
@@ -532,7 +532,7 @@
                 <w:noProof/>
                 <w:webHidden/>
               </w:rPr>
-              <w:instrText xml:space="preserve"> PAGEREF _Toc231154516 \h </w:instrText>
+              <w:instrText xml:space="preserve"> PAGEREF _Toc231155933 \h </w:instrText>
             </w:r>
             <w:r>
               <w:rPr>
@@ -578,7 +578,7 @@
               <w14:ligatures w14:val="standardContextual"/>
             </w:rPr>
           </w:pPr>
-          <w:hyperlink w:anchor="_Toc231154517" w:history="1">
+          <w:hyperlink w:anchor="_Toc231155934" w:history="1">
             <w:r>
               <w:rPr>
                 <w:rStyle w:val="Hyperlink"/>
@@ -605,7 +605,7 @@
                 <w:noProof/>
                 <w:webHidden/>
               </w:rPr>
-              <w:instrText xml:space="preserve"> PAGEREF _Toc231154517 \h </w:instrText>
+              <w:instrText xml:space="preserve"> PAGEREF _Toc231155934 \h </w:instrText>
             </w:r>
             <w:r>
               <w:rPr>
@@ -651,7 +651,7 @@
               <w14:ligatures w14:val="standardContextual"/>
             </w:rPr>
           </w:pPr>
-          <w:hyperlink w:anchor="_Toc231154518" w:history="1">
+          <w:hyperlink w:anchor="_Toc231155935" w:history="1">
             <w:r>
               <w:rPr>
                 <w:rStyle w:val="Hyperlink"/>
@@ -678,7 +678,7 @@
                 <w:noProof/>
                 <w:webHidden/>
               </w:rPr>
-              <w:instrText xml:space="preserve"> PAGEREF _Toc231154518 \h </w:instrText>
+              <w:instrText xml:space="preserve"> PAGEREF _Toc231155935 \h </w:instrText>
             </w:r>
             <w:r>
               <w:rPr>
@@ -724,7 +724,7 @@
               <w14:ligatures w14:val="standardContextual"/>
             </w:rPr>
           </w:pPr>
-          <w:hyperlink w:anchor="_Toc231154519" w:history="1">
+          <w:hyperlink w:anchor="_Toc231155936" w:history="1">
             <w:r>
               <w:rPr>
                 <w:rStyle w:val="Hyperlink"/>
@@ -751,7 +751,7 @@
                 <w:noProof/>
                 <w:webHidden/>
               </w:rPr>
-              <w:instrText xml:space="preserve"> PAGEREF _Toc231154519 \h </w:instrText>
+              <w:instrText xml:space="preserve"> PAGEREF _Toc231155936 \h </w:instrText>
             </w:r>
             <w:r>
               <w:rPr>
@@ -797,7 +797,7 @@
               <w14:ligatures w14:val="standardContextual"/>
             </w:rPr>
           </w:pPr>
-          <w:hyperlink w:anchor="_Toc231154520" w:history="1">
+          <w:hyperlink w:anchor="_Toc231155937" w:history="1">
             <w:r>
               <w:rPr>
                 <w:rStyle w:val="Hyperlink"/>
@@ -824,7 +824,7 @@
                 <w:noProof/>
                 <w:webHidden/>
               </w:rPr>
-              <w:instrText xml:space="preserve"> PAGEREF _Toc231154520 \h </w:instrText>
+              <w:instrText xml:space="preserve"> PAGEREF _Toc231155937 \h </w:instrText>
             </w:r>
             <w:r>
               <w:rPr>
@@ -870,7 +870,7 @@
               <w14:ligatures w14:val="standardContextual"/>
             </w:rPr>
           </w:pPr>
-          <w:hyperlink w:anchor="_Toc231154521" w:history="1">
+          <w:hyperlink w:anchor="_Toc231155938" w:history="1">
             <w:r>
               <w:rPr>
                 <w:rStyle w:val="Hyperlink"/>
@@ -897,7 +897,7 @@
                 <w:noProof/>
                 <w:webHidden/>
               </w:rPr>
-              <w:instrText xml:space="preserve"> PAGEREF _Toc231154521 \h </w:instrText>
+              <w:instrText xml:space="preserve"> PAGEREF _Toc231155938 \h </w:instrText>
             </w:r>
             <w:r>
               <w:rPr>
@@ -943,7 +943,7 @@
               <w14:ligatures w14:val="standardContextual"/>
             </w:rPr>
           </w:pPr>
-          <w:hyperlink w:anchor="_Toc231154522" w:history="1">
+          <w:hyperlink w:anchor="_Toc231155939" w:history="1">
             <w:r>
               <w:rPr>
                 <w:rStyle w:val="Hyperlink"/>
@@ -970,7 +970,7 @@
                 <w:noProof/>
                 <w:webHidden/>
               </w:rPr>
-              <w:instrText xml:space="preserve"> PAGEREF _Toc231154522 \h </w:instrText>
+              <w:instrText xml:space="preserve"> PAGEREF _Toc231155939 \h </w:instrText>
             </w:r>
             <w:r>
               <w:rPr>
@@ -1016,7 +1016,7 @@
               <w14:ligatures w14:val="standardContextual"/>
             </w:rPr>
           </w:pPr>
-          <w:hyperlink w:anchor="_Toc231154523" w:history="1">
+          <w:hyperlink w:anchor="_Toc231155940" w:history="1">
             <w:r>
               <w:rPr>
                 <w:rStyle w:val="Hyperlink"/>
@@ -1043,7 +1043,7 @@
                 <w:noProof/>
                 <w:webHidden/>
               </w:rPr>
-              <w:instrText xml:space="preserve"> PAGEREF _Toc231154523 \h </w:instrText>
+              <w:instrText xml:space="preserve"> PAGEREF _Toc231155940 \h </w:instrText>
             </w:r>
             <w:r>
               <w:rPr>
@@ -1089,7 +1089,7 @@
               <w14:ligatures w14:val="standardContextual"/>
             </w:rPr>
           </w:pPr>
-          <w:hyperlink w:anchor="_Toc231154524" w:history="1">
+          <w:hyperlink w:anchor="_Toc231155941" w:history="1">
             <w:r>
               <w:rPr>
                 <w:rStyle w:val="Hyperlink"/>
@@ -1116,7 +1116,7 @@
                 <w:noProof/>
                 <w:webHidden/>
               </w:rPr>
-              <w:instrText xml:space="preserve"> PAGEREF _Toc231154524 \h </w:instrText>
+              <w:instrText xml:space="preserve"> PAGEREF _Toc231155941 \h </w:instrText>
             </w:r>
             <w:r>
               <w:rPr>
@@ -1174,7 +1174,7 @@
       <w:pPr>
         <w:pStyle w:val="berschrift2"/>
       </w:pPr>
-      <w:bookmarkStart w:id="0" w:name="_Toc231154511"/>
+      <w:bookmarkStart w:id="0" w:name="_Toc231155928"/>
       <w:r>
         <w:lastRenderedPageBreak/>
         <w:t>Seiten</w:t>
@@ -1233,7 +1233,7 @@
       <w:pPr>
         <w:pStyle w:val="berschrift2"/>
       </w:pPr>
-      <w:bookmarkStart w:id="1" w:name="_Toc231154512"/>
+      <w:bookmarkStart w:id="1" w:name="_Toc231155929"/>
       <w:r>
         <w:t>Eigenes CSS</w:t>
       </w:r>
@@ -1253,7 +1253,6 @@
       </w:r>
       <w:r>
         <w:rPr>
-          <w:highlight w:val="yellow"/>
           <w:lang w:val="de-DE" w:eastAsia="de-DE"/>
         </w:rPr>
         <w:t>Zeile</w:t>
@@ -1290,7 +1289,7 @@
       <w:pPr>
         <w:pStyle w:val="berschrift2"/>
       </w:pPr>
-      <w:bookmarkStart w:id="2" w:name="_Toc231154513"/>
+      <w:bookmarkStart w:id="2" w:name="_Toc231155930"/>
       <w:r>
         <w:t>Framework einbinden</w:t>
       </w:r>
@@ -1318,9 +1317,6 @@
         <w:t xml:space="preserve"> verknüpften wir auf </w:t>
       </w:r>
       <w:r>
-        <w:rPr>
-          <w:highlight w:val="yellow"/>
-        </w:rPr>
         <w:t>Zeile</w:t>
       </w:r>
       <w:r>
@@ -1342,7 +1338,7 @@
       <w:pPr>
         <w:pStyle w:val="berschrift2"/>
       </w:pPr>
-      <w:bookmarkStart w:id="3" w:name="_Toc231154514"/>
+      <w:bookmarkStart w:id="3" w:name="_Toc231155931"/>
       <w:r>
         <w:t>Framework anwenden</w:t>
       </w:r>
@@ -1355,7 +1351,7 @@
           <w:lang w:val="de-DE" w:eastAsia="de-DE"/>
         </w:rPr>
       </w:pPr>
-      <w:bookmarkStart w:id="4" w:name="_Toc231154515"/>
+      <w:bookmarkStart w:id="4" w:name="_Toc231155932"/>
       <w:r>
         <w:rPr>
           <w:lang w:val="de-DE" w:eastAsia="de-DE"/>
@@ -1510,7 +1506,37 @@
               <w:rPr>
                 <w:lang w:val="de-DE" w:eastAsia="de-DE"/>
               </w:rPr>
-              <w:t>42, 53, 66, 77</w:t>
+              <w:t>42, 5</w:t>
+            </w:r>
+            <w:r>
+              <w:rPr>
+                <w:lang w:val="de-DE" w:eastAsia="de-DE"/>
+              </w:rPr>
+              <w:t>4</w:t>
+            </w:r>
+            <w:r>
+              <w:rPr>
+                <w:lang w:val="de-DE" w:eastAsia="de-DE"/>
+              </w:rPr>
+              <w:t>, 6</w:t>
+            </w:r>
+            <w:r>
+              <w:rPr>
+                <w:lang w:val="de-DE" w:eastAsia="de-DE"/>
+              </w:rPr>
+              <w:t>9</w:t>
+            </w:r>
+            <w:r>
+              <w:rPr>
+                <w:lang w:val="de-DE" w:eastAsia="de-DE"/>
+              </w:rPr>
+              <w:t xml:space="preserve">, </w:t>
+            </w:r>
+            <w:r>
+              <w:rPr>
+                <w:lang w:val="de-DE" w:eastAsia="de-DE"/>
+              </w:rPr>
+              <w:t>81</w:t>
             </w:r>
           </w:p>
         </w:tc>
@@ -1588,7 +1614,31 @@
               <w:rPr>
                 <w:lang w:val="de-DE" w:eastAsia="de-DE"/>
               </w:rPr>
-              <w:t>37, 48 &amp; 64</w:t>
+              <w:t>40</w:t>
+            </w:r>
+            <w:r>
+              <w:rPr>
+                <w:lang w:val="de-DE" w:eastAsia="de-DE"/>
+              </w:rPr>
+              <w:t xml:space="preserve">, </w:t>
+            </w:r>
+            <w:r>
+              <w:rPr>
+                <w:lang w:val="de-DE" w:eastAsia="de-DE"/>
+              </w:rPr>
+              <w:t>51</w:t>
+            </w:r>
+            <w:r>
+              <w:rPr>
+                <w:lang w:val="de-DE" w:eastAsia="de-DE"/>
+              </w:rPr>
+              <w:t xml:space="preserve"> &amp; </w:t>
+            </w:r>
+            <w:r>
+              <w:rPr>
+                <w:lang w:val="de-DE" w:eastAsia="de-DE"/>
+              </w:rPr>
+              <w:t>77</w:t>
             </w:r>
           </w:p>
         </w:tc>
@@ -1666,7 +1716,49 @@
               <w:rPr>
                 <w:lang w:val="de-DE" w:eastAsia="de-DE"/>
               </w:rPr>
-              <w:t>104, 114, 124, 134</w:t>
+              <w:t>10</w:t>
+            </w:r>
+            <w:r>
+              <w:rPr>
+                <w:lang w:val="de-DE" w:eastAsia="de-DE"/>
+              </w:rPr>
+              <w:t>7</w:t>
+            </w:r>
+            <w:r>
+              <w:rPr>
+                <w:lang w:val="de-DE" w:eastAsia="de-DE"/>
+              </w:rPr>
+              <w:t>, 11</w:t>
+            </w:r>
+            <w:r>
+              <w:rPr>
+                <w:lang w:val="de-DE" w:eastAsia="de-DE"/>
+              </w:rPr>
+              <w:t>7</w:t>
+            </w:r>
+            <w:r>
+              <w:rPr>
+                <w:lang w:val="de-DE" w:eastAsia="de-DE"/>
+              </w:rPr>
+              <w:t>, 12</w:t>
+            </w:r>
+            <w:r>
+              <w:rPr>
+                <w:lang w:val="de-DE" w:eastAsia="de-DE"/>
+              </w:rPr>
+              <w:t>7</w:t>
+            </w:r>
+            <w:r>
+              <w:rPr>
+                <w:lang w:val="de-DE" w:eastAsia="de-DE"/>
+              </w:rPr>
+              <w:t>, 13</w:t>
+            </w:r>
+            <w:r>
+              <w:rPr>
+                <w:lang w:val="de-DE" w:eastAsia="de-DE"/>
+              </w:rPr>
+              <w:t>7</w:t>
             </w:r>
           </w:p>
         </w:tc>
@@ -1686,7 +1778,7 @@
           <w:lang w:eastAsia="de-DE"/>
         </w:rPr>
       </w:pPr>
-      <w:bookmarkStart w:id="5" w:name="_Toc231154516"/>
+      <w:bookmarkStart w:id="5" w:name="_Toc231155933"/>
       <w:r>
         <w:rPr>
           <w:lang w:eastAsia="de-DE"/>
@@ -1826,7 +1918,19 @@
               <w:rPr>
                 <w:lang w:eastAsia="de-DE"/>
               </w:rPr>
-              <w:t>39 und 69</w:t>
+              <w:t>41</w:t>
+            </w:r>
+            <w:r>
+              <w:rPr>
+                <w:lang w:eastAsia="de-DE"/>
+              </w:rPr>
+              <w:t xml:space="preserve"> und </w:t>
+            </w:r>
+            <w:r>
+              <w:rPr>
+                <w:lang w:eastAsia="de-DE"/>
+              </w:rPr>
+              <w:t>78</w:t>
             </w:r>
           </w:p>
         </w:tc>
@@ -1904,7 +2008,73 @@
               <w:rPr>
                 <w:lang w:val="en-US" w:eastAsia="de-DE"/>
               </w:rPr>
-              <w:t>47 &amp; 103, 58 &amp; 115, 71 &amp; 127</w:t>
+              <w:t>4</w:t>
+            </w:r>
+            <w:r>
+              <w:rPr>
+                <w:lang w:val="en-US" w:eastAsia="de-DE"/>
+              </w:rPr>
+              <w:t>8</w:t>
+            </w:r>
+            <w:r>
+              <w:rPr>
+                <w:lang w:val="en-US" w:eastAsia="de-DE"/>
+              </w:rPr>
+              <w:t xml:space="preserve"> &amp; 1</w:t>
+            </w:r>
+            <w:r>
+              <w:rPr>
+                <w:lang w:val="en-US" w:eastAsia="de-DE"/>
+              </w:rPr>
+              <w:t>10</w:t>
+            </w:r>
+            <w:r>
+              <w:rPr>
+                <w:lang w:val="en-US" w:eastAsia="de-DE"/>
+              </w:rPr>
+              <w:t xml:space="preserve">, </w:t>
+            </w:r>
+            <w:r>
+              <w:rPr>
+                <w:lang w:val="en-US" w:eastAsia="de-DE"/>
+              </w:rPr>
+              <w:t>60</w:t>
+            </w:r>
+            <w:r>
+              <w:rPr>
+                <w:lang w:val="en-US" w:eastAsia="de-DE"/>
+              </w:rPr>
+              <w:t xml:space="preserve"> &amp; 1</w:t>
+            </w:r>
+            <w:r>
+              <w:rPr>
+                <w:lang w:val="en-US" w:eastAsia="de-DE"/>
+              </w:rPr>
+              <w:t>22</w:t>
+            </w:r>
+            <w:r>
+              <w:rPr>
+                <w:lang w:val="en-US" w:eastAsia="de-DE"/>
+              </w:rPr>
+              <w:t>, 7</w:t>
+            </w:r>
+            <w:r>
+              <w:rPr>
+                <w:lang w:val="en-US" w:eastAsia="de-DE"/>
+              </w:rPr>
+              <w:t>5</w:t>
+            </w:r>
+            <w:r>
+              <w:rPr>
+                <w:lang w:val="en-US" w:eastAsia="de-DE"/>
+              </w:rPr>
+              <w:t xml:space="preserve"> &amp; 1</w:t>
+            </w:r>
+            <w:r>
+              <w:rPr>
+                <w:lang w:val="en-US" w:eastAsia="de-DE"/>
+              </w:rPr>
+              <w:t>34</w:t>
             </w:r>
           </w:p>
           <w:p>
@@ -2080,7 +2250,13 @@
               <w:rPr>
                 <w:lang w:val="en-US" w:eastAsia="de-DE"/>
               </w:rPr>
-              <w:t>105</w:t>
+              <w:t>1</w:t>
+            </w:r>
+            <w:r>
+              <w:rPr>
+                <w:lang w:val="en-US" w:eastAsia="de-DE"/>
+              </w:rPr>
+              <w:t>56</w:t>
             </w:r>
           </w:p>
         </w:tc>
@@ -2143,7 +2319,49 @@
               <w:rPr>
                 <w:lang w:eastAsia="de-DE"/>
               </w:rPr>
-              <w:t>107, 117, 127 &amp; 137</w:t>
+              <w:t>10</w:t>
+            </w:r>
+            <w:r>
+              <w:rPr>
+                <w:lang w:eastAsia="de-DE"/>
+              </w:rPr>
+              <w:t>9</w:t>
+            </w:r>
+            <w:r>
+              <w:rPr>
+                <w:lang w:eastAsia="de-DE"/>
+              </w:rPr>
+              <w:t>, 11</w:t>
+            </w:r>
+            <w:r>
+              <w:rPr>
+                <w:lang w:eastAsia="de-DE"/>
+              </w:rPr>
+              <w:t>9</w:t>
+            </w:r>
+            <w:r>
+              <w:rPr>
+                <w:lang w:eastAsia="de-DE"/>
+              </w:rPr>
+              <w:t>, 12</w:t>
+            </w:r>
+            <w:r>
+              <w:rPr>
+                <w:lang w:eastAsia="de-DE"/>
+              </w:rPr>
+              <w:t>9</w:t>
+            </w:r>
+            <w:r>
+              <w:rPr>
+                <w:lang w:eastAsia="de-DE"/>
+              </w:rPr>
+              <w:t xml:space="preserve"> &amp; 13</w:t>
+            </w:r>
+            <w:r>
+              <w:rPr>
+                <w:lang w:eastAsia="de-DE"/>
+              </w:rPr>
+              <w:t>9</w:t>
             </w:r>
           </w:p>
         </w:tc>
@@ -2206,7 +2424,13 @@
               <w:rPr>
                 <w:lang w:eastAsia="de-DE"/>
               </w:rPr>
-              <w:t>60</w:t>
+              <w:t>6</w:t>
+            </w:r>
+            <w:r>
+              <w:rPr>
+                <w:lang w:eastAsia="de-DE"/>
+              </w:rPr>
+              <w:t>9</w:t>
             </w:r>
           </w:p>
         </w:tc>
@@ -2227,7 +2451,7 @@
       <w:pPr>
         <w:pStyle w:val="berschrift3"/>
       </w:pPr>
-      <w:bookmarkStart w:id="6" w:name="_Toc231154517"/>
+      <w:bookmarkStart w:id="6" w:name="_Toc231155934"/>
       <w:r>
         <w:t>Multimedia Inhalte</w:t>
       </w:r>
@@ -2389,7 +2613,13 @@
               <w:rPr>
                 <w:lang w:eastAsia="de-DE"/>
               </w:rPr>
-              <w:t>34</w:t>
+              <w:t>3</w:t>
+            </w:r>
+            <w:r>
+              <w:rPr>
+                <w:lang w:eastAsia="de-DE"/>
+              </w:rPr>
+              <w:t>7</w:t>
             </w:r>
           </w:p>
         </w:tc>
@@ -2482,7 +2712,7 @@
               <w:rPr>
                 <w:lang w:val="en-US" w:eastAsia="de-DE"/>
               </w:rPr>
-              <w:t>59</w:t>
+              <w:t>63</w:t>
             </w:r>
           </w:p>
           <w:p>
@@ -2500,7 +2730,7 @@
       <w:pPr>
         <w:pStyle w:val="berschrift3"/>
       </w:pPr>
-      <w:bookmarkStart w:id="7" w:name="_Toc231154518"/>
+      <w:bookmarkStart w:id="7" w:name="_Toc231155935"/>
       <w:r>
         <w:lastRenderedPageBreak/>
         <w:t>Struktur</w:t>
@@ -2870,8 +3100,6 @@
               <w:spacing w:line="278" w:lineRule="auto"/>
               <w:cnfStyle w:val="000000000000" w:firstRow="0" w:lastRow="0" w:firstColumn="0" w:lastColumn="0" w:oddVBand="0" w:evenVBand="0" w:oddHBand="0" w:evenHBand="0" w:firstRowFirstColumn="0" w:firstRowLastColumn="0" w:lastRowFirstColumn="0" w:lastRowLastColumn="0"/>
               <w:rPr>
-                <w:sz w:val="12"/>
-                <w:szCs w:val="12"/>
                 <w:lang w:val="de-DE"/>
               </w:rPr>
             </w:pPr>
@@ -2889,8 +3117,8 @@
                 <w:noProof/>
               </w:rPr>
               <w:drawing>
-                <wp:inline distT="0" distB="0" distL="0" distR="0" wp14:anchorId="45BE1A50" wp14:editId="29045544">
-                  <wp:extent cx="2484581" cy="4708388"/>
+                <wp:inline distT="0" distB="0" distL="0" distR="0" wp14:anchorId="0977D3E3" wp14:editId="550857AC">
+                  <wp:extent cx="2484120" cy="4707890"/>
                   <wp:effectExtent l="0" t="0" r="0" b="0"/>
                   <wp:docPr id="34678049" name="Grafik 1"/>
                   <wp:cNvGraphicFramePr>
@@ -2904,7 +3132,13 @@
                           <pic:cNvPicPr/>
                         </pic:nvPicPr>
                         <pic:blipFill>
-                          <a:blip r:embed="rId11"/>
+                          <a:blip r:embed="rId11">
+                            <a:extLst>
+                              <a:ext uri="{28A0092B-C50C-407E-A947-70E740481C1C}">
+                                <a14:useLocalDpi xmlns:a14="http://schemas.microsoft.com/office/drawing/2010/main" val="0"/>
+                              </a:ext>
+                            </a:extLst>
+                          </a:blip>
                           <a:stretch>
                             <a:fillRect/>
                           </a:stretch>
@@ -2912,7 +3146,7 @@
                         <pic:spPr>
                           <a:xfrm>
                             <a:off x="0" y="0"/>
-                            <a:ext cx="2526423" cy="4787680"/>
+                            <a:ext cx="2484120" cy="4707890"/>
                           </a:xfrm>
                           <a:prstGeom prst="rect">
                             <a:avLst/>
@@ -2930,8 +3164,6 @@
               <w:spacing w:line="278" w:lineRule="auto"/>
               <w:cnfStyle w:val="000000000000" w:firstRow="0" w:lastRow="0" w:firstColumn="0" w:lastColumn="0" w:oddVBand="0" w:evenVBand="0" w:oddHBand="0" w:evenHBand="0" w:firstRowFirstColumn="0" w:firstRowLastColumn="0" w:lastRowFirstColumn="0" w:lastRowLastColumn="0"/>
               <w:rPr>
-                <w:sz w:val="12"/>
-                <w:szCs w:val="12"/>
                 <w:lang w:val="de-DE"/>
               </w:rPr>
             </w:pPr>
@@ -2995,14 +3227,26 @@
               <w:spacing w:line="278" w:lineRule="auto"/>
               <w:cnfStyle w:val="000000000000" w:firstRow="0" w:lastRow="0" w:firstColumn="0" w:lastColumn="0" w:oddVBand="0" w:evenVBand="0" w:oddHBand="0" w:evenHBand="0" w:firstRowFirstColumn="0" w:firstRowLastColumn="0" w:lastRowFirstColumn="0" w:lastRowLastColumn="0"/>
               <w:rPr>
-                <w:lang w:val="de-DE"/>
-              </w:rPr>
-            </w:pPr>
-            <w:r>
-              <w:rPr>
-                <w:lang w:val="de-DE"/>
-              </w:rPr>
-              <w:t>Semantisches HTML statt nur div tags</w:t>
+                <w:lang w:val="en-US"/>
+              </w:rPr>
+            </w:pPr>
+            <w:r>
+              <w:rPr>
+                <w:lang w:val="en-US"/>
+              </w:rPr>
+              <w:t>index.html, flavors.html</w:t>
+            </w:r>
+            <w:r>
+              <w:rPr>
+                <w:lang w:val="en-US"/>
+              </w:rPr>
+              <w:t xml:space="preserve">, </w:t>
+            </w:r>
+            <w:r>
+              <w:rPr>
+                <w:lang w:val="en-US"/>
+              </w:rPr>
+              <w:t>contact.html</w:t>
             </w:r>
           </w:p>
         </w:tc>
@@ -3021,17 +3265,26 @@
             <w:pPr>
               <w:spacing w:line="278" w:lineRule="auto"/>
               <w:cnfStyle w:val="000000000000" w:firstRow="0" w:lastRow="0" w:firstColumn="0" w:lastColumn="0" w:oddVBand="0" w:evenVBand="0" w:oddHBand="0" w:evenHBand="0" w:firstRowFirstColumn="0" w:firstRowLastColumn="0" w:lastRowFirstColumn="0" w:lastRowLastColumn="0"/>
+              <w:rPr>
+                <w:lang w:val="en-US"/>
+              </w:rPr>
             </w:pPr>
           </w:p>
         </w:tc>
       </w:tr>
     </w:tbl>
-    <w:p/>
+    <w:p>
+      <w:pPr>
+        <w:rPr>
+          <w:lang w:val="en-US"/>
+        </w:rPr>
+      </w:pPr>
+    </w:p>
     <w:p>
       <w:pPr>
         <w:pStyle w:val="berschrift3"/>
       </w:pPr>
-      <w:bookmarkStart w:id="8" w:name="_Toc231154519"/>
+      <w:bookmarkStart w:id="8" w:name="_Toc231155936"/>
       <w:r>
         <w:t>Zusatz CSS Feature</w:t>
       </w:r>
@@ -3057,9 +3310,6 @@
         <w:t xml:space="preserve"> auf den </w:t>
       </w:r>
       <w:r>
-        <w:rPr>
-          <w:highlight w:val="yellow"/>
-        </w:rPr>
         <w:t>Zeilen</w:t>
       </w:r>
       <w:r>
@@ -3070,7 +3320,21 @@
           <w:b/>
           <w:bCs/>
         </w:rPr>
-        <w:t>87 bis 101</w:t>
+        <w:t>91</w:t>
+      </w:r>
+      <w:r>
+        <w:rPr>
+          <w:b/>
+          <w:bCs/>
+        </w:rPr>
+        <w:t xml:space="preserve"> bis 10</w:t>
+      </w:r>
+      <w:r>
+        <w:rPr>
+          <w:b/>
+          <w:bCs/>
+        </w:rPr>
+        <w:t>5</w:t>
       </w:r>
       <w:r>
         <w:t xml:space="preserve"> einfügten. Zusätzlich mussten wir noch eine CSS-Ergänzung in unser </w:t>
@@ -3101,7 +3365,7 @@
       <w:pPr>
         <w:pStyle w:val="berschrift3"/>
       </w:pPr>
-      <w:bookmarkStart w:id="9" w:name="_Toc231154520"/>
+      <w:bookmarkStart w:id="9" w:name="_Toc231155937"/>
       <w:r>
         <w:lastRenderedPageBreak/>
         <w:t>Übergabehinweise</w:t>
@@ -3164,7 +3428,7 @@
       <w:pPr>
         <w:pStyle w:val="berschrift3"/>
       </w:pPr>
-      <w:bookmarkStart w:id="10" w:name="_Toc231154521"/>
+      <w:bookmarkStart w:id="10" w:name="_Toc231155938"/>
       <w:r>
         <w:t>Zukünftige Ausbaumöglichkeiten</w:t>
       </w:r>
@@ -3180,7 +3444,7 @@
       <w:pPr>
         <w:pStyle w:val="berschrift3"/>
       </w:pPr>
-      <w:bookmarkStart w:id="11" w:name="_Toc231154522"/>
+      <w:bookmarkStart w:id="11" w:name="_Toc231155939"/>
       <w:proofErr w:type="spellStart"/>
       <w:r>
         <w:t>Lessons</w:t>
@@ -3302,7 +3566,7 @@
       <w:pPr>
         <w:pStyle w:val="berschrift3"/>
       </w:pPr>
-      <w:bookmarkStart w:id="12" w:name="_Toc231154523"/>
+      <w:bookmarkStart w:id="12" w:name="_Toc231155940"/>
       <w:r>
         <w:lastRenderedPageBreak/>
         <w:t>Selbstständigkeitserklärung</w:t>
@@ -3358,7 +3622,7 @@
       <w:pPr>
         <w:pStyle w:val="berschrift3"/>
       </w:pPr>
-      <w:bookmarkStart w:id="13" w:name="_Toc231154524"/>
+      <w:bookmarkStart w:id="13" w:name="_Toc231155941"/>
       <w:r>
         <w:t>Quellen</w:t>
       </w:r>

--- a/docu/documentation_mma25b_bachmann_ottiger.docx
+++ b/docu/documentation_mma25b_bachmann_ottiger.docx
@@ -1193,28 +1193,24 @@
         </w:rPr>
         <w:t xml:space="preserve">Wir erstellten eine Home </w:t>
       </w:r>
-      <w:proofErr w:type="spellStart"/>
       <w:r>
         <w:rPr>
           <w:lang w:val="de-DE" w:eastAsia="de-DE"/>
         </w:rPr>
-        <w:t>seite</w:t>
-      </w:r>
-      <w:proofErr w:type="spellEnd"/>
+        <w:t>Seite</w:t>
+      </w:r>
       <w:r>
         <w:rPr>
           <w:lang w:val="de-DE" w:eastAsia="de-DE"/>
         </w:rPr>
         <w:t xml:space="preserve">, zusätzlich eine Flavor </w:t>
       </w:r>
-      <w:proofErr w:type="spellStart"/>
       <w:r>
         <w:rPr>
           <w:lang w:val="de-DE" w:eastAsia="de-DE"/>
         </w:rPr>
-        <w:t>seite</w:t>
-      </w:r>
-      <w:proofErr w:type="spellEnd"/>
+        <w:t>Seite</w:t>
+      </w:r>
       <w:r>
         <w:rPr>
           <w:lang w:val="de-DE" w:eastAsia="de-DE"/>
@@ -1957,16 +1953,14 @@
               </w:rPr>
               <w:t xml:space="preserve">Modal </w:t>
             </w:r>
-            <w:proofErr w:type="spellStart"/>
             <w:r>
               <w:rPr>
                 <w:b w:val="0"/>
                 <w:bCs w:val="0"/>
                 <w:lang w:val="de-DE" w:eastAsia="de-DE"/>
               </w:rPr>
-              <w:t>window</w:t>
-            </w:r>
-            <w:proofErr w:type="spellEnd"/>
+              <w:t>Windows</w:t>
+            </w:r>
           </w:p>
         </w:tc>
         <w:tc>
@@ -2099,7 +2093,6 @@
                 <w:lang w:val="de-DE" w:eastAsia="de-DE"/>
               </w:rPr>
             </w:pPr>
-            <w:proofErr w:type="spellStart"/>
             <w:r>
               <w:rPr>
                 <w:b w:val="0"/>
@@ -2108,7 +2101,6 @@
               </w:rPr>
               <w:t>Accordion</w:t>
             </w:r>
-            <w:proofErr w:type="spellEnd"/>
           </w:p>
           <w:p>
             <w:pPr>
@@ -2126,9 +2118,17 @@
                 <w:szCs w:val="18"/>
                 <w:lang w:eastAsia="de-DE"/>
               </w:rPr>
-              <w:t xml:space="preserve">Beim </w:t>
-            </w:r>
-            <w:proofErr w:type="spellStart"/>
+              <w:t xml:space="preserve">Beim Accordion erstellten wird das </w:t>
+            </w:r>
+          </w:p>
+          <w:p>
+            <w:pPr>
+              <w:rPr>
+                <w:b w:val="0"/>
+                <w:bCs w:val="0"/>
+                <w:lang w:eastAsia="de-DE"/>
+              </w:rPr>
+            </w:pPr>
             <w:r>
               <w:rPr>
                 <w:b w:val="0"/>
@@ -2137,59 +2137,7 @@
                 <w:szCs w:val="18"/>
                 <w:lang w:eastAsia="de-DE"/>
               </w:rPr>
-              <w:t>Accordion</w:t>
-            </w:r>
-            <w:proofErr w:type="spellEnd"/>
-            <w:r>
-              <w:rPr>
-                <w:b w:val="0"/>
-                <w:bCs w:val="0"/>
-                <w:sz w:val="18"/>
-                <w:szCs w:val="18"/>
-                <w:lang w:eastAsia="de-DE"/>
-              </w:rPr>
-              <w:t xml:space="preserve"> erstellten wird das </w:t>
-            </w:r>
-          </w:p>
-          <w:p>
-            <w:pPr>
-              <w:rPr>
-                <w:b w:val="0"/>
-                <w:bCs w:val="0"/>
-                <w:lang w:eastAsia="de-DE"/>
-              </w:rPr>
-            </w:pPr>
-            <w:r>
-              <w:rPr>
-                <w:b w:val="0"/>
-                <w:bCs w:val="0"/>
-                <w:sz w:val="18"/>
-                <w:szCs w:val="18"/>
-                <w:lang w:eastAsia="de-DE"/>
-              </w:rPr>
-              <w:t xml:space="preserve">Java </w:t>
-            </w:r>
-            <w:proofErr w:type="spellStart"/>
-            <w:r>
-              <w:rPr>
-                <w:b w:val="0"/>
-                <w:bCs w:val="0"/>
-                <w:sz w:val="18"/>
-                <w:szCs w:val="18"/>
-                <w:lang w:eastAsia="de-DE"/>
-              </w:rPr>
-              <w:t>Script</w:t>
-            </w:r>
-            <w:proofErr w:type="spellEnd"/>
-            <w:r>
-              <w:rPr>
-                <w:b w:val="0"/>
-                <w:bCs w:val="0"/>
-                <w:sz w:val="18"/>
-                <w:szCs w:val="18"/>
-                <w:lang w:eastAsia="de-DE"/>
-              </w:rPr>
-              <w:t xml:space="preserve"> mit </w:t>
+              <w:t xml:space="preserve">Java Script mit </w:t>
             </w:r>
             <w:hyperlink r:id="rId10" w:history="1">
               <w:r>
@@ -2551,25 +2499,7 @@
                 <w:bCs w:val="0"/>
                 <w:lang w:eastAsia="de-DE"/>
               </w:rPr>
-              <w:t>Video mittels &lt;</w:t>
-            </w:r>
-            <w:proofErr w:type="spellStart"/>
-            <w:r>
-              <w:rPr>
-                <w:b w:val="0"/>
-                <w:bCs w:val="0"/>
-                <w:lang w:eastAsia="de-DE"/>
-              </w:rPr>
-              <w:t>video</w:t>
-            </w:r>
-            <w:proofErr w:type="spellEnd"/>
-            <w:r>
-              <w:rPr>
-                <w:b w:val="0"/>
-                <w:bCs w:val="0"/>
-                <w:lang w:eastAsia="de-DE"/>
-              </w:rPr>
-              <w:t>&gt; tag</w:t>
+              <w:t>Video mittels &lt;video&gt; tag</w:t>
             </w:r>
           </w:p>
           <w:p>
@@ -2645,25 +2575,7 @@
                 <w:bCs w:val="0"/>
                 <w:lang w:eastAsia="de-DE"/>
               </w:rPr>
-              <w:t>Audio mittels &lt;</w:t>
-            </w:r>
-            <w:proofErr w:type="spellStart"/>
-            <w:r>
-              <w:rPr>
-                <w:b w:val="0"/>
-                <w:bCs w:val="0"/>
-                <w:lang w:eastAsia="de-DE"/>
-              </w:rPr>
-              <w:t>audio</w:t>
-            </w:r>
-            <w:proofErr w:type="spellEnd"/>
-            <w:r>
-              <w:rPr>
-                <w:b w:val="0"/>
-                <w:bCs w:val="0"/>
-                <w:lang w:eastAsia="de-DE"/>
-              </w:rPr>
-              <w:t>&gt; tag</w:t>
+              <w:t>Audio mittels &lt;audio&gt; tag</w:t>
             </w:r>
           </w:p>
           <w:p>
@@ -3389,39 +3301,7 @@
     </w:p>
     <w:p>
       <w:r>
-        <w:t>Wir haben darauf geachtet, den Code übersichtlich zu strukturieren. Statt überall nur Standard-&lt;div&gt;-Tags zu verwenden, haben wir semantische Elemente wie &lt;</w:t>
-      </w:r>
-      <w:proofErr w:type="spellStart"/>
-      <w:r>
-        <w:t>main</w:t>
-      </w:r>
-      <w:proofErr w:type="spellEnd"/>
-      <w:r>
-        <w:t>&gt;, &lt;</w:t>
-      </w:r>
-      <w:proofErr w:type="spellStart"/>
-      <w:r>
-        <w:t>section</w:t>
-      </w:r>
-      <w:proofErr w:type="spellEnd"/>
-      <w:r>
-        <w:t>&gt;, &lt;</w:t>
-      </w:r>
-      <w:proofErr w:type="spellStart"/>
-      <w:r>
-        <w:t>article</w:t>
-      </w:r>
-      <w:proofErr w:type="spellEnd"/>
-      <w:r>
-        <w:t>&gt; und &lt;</w:t>
-      </w:r>
-      <w:proofErr w:type="spellStart"/>
-      <w:r>
-        <w:t>header</w:t>
-      </w:r>
-      <w:proofErr w:type="spellEnd"/>
-      <w:r>
-        <w:t>&gt; benutzt. Das sollte bei der Weiterentwicklung so fortgeführt werden.</w:t>
+        <w:t>Wir haben darauf geachtet, den Code übersichtlich zu strukturieren. Statt überall nur Standard-&lt;div&gt;-Tags zu verwenden, haben wir semantische Elemente wie &lt;main&gt;, &lt;section&gt;, &lt;article&gt; und &lt;header&gt; benutzt. Das sollte bei der Weiterentwicklung so fortgeführt werden.</w:t>
       </w:r>
     </w:p>
     <w:p>
@@ -3445,13 +3325,8 @@
         <w:pStyle w:val="berschrift3"/>
       </w:pPr>
       <w:bookmarkStart w:id="11" w:name="_Toc231155939"/>
-      <w:proofErr w:type="spellStart"/>
-      <w:r>
-        <w:t>Lessons</w:t>
-      </w:r>
-      <w:proofErr w:type="spellEnd"/>
-      <w:r>
-        <w:t xml:space="preserve"> Learned</w:t>
+      <w:r>
+        <w:t>Lessons Learned</w:t>
       </w:r>
       <w:bookmarkEnd w:id="11"/>
     </w:p>
@@ -3488,21 +3363,11 @@
       <w:r>
         <w:t xml:space="preserve">Beim Erstellen des </w:t>
       </w:r>
-      <w:proofErr w:type="spellStart"/>
-      <w:r>
-        <w:t>Accordions</w:t>
-      </w:r>
-      <w:proofErr w:type="spellEnd"/>
-      <w:r>
-        <w:t xml:space="preserve"> gefiel uns das Auf- und Zuklappen noch nicht. Dieses Problem konnten wir mithilfe von Gemini lösen. Als wir später im Unterricht lernten, dass für ein </w:t>
-      </w:r>
-      <w:proofErr w:type="spellStart"/>
       <w:r>
         <w:t>Accordion</w:t>
       </w:r>
-      <w:proofErr w:type="spellEnd"/>
-      <w:r>
-        <w:t xml:space="preserve"> JavaScript nötig ist, verstanden wir den Code </w:t>
+      <w:r>
+        <w:t xml:space="preserve"> gefiel uns das Auf- und Zuklappen noch nicht. Dieses Problem konnten wir mithilfe von Gemini lösen. Als wir später im Unterricht lernten, dass für ein Accordion JavaScript nötig ist, verstanden wir den Code </w:t>
       </w:r>
       <w:r>
         <w:t xml:space="preserve">schon </w:t>
@@ -3524,23 +3389,7 @@
         <w:spacing w:before="120"/>
       </w:pPr>
       <w:r>
-        <w:t xml:space="preserve">Wir haben gelernt, wie wichtig die richtige Ordnerstruktur und die relativen Pfade sind. Da unsere Seiten in verschiedenen Ordnern liegen, mussten wir genau aufpassen, wann </w:t>
-      </w:r>
-      <w:proofErr w:type="gramStart"/>
-      <w:r>
-        <w:t>wir .</w:t>
-      </w:r>
-      <w:proofErr w:type="gramEnd"/>
-      <w:r>
-        <w:t>/ und wann wir</w:t>
-      </w:r>
-      <w:proofErr w:type="gramStart"/>
-      <w:r>
-        <w:t xml:space="preserve"> ..</w:t>
-      </w:r>
-      <w:proofErr w:type="gramEnd"/>
-      <w:r>
-        <w:t>/ für die Verknüpfung von Bildern und CSS-Dateien verwenden.</w:t>
+        <w:t>Wir haben gelernt, wie wichtig die richtige Ordnerstruktur und die relativen Pfade sind. Da unsere Seiten in verschiedenen Ordnern liegen, mussten wir genau aufpassen, wann wir ./ und wann wir ../ für die Verknüpfung von Bildern und CSS-Dateien verwenden.</w:t>
       </w:r>
     </w:p>
     <w:p>
@@ -3661,14 +3510,12 @@
     </w:p>
     <w:p>
       <w:hyperlink r:id="rId14" w:history="1">
-        <w:proofErr w:type="spellStart"/>
         <w:r>
           <w:rPr>
             <w:rStyle w:val="Hyperlink"/>
           </w:rPr>
           <w:t>Pixabay</w:t>
         </w:r>
-        <w:proofErr w:type="spellEnd"/>
       </w:hyperlink>
     </w:p>
     <w:p>
@@ -3691,19 +3538,16 @@
     </w:p>
     <w:p>
       <w:hyperlink r:id="rId16" w:history="1">
-        <w:proofErr w:type="spellStart"/>
         <w:r>
           <w:rPr>
             <w:rStyle w:val="Hyperlink"/>
           </w:rPr>
           <w:t>Clickomania</w:t>
         </w:r>
-        <w:proofErr w:type="spellEnd"/>
       </w:hyperlink>
     </w:p>
     <w:p>
       <w:hyperlink r:id="rId17" w:history="1">
-        <w:proofErr w:type="spellStart"/>
         <w:r>
           <w:rPr>
             <w:rStyle w:val="Hyperlink"/>
@@ -3722,7 +3566,6 @@
           </w:rPr>
           <w:t>od</w:t>
         </w:r>
-        <w:proofErr w:type="spellEnd"/>
       </w:hyperlink>
       <w:r>
         <w:t xml:space="preserve"> (Webseite</w:t>
@@ -3861,16 +3704,8 @@
           <w:rPr>
             <w:rStyle w:val="Hyperlink"/>
           </w:rPr>
-          <w:t xml:space="preserve">World Wide Web </w:t>
+          <w:t>World Wide Web Consortium</w:t>
         </w:r>
-        <w:proofErr w:type="spellStart"/>
-        <w:r>
-          <w:rPr>
-            <w:rStyle w:val="Hyperlink"/>
-          </w:rPr>
-          <w:t>Consortium</w:t>
-        </w:r>
-        <w:proofErr w:type="spellEnd"/>
       </w:hyperlink>
     </w:p>
     <w:sectPr>

--- a/docu/documentation_mma25b_bachmann_ottiger.docx
+++ b/docu/documentation_mma25b_bachmann_ottiger.docx
@@ -138,7 +138,7 @@
           <w:r>
             <w:fldChar w:fldCharType="separate"/>
           </w:r>
-          <w:hyperlink w:anchor="_Toc231155928" w:history="1">
+          <w:hyperlink w:anchor="_Toc231156467" w:history="1">
             <w:r>
               <w:rPr>
                 <w:rStyle w:val="Hyperlink"/>
@@ -165,7 +165,7 @@
                 <w:noProof/>
                 <w:webHidden/>
               </w:rPr>
-              <w:instrText xml:space="preserve"> PAGEREF _Toc231155928 \h </w:instrText>
+              <w:instrText xml:space="preserve"> PAGEREF _Toc231156467 \h </w:instrText>
             </w:r>
             <w:r>
               <w:rPr>
@@ -211,7 +211,7 @@
               <w14:ligatures w14:val="standardContextual"/>
             </w:rPr>
           </w:pPr>
-          <w:hyperlink w:anchor="_Toc231155929" w:history="1">
+          <w:hyperlink w:anchor="_Toc231156468" w:history="1">
             <w:r>
               <w:rPr>
                 <w:rStyle w:val="Hyperlink"/>
@@ -238,7 +238,7 @@
                 <w:noProof/>
                 <w:webHidden/>
               </w:rPr>
-              <w:instrText xml:space="preserve"> PAGEREF _Toc231155929 \h </w:instrText>
+              <w:instrText xml:space="preserve"> PAGEREF _Toc231156468 \h </w:instrText>
             </w:r>
             <w:r>
               <w:rPr>
@@ -284,7 +284,7 @@
               <w14:ligatures w14:val="standardContextual"/>
             </w:rPr>
           </w:pPr>
-          <w:hyperlink w:anchor="_Toc231155930" w:history="1">
+          <w:hyperlink w:anchor="_Toc231156469" w:history="1">
             <w:r>
               <w:rPr>
                 <w:rStyle w:val="Hyperlink"/>
@@ -311,7 +311,7 @@
                 <w:noProof/>
                 <w:webHidden/>
               </w:rPr>
-              <w:instrText xml:space="preserve"> PAGEREF _Toc231155930 \h </w:instrText>
+              <w:instrText xml:space="preserve"> PAGEREF _Toc231156469 \h </w:instrText>
             </w:r>
             <w:r>
               <w:rPr>
@@ -357,7 +357,7 @@
               <w14:ligatures w14:val="standardContextual"/>
             </w:rPr>
           </w:pPr>
-          <w:hyperlink w:anchor="_Toc231155931" w:history="1">
+          <w:hyperlink w:anchor="_Toc231156470" w:history="1">
             <w:r>
               <w:rPr>
                 <w:rStyle w:val="Hyperlink"/>
@@ -384,7 +384,7 @@
                 <w:noProof/>
                 <w:webHidden/>
               </w:rPr>
-              <w:instrText xml:space="preserve"> PAGEREF _Toc231155931 \h </w:instrText>
+              <w:instrText xml:space="preserve"> PAGEREF _Toc231156470 \h </w:instrText>
             </w:r>
             <w:r>
               <w:rPr>
@@ -430,7 +430,7 @@
               <w14:ligatures w14:val="standardContextual"/>
             </w:rPr>
           </w:pPr>
-          <w:hyperlink w:anchor="_Toc231155932" w:history="1">
+          <w:hyperlink w:anchor="_Toc231156471" w:history="1">
             <w:r>
               <w:rPr>
                 <w:rStyle w:val="Hyperlink"/>
@@ -458,7 +458,7 @@
                 <w:noProof/>
                 <w:webHidden/>
               </w:rPr>
-              <w:instrText xml:space="preserve"> PAGEREF _Toc231155932 \h </w:instrText>
+              <w:instrText xml:space="preserve"> PAGEREF _Toc231156471 \h </w:instrText>
             </w:r>
             <w:r>
               <w:rPr>
@@ -504,7 +504,7 @@
               <w14:ligatures w14:val="standardContextual"/>
             </w:rPr>
           </w:pPr>
-          <w:hyperlink w:anchor="_Toc231155933" w:history="1">
+          <w:hyperlink w:anchor="_Toc231156472" w:history="1">
             <w:r>
               <w:rPr>
                 <w:rStyle w:val="Hyperlink"/>
@@ -532,7 +532,7 @@
                 <w:noProof/>
                 <w:webHidden/>
               </w:rPr>
-              <w:instrText xml:space="preserve"> PAGEREF _Toc231155933 \h </w:instrText>
+              <w:instrText xml:space="preserve"> PAGEREF _Toc231156472 \h </w:instrText>
             </w:r>
             <w:r>
               <w:rPr>
@@ -565,7 +565,7 @@
         </w:p>
         <w:p>
           <w:pPr>
-            <w:pStyle w:val="Verzeichnis3"/>
+            <w:pStyle w:val="Verzeichnis2"/>
             <w:tabs>
               <w:tab w:val="right" w:leader="dot" w:pos="9062"/>
             </w:tabs>
@@ -578,7 +578,7 @@
               <w14:ligatures w14:val="standardContextual"/>
             </w:rPr>
           </w:pPr>
-          <w:hyperlink w:anchor="_Toc231155934" w:history="1">
+          <w:hyperlink w:anchor="_Toc231156473" w:history="1">
             <w:r>
               <w:rPr>
                 <w:rStyle w:val="Hyperlink"/>
@@ -605,7 +605,7 @@
                 <w:noProof/>
                 <w:webHidden/>
               </w:rPr>
-              <w:instrText xml:space="preserve"> PAGEREF _Toc231155934 \h </w:instrText>
+              <w:instrText xml:space="preserve"> PAGEREF _Toc231156473 \h </w:instrText>
             </w:r>
             <w:r>
               <w:rPr>
@@ -638,7 +638,7 @@
         </w:p>
         <w:p>
           <w:pPr>
-            <w:pStyle w:val="Verzeichnis3"/>
+            <w:pStyle w:val="Verzeichnis2"/>
             <w:tabs>
               <w:tab w:val="right" w:leader="dot" w:pos="9062"/>
             </w:tabs>
@@ -651,7 +651,7 @@
               <w14:ligatures w14:val="standardContextual"/>
             </w:rPr>
           </w:pPr>
-          <w:hyperlink w:anchor="_Toc231155935" w:history="1">
+          <w:hyperlink w:anchor="_Toc231156474" w:history="1">
             <w:r>
               <w:rPr>
                 <w:rStyle w:val="Hyperlink"/>
@@ -678,7 +678,7 @@
                 <w:noProof/>
                 <w:webHidden/>
               </w:rPr>
-              <w:instrText xml:space="preserve"> PAGEREF _Toc231155935 \h </w:instrText>
+              <w:instrText xml:space="preserve"> PAGEREF _Toc231156474 \h </w:instrText>
             </w:r>
             <w:r>
               <w:rPr>
@@ -711,7 +711,7 @@
         </w:p>
         <w:p>
           <w:pPr>
-            <w:pStyle w:val="Verzeichnis3"/>
+            <w:pStyle w:val="Verzeichnis2"/>
             <w:tabs>
               <w:tab w:val="right" w:leader="dot" w:pos="9062"/>
             </w:tabs>
@@ -724,7 +724,7 @@
               <w14:ligatures w14:val="standardContextual"/>
             </w:rPr>
           </w:pPr>
-          <w:hyperlink w:anchor="_Toc231155936" w:history="1">
+          <w:hyperlink w:anchor="_Toc231156475" w:history="1">
             <w:r>
               <w:rPr>
                 <w:rStyle w:val="Hyperlink"/>
@@ -751,7 +751,7 @@
                 <w:noProof/>
                 <w:webHidden/>
               </w:rPr>
-              <w:instrText xml:space="preserve"> PAGEREF _Toc231155936 \h </w:instrText>
+              <w:instrText xml:space="preserve"> PAGEREF _Toc231156475 \h </w:instrText>
             </w:r>
             <w:r>
               <w:rPr>
@@ -784,7 +784,7 @@
         </w:p>
         <w:p>
           <w:pPr>
-            <w:pStyle w:val="Verzeichnis3"/>
+            <w:pStyle w:val="Verzeichnis2"/>
             <w:tabs>
               <w:tab w:val="right" w:leader="dot" w:pos="9062"/>
             </w:tabs>
@@ -797,7 +797,7 @@
               <w14:ligatures w14:val="standardContextual"/>
             </w:rPr>
           </w:pPr>
-          <w:hyperlink w:anchor="_Toc231155937" w:history="1">
+          <w:hyperlink w:anchor="_Toc231156476" w:history="1">
             <w:r>
               <w:rPr>
                 <w:rStyle w:val="Hyperlink"/>
@@ -824,7 +824,7 @@
                 <w:noProof/>
                 <w:webHidden/>
               </w:rPr>
-              <w:instrText xml:space="preserve"> PAGEREF _Toc231155937 \h </w:instrText>
+              <w:instrText xml:space="preserve"> PAGEREF _Toc231156476 \h </w:instrText>
             </w:r>
             <w:r>
               <w:rPr>
@@ -857,7 +857,7 @@
         </w:p>
         <w:p>
           <w:pPr>
-            <w:pStyle w:val="Verzeichnis3"/>
+            <w:pStyle w:val="Verzeichnis2"/>
             <w:tabs>
               <w:tab w:val="right" w:leader="dot" w:pos="9062"/>
             </w:tabs>
@@ -870,7 +870,7 @@
               <w14:ligatures w14:val="standardContextual"/>
             </w:rPr>
           </w:pPr>
-          <w:hyperlink w:anchor="_Toc231155938" w:history="1">
+          <w:hyperlink w:anchor="_Toc231156477" w:history="1">
             <w:r>
               <w:rPr>
                 <w:rStyle w:val="Hyperlink"/>
@@ -897,7 +897,7 @@
                 <w:noProof/>
                 <w:webHidden/>
               </w:rPr>
-              <w:instrText xml:space="preserve"> PAGEREF _Toc231155938 \h </w:instrText>
+              <w:instrText xml:space="preserve"> PAGEREF _Toc231156477 \h </w:instrText>
             </w:r>
             <w:r>
               <w:rPr>
@@ -930,7 +930,7 @@
         </w:p>
         <w:p>
           <w:pPr>
-            <w:pStyle w:val="Verzeichnis3"/>
+            <w:pStyle w:val="Verzeichnis2"/>
             <w:tabs>
               <w:tab w:val="right" w:leader="dot" w:pos="9062"/>
             </w:tabs>
@@ -943,7 +943,7 @@
               <w14:ligatures w14:val="standardContextual"/>
             </w:rPr>
           </w:pPr>
-          <w:hyperlink w:anchor="_Toc231155939" w:history="1">
+          <w:hyperlink w:anchor="_Toc231156478" w:history="1">
             <w:r>
               <w:rPr>
                 <w:rStyle w:val="Hyperlink"/>
@@ -970,7 +970,7 @@
                 <w:noProof/>
                 <w:webHidden/>
               </w:rPr>
-              <w:instrText xml:space="preserve"> PAGEREF _Toc231155939 \h </w:instrText>
+              <w:instrText xml:space="preserve"> PAGEREF _Toc231156478 \h </w:instrText>
             </w:r>
             <w:r>
               <w:rPr>
@@ -1003,7 +1003,7 @@
         </w:p>
         <w:p>
           <w:pPr>
-            <w:pStyle w:val="Verzeichnis3"/>
+            <w:pStyle w:val="Verzeichnis2"/>
             <w:tabs>
               <w:tab w:val="right" w:leader="dot" w:pos="9062"/>
             </w:tabs>
@@ -1016,7 +1016,7 @@
               <w14:ligatures w14:val="standardContextual"/>
             </w:rPr>
           </w:pPr>
-          <w:hyperlink w:anchor="_Toc231155940" w:history="1">
+          <w:hyperlink w:anchor="_Toc231156479" w:history="1">
             <w:r>
               <w:rPr>
                 <w:rStyle w:val="Hyperlink"/>
@@ -1043,7 +1043,7 @@
                 <w:noProof/>
                 <w:webHidden/>
               </w:rPr>
-              <w:instrText xml:space="preserve"> PAGEREF _Toc231155940 \h </w:instrText>
+              <w:instrText xml:space="preserve"> PAGEREF _Toc231156479 \h </w:instrText>
             </w:r>
             <w:r>
               <w:rPr>
@@ -1076,7 +1076,7 @@
         </w:p>
         <w:p>
           <w:pPr>
-            <w:pStyle w:val="Verzeichnis3"/>
+            <w:pStyle w:val="Verzeichnis2"/>
             <w:tabs>
               <w:tab w:val="right" w:leader="dot" w:pos="9062"/>
             </w:tabs>
@@ -1089,7 +1089,7 @@
               <w14:ligatures w14:val="standardContextual"/>
             </w:rPr>
           </w:pPr>
-          <w:hyperlink w:anchor="_Toc231155941" w:history="1">
+          <w:hyperlink w:anchor="_Toc231156480" w:history="1">
             <w:r>
               <w:rPr>
                 <w:rStyle w:val="Hyperlink"/>
@@ -1116,7 +1116,7 @@
                 <w:noProof/>
                 <w:webHidden/>
               </w:rPr>
-              <w:instrText xml:space="preserve"> PAGEREF _Toc231155941 \h </w:instrText>
+              <w:instrText xml:space="preserve"> PAGEREF _Toc231156480 \h </w:instrText>
             </w:r>
             <w:r>
               <w:rPr>
@@ -1174,7 +1174,7 @@
       <w:pPr>
         <w:pStyle w:val="berschrift2"/>
       </w:pPr>
-      <w:bookmarkStart w:id="0" w:name="_Toc231155928"/>
+      <w:bookmarkStart w:id="0" w:name="_Toc231156467"/>
       <w:r>
         <w:lastRenderedPageBreak/>
         <w:t>Seiten</w:t>
@@ -1229,7 +1229,7 @@
       <w:pPr>
         <w:pStyle w:val="berschrift2"/>
       </w:pPr>
-      <w:bookmarkStart w:id="1" w:name="_Toc231155929"/>
+      <w:bookmarkStart w:id="1" w:name="_Toc231156468"/>
       <w:r>
         <w:t>Eigenes CSS</w:t>
       </w:r>
@@ -1285,7 +1285,7 @@
       <w:pPr>
         <w:pStyle w:val="berschrift2"/>
       </w:pPr>
-      <w:bookmarkStart w:id="2" w:name="_Toc231155930"/>
+      <w:bookmarkStart w:id="2" w:name="_Toc231156469"/>
       <w:r>
         <w:t>Framework einbinden</w:t>
       </w:r>
@@ -1334,7 +1334,7 @@
       <w:pPr>
         <w:pStyle w:val="berschrift2"/>
       </w:pPr>
-      <w:bookmarkStart w:id="3" w:name="_Toc231155931"/>
+      <w:bookmarkStart w:id="3" w:name="_Toc231156470"/>
       <w:r>
         <w:t>Framework anwenden</w:t>
       </w:r>
@@ -1347,7 +1347,7 @@
           <w:lang w:val="de-DE" w:eastAsia="de-DE"/>
         </w:rPr>
       </w:pPr>
-      <w:bookmarkStart w:id="4" w:name="_Toc231155932"/>
+      <w:bookmarkStart w:id="4" w:name="_Toc231156471"/>
       <w:r>
         <w:rPr>
           <w:lang w:val="de-DE" w:eastAsia="de-DE"/>
@@ -1774,7 +1774,7 @@
           <w:lang w:eastAsia="de-DE"/>
         </w:rPr>
       </w:pPr>
-      <w:bookmarkStart w:id="5" w:name="_Toc231155933"/>
+      <w:bookmarkStart w:id="5" w:name="_Toc231156472"/>
       <w:r>
         <w:rPr>
           <w:lang w:eastAsia="de-DE"/>
@@ -2397,9 +2397,9 @@
     </w:p>
     <w:p>
       <w:pPr>
-        <w:pStyle w:val="berschrift3"/>
-      </w:pPr>
-      <w:bookmarkStart w:id="6" w:name="_Toc231155934"/>
+        <w:pStyle w:val="berschrift2"/>
+      </w:pPr>
+      <w:bookmarkStart w:id="6" w:name="_Toc231156473"/>
       <w:r>
         <w:t>Multimedia Inhalte</w:t>
       </w:r>
@@ -2640,9 +2640,9 @@
     </w:tbl>
     <w:p>
       <w:pPr>
-        <w:pStyle w:val="berschrift3"/>
-      </w:pPr>
-      <w:bookmarkStart w:id="7" w:name="_Toc231155935"/>
+        <w:pStyle w:val="berschrift2"/>
+      </w:pPr>
+      <w:bookmarkStart w:id="7" w:name="_Toc231156474"/>
       <w:r>
         <w:lastRenderedPageBreak/>
         <w:t>Struktur</w:t>
@@ -3194,9 +3194,9 @@
     </w:p>
     <w:p>
       <w:pPr>
-        <w:pStyle w:val="berschrift3"/>
-      </w:pPr>
-      <w:bookmarkStart w:id="8" w:name="_Toc231155936"/>
+        <w:pStyle w:val="berschrift2"/>
+      </w:pPr>
+      <w:bookmarkStart w:id="8" w:name="_Toc231156475"/>
       <w:r>
         <w:t>Zusatz CSS Feature</w:t>
       </w:r>
@@ -3275,9 +3275,9 @@
     <w:p/>
     <w:p>
       <w:pPr>
-        <w:pStyle w:val="berschrift3"/>
-      </w:pPr>
-      <w:bookmarkStart w:id="9" w:name="_Toc231155937"/>
+        <w:pStyle w:val="berschrift2"/>
+      </w:pPr>
+      <w:bookmarkStart w:id="9" w:name="_Toc231156476"/>
       <w:r>
         <w:lastRenderedPageBreak/>
         <w:t>Übergabehinweise</w:t>
@@ -3304,11 +3304,12 @@
         <w:t>Wir haben darauf geachtet, den Code übersichtlich zu strukturieren. Statt überall nur Standard-&lt;div&gt;-Tags zu verwenden, haben wir semantische Elemente wie &lt;main&gt;, &lt;section&gt;, &lt;article&gt; und &lt;header&gt; benutzt. Das sollte bei der Weiterentwicklung so fortgeführt werden.</w:t>
       </w:r>
     </w:p>
-    <w:p>
-      <w:pPr>
-        <w:pStyle w:val="berschrift3"/>
-      </w:pPr>
-      <w:bookmarkStart w:id="10" w:name="_Toc231155938"/>
+    <w:p/>
+    <w:p>
+      <w:pPr>
+        <w:pStyle w:val="berschrift2"/>
+      </w:pPr>
+      <w:bookmarkStart w:id="10" w:name="_Toc231156477"/>
       <w:r>
         <w:t>Zukünftige Ausbaumöglichkeiten</w:t>
       </w:r>
@@ -3322,9 +3323,9 @@
     <w:p/>
     <w:p>
       <w:pPr>
-        <w:pStyle w:val="berschrift3"/>
-      </w:pPr>
-      <w:bookmarkStart w:id="11" w:name="_Toc231155939"/>
+        <w:pStyle w:val="berschrift2"/>
+      </w:pPr>
+      <w:bookmarkStart w:id="11" w:name="_Toc231156478"/>
       <w:r>
         <w:t>Lessons Learned</w:t>
       </w:r>
@@ -3413,9 +3414,9 @@
     </w:p>
     <w:p>
       <w:pPr>
-        <w:pStyle w:val="berschrift3"/>
-      </w:pPr>
-      <w:bookmarkStart w:id="12" w:name="_Toc231155940"/>
+        <w:pStyle w:val="berschrift2"/>
+      </w:pPr>
+      <w:bookmarkStart w:id="12" w:name="_Toc231156479"/>
       <w:r>
         <w:lastRenderedPageBreak/>
         <w:t>Selbstständigkeitserklärung</w:t>
@@ -3469,9 +3470,9 @@
     <w:p/>
     <w:p>
       <w:pPr>
-        <w:pStyle w:val="berschrift3"/>
-      </w:pPr>
-      <w:bookmarkStart w:id="13" w:name="_Toc231155941"/>
+        <w:pStyle w:val="berschrift2"/>
+      </w:pPr>
+      <w:bookmarkStart w:id="13" w:name="_Toc231156480"/>
       <w:r>
         <w:t>Quellen</w:t>
       </w:r>

--- a/docu/documentation_mma25b_bachmann_ottiger.docx
+++ b/docu/documentation_mma25b_bachmann_ottiger.docx
@@ -1718,7 +1718,7 @@
               <w:rPr>
                 <w:lang w:val="de-DE" w:eastAsia="de-DE"/>
               </w:rPr>
-              <w:t>7</w:t>
+              <w:t>8</w:t>
             </w:r>
             <w:r>
               <w:rPr>
@@ -1730,31 +1730,31 @@
               <w:rPr>
                 <w:lang w:val="de-DE" w:eastAsia="de-DE"/>
               </w:rPr>
-              <w:t>7</w:t>
-            </w:r>
-            <w:r>
-              <w:rPr>
-                <w:lang w:val="de-DE" w:eastAsia="de-DE"/>
-              </w:rPr>
-              <w:t>, 12</w:t>
-            </w:r>
-            <w:r>
-              <w:rPr>
-                <w:lang w:val="de-DE" w:eastAsia="de-DE"/>
-              </w:rPr>
-              <w:t>7</w:t>
-            </w:r>
-            <w:r>
-              <w:rPr>
-                <w:lang w:val="de-DE" w:eastAsia="de-DE"/>
-              </w:rPr>
-              <w:t>, 13</w:t>
-            </w:r>
-            <w:r>
-              <w:rPr>
-                <w:lang w:val="de-DE" w:eastAsia="de-DE"/>
-              </w:rPr>
-              <w:t>7</w:t>
+              <w:t>9</w:t>
+            </w:r>
+            <w:r>
+              <w:rPr>
+                <w:lang w:val="de-DE" w:eastAsia="de-DE"/>
+              </w:rPr>
+              <w:t>, 1</w:t>
+            </w:r>
+            <w:r>
+              <w:rPr>
+                <w:lang w:val="de-DE" w:eastAsia="de-DE"/>
+              </w:rPr>
+              <w:t>30</w:t>
+            </w:r>
+            <w:r>
+              <w:rPr>
+                <w:lang w:val="de-DE" w:eastAsia="de-DE"/>
+              </w:rPr>
+              <w:t>, 1</w:t>
+            </w:r>
+            <w:r>
+              <w:rPr>
+                <w:lang w:val="de-DE" w:eastAsia="de-DE"/>
+              </w:rPr>
+              <w:t>41</w:t>
             </w:r>
           </w:p>
         </w:tc>
@@ -2204,7 +2204,7 @@
               <w:rPr>
                 <w:lang w:val="en-US" w:eastAsia="de-DE"/>
               </w:rPr>
-              <w:t>56</w:t>
+              <w:t>62</w:t>
             </w:r>
           </w:p>
         </w:tc>
@@ -2267,49 +2267,49 @@
               <w:rPr>
                 <w:lang w:eastAsia="de-DE"/>
               </w:rPr>
+              <w:t>1</w:t>
+            </w:r>
+            <w:r>
+              <w:rPr>
+                <w:lang w:eastAsia="de-DE"/>
+              </w:rPr>
               <w:t>10</w:t>
             </w:r>
             <w:r>
               <w:rPr>
                 <w:lang w:eastAsia="de-DE"/>
               </w:rPr>
-              <w:t>9</w:t>
+              <w:t>, 1</w:t>
             </w:r>
             <w:r>
               <w:rPr>
                 <w:lang w:eastAsia="de-DE"/>
               </w:rPr>
-              <w:t>, 11</w:t>
+              <w:t>21</w:t>
             </w:r>
             <w:r>
               <w:rPr>
                 <w:lang w:eastAsia="de-DE"/>
               </w:rPr>
-              <w:t>9</w:t>
+              <w:t>, 1</w:t>
             </w:r>
             <w:r>
               <w:rPr>
                 <w:lang w:eastAsia="de-DE"/>
               </w:rPr>
-              <w:t>, 12</w:t>
+              <w:t>32</w:t>
             </w:r>
             <w:r>
               <w:rPr>
                 <w:lang w:eastAsia="de-DE"/>
               </w:rPr>
-              <w:t>9</w:t>
+              <w:t xml:space="preserve"> &amp; 1</w:t>
             </w:r>
             <w:r>
               <w:rPr>
                 <w:lang w:eastAsia="de-DE"/>
               </w:rPr>
-              <w:t xml:space="preserve"> &amp; 13</w:t>
-            </w:r>
-            <w:r>
-              <w:rPr>
-                <w:lang w:eastAsia="de-DE"/>
-              </w:rPr>
-              <w:t>9</w:t>
+              <w:t>43</w:t>
             </w:r>
           </w:p>
         </w:tc>
@@ -3029,9 +3029,9 @@
                 <w:noProof/>
               </w:rPr>
               <w:drawing>
-                <wp:inline distT="0" distB="0" distL="0" distR="0" wp14:anchorId="0977D3E3" wp14:editId="550857AC">
-                  <wp:extent cx="2484120" cy="4707890"/>
-                  <wp:effectExtent l="0" t="0" r="0" b="0"/>
+                <wp:inline distT="0" distB="0" distL="0" distR="0" wp14:anchorId="0977D3E3" wp14:editId="32902F06">
+                  <wp:extent cx="2340179" cy="4707890"/>
+                  <wp:effectExtent l="0" t="0" r="3175" b="0"/>
                   <wp:docPr id="34678049" name="Grafik 1"/>
                   <wp:cNvGraphicFramePr>
                     <a:graphicFrameLocks xmlns:a="http://schemas.openxmlformats.org/drawingml/2006/main" noChangeAspect="1"/>
@@ -3040,7 +3040,7 @@
                     <a:graphicData uri="http://schemas.openxmlformats.org/drawingml/2006/picture">
                       <pic:pic xmlns:pic="http://schemas.openxmlformats.org/drawingml/2006/picture">
                         <pic:nvPicPr>
-                          <pic:cNvPr id="34678049" name=""/>
+                          <pic:cNvPr id="34678049" name="Grafik 1"/>
                           <pic:cNvPicPr/>
                         </pic:nvPicPr>
                         <pic:blipFill>
@@ -3058,7 +3058,7 @@
                         <pic:spPr>
                           <a:xfrm>
                             <a:off x="0" y="0"/>
-                            <a:ext cx="2484120" cy="4707890"/>
+                            <a:ext cx="2340179" cy="4707890"/>
                           </a:xfrm>
                           <a:prstGeom prst="rect">
                             <a:avLst/>
@@ -3553,77 +3553,45 @@
           <w:rPr>
             <w:rStyle w:val="Hyperlink"/>
           </w:rPr>
-          <w:t>Intelligentf</w:t>
+          <w:t>Intelligentfood</w:t>
         </w:r>
+      </w:hyperlink>
+      <w:r>
+        <w:t xml:space="preserve"> (Webseite</w:t>
+      </w:r>
+      <w:r>
+        <w:t>nabschnitt</w:t>
+      </w:r>
+      <w:r>
+        <w:t xml:space="preserve"> </w:t>
+      </w:r>
+      <w:r>
+        <w:t xml:space="preserve">leider </w:t>
+      </w:r>
+      <w:r>
+        <w:t>nicht mehr e</w:t>
+      </w:r>
+      <w:r>
+        <w:t>rreichbar)</w:t>
+      </w:r>
+    </w:p>
+    <w:p/>
+    <w:p>
+      <w:r>
+        <w:t>Favicon</w:t>
+      </w:r>
+    </w:p>
+    <w:p>
+      <w:hyperlink r:id="rId18" w:history="1">
         <w:r>
           <w:rPr>
             <w:rStyle w:val="Hyperlink"/>
           </w:rPr>
-          <w:t>o</w:t>
-        </w:r>
-        <w:r>
-          <w:rPr>
-            <w:rStyle w:val="Hyperlink"/>
-          </w:rPr>
-          <w:t>od</w:t>
-        </w:r>
-      </w:hyperlink>
-      <w:r>
-        <w:t xml:space="preserve"> (Webseite</w:t>
-      </w:r>
-      <w:r>
-        <w:t>nabschnitt</w:t>
-      </w:r>
-      <w:r>
-        <w:t xml:space="preserve"> </w:t>
-      </w:r>
-      <w:r>
-        <w:t xml:space="preserve">leider </w:t>
-      </w:r>
-      <w:r>
-        <w:t>nicht mehr e</w:t>
-      </w:r>
-      <w:r>
-        <w:t>rreichbar)</w:t>
-      </w:r>
-    </w:p>
-    <w:p/>
-    <w:p>
-      <w:pPr>
-        <w:rPr>
-          <w:lang w:val="en-US"/>
-        </w:rPr>
-      </w:pPr>
-      <w:r>
-        <w:rPr>
-          <w:lang w:val="en-US"/>
-        </w:rPr>
-        <w:t>Favicon</w:t>
-      </w:r>
-    </w:p>
-    <w:p>
-      <w:pPr>
-        <w:rPr>
-          <w:lang w:val="en-US"/>
-        </w:rPr>
-      </w:pPr>
-      <w:hyperlink r:id="rId18" w:history="1">
-        <w:r>
-          <w:rPr>
-            <w:rStyle w:val="Hyperlink"/>
-            <w:lang w:val="en-US"/>
-          </w:rPr>
           <w:t>Chat GPT</w:t>
         </w:r>
       </w:hyperlink>
     </w:p>
-    <w:p>
-      <w:pPr>
-        <w:rPr>
-          <w:lang w:val="en-US"/>
-        </w:rPr>
-      </w:pPr>
-    </w:p>
+    <w:p/>
     <w:p>
       <w:r>
         <w:t>Unterstützung bei der Fehlersuche und Fehlerbehebung im Code</w:t>
@@ -3671,10 +3639,7 @@
     <w:p/>
     <w:p>
       <w:r>
-        <w:t>Audio</w:t>
-      </w:r>
-      <w:r>
-        <w:t>:</w:t>
+        <w:t>Audio:</w:t>
       </w:r>
     </w:p>
     <w:p>
@@ -4996,6 +4961,7 @@
   <w:style w:type="character" w:default="1" w:styleId="Absatz-Standardschriftart">
     <w:name w:val="Default Paragraph Font"/>
     <w:uiPriority w:val="1"/>
+    <w:semiHidden/>
     <w:unhideWhenUsed/>
   </w:style>
   <w:style w:type="table" w:default="1" w:styleId="NormaleTabelle">

--- a/docu/documentation_mma25b_bachmann_ottiger.docx
+++ b/docu/documentation_mma25b_bachmann_ottiger.docx
@@ -138,7 +138,7 @@
           <w:r>
             <w:fldChar w:fldCharType="separate"/>
           </w:r>
-          <w:hyperlink w:anchor="_Toc231156467" w:history="1">
+          <w:hyperlink w:anchor="_Toc231157430" w:history="1">
             <w:r>
               <w:rPr>
                 <w:rStyle w:val="Hyperlink"/>
@@ -165,7 +165,7 @@
                 <w:noProof/>
                 <w:webHidden/>
               </w:rPr>
-              <w:instrText xml:space="preserve"> PAGEREF _Toc231156467 \h </w:instrText>
+              <w:instrText xml:space="preserve"> PAGEREF _Toc231157430 \h </w:instrText>
             </w:r>
             <w:r>
               <w:rPr>
@@ -211,7 +211,7 @@
               <w14:ligatures w14:val="standardContextual"/>
             </w:rPr>
           </w:pPr>
-          <w:hyperlink w:anchor="_Toc231156468" w:history="1">
+          <w:hyperlink w:anchor="_Toc231157431" w:history="1">
             <w:r>
               <w:rPr>
                 <w:rStyle w:val="Hyperlink"/>
@@ -238,7 +238,7 @@
                 <w:noProof/>
                 <w:webHidden/>
               </w:rPr>
-              <w:instrText xml:space="preserve"> PAGEREF _Toc231156468 \h </w:instrText>
+              <w:instrText xml:space="preserve"> PAGEREF _Toc231157431 \h </w:instrText>
             </w:r>
             <w:r>
               <w:rPr>
@@ -284,7 +284,7 @@
               <w14:ligatures w14:val="standardContextual"/>
             </w:rPr>
           </w:pPr>
-          <w:hyperlink w:anchor="_Toc231156469" w:history="1">
+          <w:hyperlink w:anchor="_Toc231157432" w:history="1">
             <w:r>
               <w:rPr>
                 <w:rStyle w:val="Hyperlink"/>
@@ -311,7 +311,7 @@
                 <w:noProof/>
                 <w:webHidden/>
               </w:rPr>
-              <w:instrText xml:space="preserve"> PAGEREF _Toc231156469 \h </w:instrText>
+              <w:instrText xml:space="preserve"> PAGEREF _Toc231157432 \h </w:instrText>
             </w:r>
             <w:r>
               <w:rPr>
@@ -357,7 +357,7 @@
               <w14:ligatures w14:val="standardContextual"/>
             </w:rPr>
           </w:pPr>
-          <w:hyperlink w:anchor="_Toc231156470" w:history="1">
+          <w:hyperlink w:anchor="_Toc231157433" w:history="1">
             <w:r>
               <w:rPr>
                 <w:rStyle w:val="Hyperlink"/>
@@ -384,7 +384,7 @@
                 <w:noProof/>
                 <w:webHidden/>
               </w:rPr>
-              <w:instrText xml:space="preserve"> PAGEREF _Toc231156470 \h </w:instrText>
+              <w:instrText xml:space="preserve"> PAGEREF _Toc231157433 \h </w:instrText>
             </w:r>
             <w:r>
               <w:rPr>
@@ -430,7 +430,7 @@
               <w14:ligatures w14:val="standardContextual"/>
             </w:rPr>
           </w:pPr>
-          <w:hyperlink w:anchor="_Toc231156471" w:history="1">
+          <w:hyperlink w:anchor="_Toc231157434" w:history="1">
             <w:r>
               <w:rPr>
                 <w:rStyle w:val="Hyperlink"/>
@@ -458,7 +458,7 @@
                 <w:noProof/>
                 <w:webHidden/>
               </w:rPr>
-              <w:instrText xml:space="preserve"> PAGEREF _Toc231156471 \h </w:instrText>
+              <w:instrText xml:space="preserve"> PAGEREF _Toc231157434 \h </w:instrText>
             </w:r>
             <w:r>
               <w:rPr>
@@ -504,7 +504,7 @@
               <w14:ligatures w14:val="standardContextual"/>
             </w:rPr>
           </w:pPr>
-          <w:hyperlink w:anchor="_Toc231156472" w:history="1">
+          <w:hyperlink w:anchor="_Toc231157435" w:history="1">
             <w:r>
               <w:rPr>
                 <w:rStyle w:val="Hyperlink"/>
@@ -532,7 +532,7 @@
                 <w:noProof/>
                 <w:webHidden/>
               </w:rPr>
-              <w:instrText xml:space="preserve"> PAGEREF _Toc231156472 \h </w:instrText>
+              <w:instrText xml:space="preserve"> PAGEREF _Toc231157435 \h </w:instrText>
             </w:r>
             <w:r>
               <w:rPr>
@@ -578,7 +578,7 @@
               <w14:ligatures w14:val="standardContextual"/>
             </w:rPr>
           </w:pPr>
-          <w:hyperlink w:anchor="_Toc231156473" w:history="1">
+          <w:hyperlink w:anchor="_Toc231157436" w:history="1">
             <w:r>
               <w:rPr>
                 <w:rStyle w:val="Hyperlink"/>
@@ -605,7 +605,7 @@
                 <w:noProof/>
                 <w:webHidden/>
               </w:rPr>
-              <w:instrText xml:space="preserve"> PAGEREF _Toc231156473 \h </w:instrText>
+              <w:instrText xml:space="preserve"> PAGEREF _Toc231157436 \h </w:instrText>
             </w:r>
             <w:r>
               <w:rPr>
@@ -651,7 +651,7 @@
               <w14:ligatures w14:val="standardContextual"/>
             </w:rPr>
           </w:pPr>
-          <w:hyperlink w:anchor="_Toc231156474" w:history="1">
+          <w:hyperlink w:anchor="_Toc231157437" w:history="1">
             <w:r>
               <w:rPr>
                 <w:rStyle w:val="Hyperlink"/>
@@ -678,7 +678,7 @@
                 <w:noProof/>
                 <w:webHidden/>
               </w:rPr>
-              <w:instrText xml:space="preserve"> PAGEREF _Toc231156474 \h </w:instrText>
+              <w:instrText xml:space="preserve"> PAGEREF _Toc231157437 \h </w:instrText>
             </w:r>
             <w:r>
               <w:rPr>
@@ -724,7 +724,7 @@
               <w14:ligatures w14:val="standardContextual"/>
             </w:rPr>
           </w:pPr>
-          <w:hyperlink w:anchor="_Toc231156475" w:history="1">
+          <w:hyperlink w:anchor="_Toc231157438" w:history="1">
             <w:r>
               <w:rPr>
                 <w:rStyle w:val="Hyperlink"/>
@@ -751,7 +751,7 @@
                 <w:noProof/>
                 <w:webHidden/>
               </w:rPr>
-              <w:instrText xml:space="preserve"> PAGEREF _Toc231156475 \h </w:instrText>
+              <w:instrText xml:space="preserve"> PAGEREF _Toc231157438 \h </w:instrText>
             </w:r>
             <w:r>
               <w:rPr>
@@ -797,7 +797,7 @@
               <w14:ligatures w14:val="standardContextual"/>
             </w:rPr>
           </w:pPr>
-          <w:hyperlink w:anchor="_Toc231156476" w:history="1">
+          <w:hyperlink w:anchor="_Toc231157439" w:history="1">
             <w:r>
               <w:rPr>
                 <w:rStyle w:val="Hyperlink"/>
@@ -824,7 +824,7 @@
                 <w:noProof/>
                 <w:webHidden/>
               </w:rPr>
-              <w:instrText xml:space="preserve"> PAGEREF _Toc231156476 \h </w:instrText>
+              <w:instrText xml:space="preserve"> PAGEREF _Toc231157439 \h </w:instrText>
             </w:r>
             <w:r>
               <w:rPr>
@@ -870,7 +870,7 @@
               <w14:ligatures w14:val="standardContextual"/>
             </w:rPr>
           </w:pPr>
-          <w:hyperlink w:anchor="_Toc231156477" w:history="1">
+          <w:hyperlink w:anchor="_Toc231157440" w:history="1">
             <w:r>
               <w:rPr>
                 <w:rStyle w:val="Hyperlink"/>
@@ -897,7 +897,7 @@
                 <w:noProof/>
                 <w:webHidden/>
               </w:rPr>
-              <w:instrText xml:space="preserve"> PAGEREF _Toc231156477 \h </w:instrText>
+              <w:instrText xml:space="preserve"> PAGEREF _Toc231157440 \h </w:instrText>
             </w:r>
             <w:r>
               <w:rPr>
@@ -943,7 +943,7 @@
               <w14:ligatures w14:val="standardContextual"/>
             </w:rPr>
           </w:pPr>
-          <w:hyperlink w:anchor="_Toc231156478" w:history="1">
+          <w:hyperlink w:anchor="_Toc231157441" w:history="1">
             <w:r>
               <w:rPr>
                 <w:rStyle w:val="Hyperlink"/>
@@ -970,7 +970,7 @@
                 <w:noProof/>
                 <w:webHidden/>
               </w:rPr>
-              <w:instrText xml:space="preserve"> PAGEREF _Toc231156478 \h </w:instrText>
+              <w:instrText xml:space="preserve"> PAGEREF _Toc231157441 \h </w:instrText>
             </w:r>
             <w:r>
               <w:rPr>
@@ -1016,7 +1016,7 @@
               <w14:ligatures w14:val="standardContextual"/>
             </w:rPr>
           </w:pPr>
-          <w:hyperlink w:anchor="_Toc231156479" w:history="1">
+          <w:hyperlink w:anchor="_Toc231157442" w:history="1">
             <w:r>
               <w:rPr>
                 <w:rStyle w:val="Hyperlink"/>
@@ -1043,7 +1043,7 @@
                 <w:noProof/>
                 <w:webHidden/>
               </w:rPr>
-              <w:instrText xml:space="preserve"> PAGEREF _Toc231156479 \h </w:instrText>
+              <w:instrText xml:space="preserve"> PAGEREF _Toc231157442 \h </w:instrText>
             </w:r>
             <w:r>
               <w:rPr>
@@ -1089,7 +1089,7 @@
               <w14:ligatures w14:val="standardContextual"/>
             </w:rPr>
           </w:pPr>
-          <w:hyperlink w:anchor="_Toc231156480" w:history="1">
+          <w:hyperlink w:anchor="_Toc231157443" w:history="1">
             <w:r>
               <w:rPr>
                 <w:rStyle w:val="Hyperlink"/>
@@ -1116,7 +1116,7 @@
                 <w:noProof/>
                 <w:webHidden/>
               </w:rPr>
-              <w:instrText xml:space="preserve"> PAGEREF _Toc231156480 \h </w:instrText>
+              <w:instrText xml:space="preserve"> PAGEREF _Toc231157443 \h </w:instrText>
             </w:r>
             <w:r>
               <w:rPr>
@@ -1174,7 +1174,7 @@
       <w:pPr>
         <w:pStyle w:val="berschrift2"/>
       </w:pPr>
-      <w:bookmarkStart w:id="0" w:name="_Toc231156467"/>
+      <w:bookmarkStart w:id="0" w:name="_Toc231157430"/>
       <w:r>
         <w:lastRenderedPageBreak/>
         <w:t>Seiten</w:t>
@@ -1229,7 +1229,7 @@
       <w:pPr>
         <w:pStyle w:val="berschrift2"/>
       </w:pPr>
-      <w:bookmarkStart w:id="1" w:name="_Toc231156468"/>
+      <w:bookmarkStart w:id="1" w:name="_Toc231157431"/>
       <w:r>
         <w:t>Eigenes CSS</w:t>
       </w:r>
@@ -1285,7 +1285,7 @@
       <w:pPr>
         <w:pStyle w:val="berschrift2"/>
       </w:pPr>
-      <w:bookmarkStart w:id="2" w:name="_Toc231156469"/>
+      <w:bookmarkStart w:id="2" w:name="_Toc231157432"/>
       <w:r>
         <w:t>Framework einbinden</w:t>
       </w:r>
@@ -1334,7 +1334,7 @@
       <w:pPr>
         <w:pStyle w:val="berschrift2"/>
       </w:pPr>
-      <w:bookmarkStart w:id="3" w:name="_Toc231156470"/>
+      <w:bookmarkStart w:id="3" w:name="_Toc231157433"/>
       <w:r>
         <w:t>Framework anwenden</w:t>
       </w:r>
@@ -1347,7 +1347,7 @@
           <w:lang w:val="de-DE" w:eastAsia="de-DE"/>
         </w:rPr>
       </w:pPr>
-      <w:bookmarkStart w:id="4" w:name="_Toc231156471"/>
+      <w:bookmarkStart w:id="4" w:name="_Toc231157434"/>
       <w:r>
         <w:rPr>
           <w:lang w:val="de-DE" w:eastAsia="de-DE"/>
@@ -1774,7 +1774,7 @@
           <w:lang w:eastAsia="de-DE"/>
         </w:rPr>
       </w:pPr>
-      <w:bookmarkStart w:id="5" w:name="_Toc231156472"/>
+      <w:bookmarkStart w:id="5" w:name="_Toc231157435"/>
       <w:r>
         <w:rPr>
           <w:lang w:eastAsia="de-DE"/>
@@ -2399,7 +2399,7 @@
       <w:pPr>
         <w:pStyle w:val="berschrift2"/>
       </w:pPr>
-      <w:bookmarkStart w:id="6" w:name="_Toc231156473"/>
+      <w:bookmarkStart w:id="6" w:name="_Toc231157436"/>
       <w:r>
         <w:t>Multimedia Inhalte</w:t>
       </w:r>
@@ -2642,7 +2642,7 @@
       <w:pPr>
         <w:pStyle w:val="berschrift2"/>
       </w:pPr>
-      <w:bookmarkStart w:id="7" w:name="_Toc231156474"/>
+      <w:bookmarkStart w:id="7" w:name="_Toc231157437"/>
       <w:r>
         <w:lastRenderedPageBreak/>
         <w:t>Struktur</w:t>
@@ -3196,7 +3196,7 @@
       <w:pPr>
         <w:pStyle w:val="berschrift2"/>
       </w:pPr>
-      <w:bookmarkStart w:id="8" w:name="_Toc231156475"/>
+      <w:bookmarkStart w:id="8" w:name="_Toc231157438"/>
       <w:r>
         <w:t>Zusatz CSS Feature</w:t>
       </w:r>
@@ -3277,7 +3277,7 @@
       <w:pPr>
         <w:pStyle w:val="berschrift2"/>
       </w:pPr>
-      <w:bookmarkStart w:id="9" w:name="_Toc231156476"/>
+      <w:bookmarkStart w:id="9" w:name="_Toc231157439"/>
       <w:r>
         <w:lastRenderedPageBreak/>
         <w:t>Übergabehinweise</w:t>
@@ -3309,7 +3309,7 @@
       <w:pPr>
         <w:pStyle w:val="berschrift2"/>
       </w:pPr>
-      <w:bookmarkStart w:id="10" w:name="_Toc231156477"/>
+      <w:bookmarkStart w:id="10" w:name="_Toc231157440"/>
       <w:r>
         <w:t>Zukünftige Ausbaumöglichkeiten</w:t>
       </w:r>
@@ -3325,7 +3325,7 @@
       <w:pPr>
         <w:pStyle w:val="berschrift2"/>
       </w:pPr>
-      <w:bookmarkStart w:id="11" w:name="_Toc231156478"/>
+      <w:bookmarkStart w:id="11" w:name="_Toc231157441"/>
       <w:r>
         <w:t>Lessons Learned</w:t>
       </w:r>
@@ -3416,7 +3416,7 @@
       <w:pPr>
         <w:pStyle w:val="berschrift2"/>
       </w:pPr>
-      <w:bookmarkStart w:id="12" w:name="_Toc231156479"/>
+      <w:bookmarkStart w:id="12" w:name="_Toc231157442"/>
       <w:r>
         <w:lastRenderedPageBreak/>
         <w:t>Selbstständigkeitserklärung</w:t>
@@ -3472,7 +3472,7 @@
       <w:pPr>
         <w:pStyle w:val="berschrift2"/>
       </w:pPr>
-      <w:bookmarkStart w:id="13" w:name="_Toc231156480"/>
+      <w:bookmarkStart w:id="13" w:name="_Toc231157443"/>
       <w:r>
         <w:t>Quellen</w:t>
       </w:r>
@@ -3601,28 +3601,54 @@
       </w:r>
     </w:p>
     <w:p>
+      <w:pPr>
+        <w:rPr>
+          <w:lang w:val="fr-CH"/>
+        </w:rPr>
+      </w:pPr>
       <w:hyperlink r:id="rId19" w:history="1">
         <w:r>
           <w:rPr>
             <w:rStyle w:val="Hyperlink"/>
+            <w:lang w:val="fr-CH"/>
           </w:rPr>
           <w:t>Gemini Ai</w:t>
         </w:r>
       </w:hyperlink>
     </w:p>
     <w:p>
+      <w:pPr>
+        <w:rPr>
+          <w:lang w:val="fr-CH"/>
+        </w:rPr>
+      </w:pPr>
       <w:hyperlink r:id="rId20" w:history="1">
         <w:r>
           <w:rPr>
             <w:rStyle w:val="Hyperlink"/>
+            <w:lang w:val="fr-CH"/>
           </w:rPr>
           <w:t>Chat GPT</w:t>
         </w:r>
       </w:hyperlink>
     </w:p>
-    <w:p/>
-    <w:p>
-      <w:r>
+    <w:p>
+      <w:pPr>
+        <w:rPr>
+          <w:lang w:val="fr-CH"/>
+        </w:rPr>
+      </w:pPr>
+    </w:p>
+    <w:p>
+      <w:pPr>
+        <w:rPr>
+          <w:lang w:val="fr-CH"/>
+        </w:rPr>
+      </w:pPr>
+      <w:r>
+        <w:rPr>
+          <w:lang w:val="fr-CH"/>
+        </w:rPr>
         <w:t>Video:</w:t>
       </w:r>
     </w:p>

--- a/docu/documentation_mma25b_bachmann_ottiger.docx
+++ b/docu/documentation_mma25b_bachmann_ottiger.docx
@@ -2346,14 +2346,38 @@
             <w:pPr>
               <w:cnfStyle w:val="000000000000" w:firstRow="0" w:lastRow="0" w:firstColumn="0" w:lastColumn="0" w:oddVBand="0" w:evenVBand="0" w:oddHBand="0" w:evenHBand="0" w:firstRowFirstColumn="0" w:firstRowLastColumn="0" w:lastRowFirstColumn="0" w:lastRowLastColumn="0"/>
               <w:rPr>
-                <w:lang w:eastAsia="de-DE"/>
-              </w:rPr>
-            </w:pPr>
-            <w:r>
-              <w:rPr>
-                <w:lang w:eastAsia="de-DE"/>
+                <w:lang w:val="en-US" w:eastAsia="de-DE"/>
+              </w:rPr>
+            </w:pPr>
+            <w:r>
+              <w:rPr>
+                <w:lang w:val="en-US" w:eastAsia="de-DE"/>
               </w:rPr>
               <w:t>contact.html</w:t>
+            </w:r>
+            <w:r>
+              <w:rPr>
+                <w:lang w:val="en-US" w:eastAsia="de-DE"/>
+              </w:rPr>
+              <w:t xml:space="preserve"> </w:t>
+            </w:r>
+            <w:r>
+              <w:rPr>
+                <w:lang w:val="en-US" w:eastAsia="de-DE"/>
+              </w:rPr>
+              <w:t xml:space="preserve">&amp; </w:t>
+            </w:r>
+            <w:r>
+              <w:rPr>
+                <w:lang w:val="en-US" w:eastAsia="de-DE"/>
+              </w:rPr>
+              <w:t>flavors.ht</w:t>
+            </w:r>
+            <w:r>
+              <w:rPr>
+                <w:lang w:val="en-US" w:eastAsia="de-DE"/>
+              </w:rPr>
+              <w:t>ml</w:t>
             </w:r>
           </w:p>
         </w:tc>
@@ -2379,6 +2403,12 @@
                 <w:lang w:eastAsia="de-DE"/>
               </w:rPr>
               <w:t>9</w:t>
+            </w:r>
+            <w:r>
+              <w:rPr>
+                <w:lang w:eastAsia="de-DE"/>
+              </w:rPr>
+              <w:t xml:space="preserve"> und 98</w:t>
             </w:r>
           </w:p>
         </w:tc>
@@ -3204,7 +3234,15 @@
     </w:p>
     <w:p>
       <w:r>
-        <w:t xml:space="preserve">Als zusätzliches CSS-Feature wählten wir den Parallax Effekt, welchen wir auf dem </w:t>
+        <w:t xml:space="preserve">Als zusätzliches CSS-Feature wählten wir den </w:t>
+      </w:r>
+      <w:proofErr w:type="spellStart"/>
+      <w:r>
+        <w:t>Parallax</w:t>
+      </w:r>
+      <w:proofErr w:type="spellEnd"/>
+      <w:r>
+        <w:t xml:space="preserve"> Effekt, welchen wir auf dem </w:t>
       </w:r>
     </w:p>
     <w:p>
@@ -3317,7 +3355,15 @@
     </w:p>
     <w:p>
       <w:r>
-        <w:t>Wenn wir mehr Zeit für das Projekt gehabt hätten, würden wir gerne noch weitere Flavor-Sorten entwerfen und deren Details noch ausführlicher beschreiben. Zusätzlich fänden wir es ein cooles Feature, wenn unser Standort direkt mit Google Maps verknüpft wäre, damit man das Büro direkt auf einer interaktiven Karte finden kann.</w:t>
+        <w:t xml:space="preserve">Wenn wir mehr Zeit für das Projekt gehabt hätten, würden wir gerne noch weitere Flavor-Sorten entwerfen und deren Details noch ausführlicher beschreiben. </w:t>
+      </w:r>
+    </w:p>
+    <w:p>
+      <w:pPr>
+        <w:spacing w:before="120"/>
+      </w:pPr>
+      <w:r>
+        <w:t>Zusätzlich fänden wir es ein cooles Feature, wenn unser Standort direkt mit Google Maps verknüpft wäre, damit man das Büro direkt auf einer interaktiven Karte finden kann.</w:t>
       </w:r>
     </w:p>
     <w:p/>
@@ -3418,7 +3464,6 @@
       </w:pPr>
       <w:bookmarkStart w:id="12" w:name="_Toc231157442"/>
       <w:r>
-        <w:lastRenderedPageBreak/>
         <w:t>Selbstständigkeitserklärung</w:t>
       </w:r>
       <w:bookmarkEnd w:id="12"/>
@@ -3682,6 +3727,9 @@
       </w:hyperlink>
       <w:r>
         <w:t xml:space="preserve"> in Audiodatei umwandeln lassen</w:t>
+      </w:r>
+      <w:r>
+        <w:t>.</w:t>
       </w:r>
     </w:p>
     <w:p/>
